--- a/5_semester/Инфокоммуникационные/ИСИС-2.docx
+++ b/5_semester/Инфокоммуникационные/ИСИС-2.docx
@@ -1,6 +1,6 @@
 
 <file path=word/document.xml><?xml version="1.0" encoding="utf-8"?>
-<w:document xmlns:wpc="http://schemas.microsoft.com/office/word/2010/wordprocessingCanvas" xmlns:cx="http://schemas.microsoft.com/office/drawing/2014/chartex" xmlns:cx1="http://schemas.microsoft.com/office/drawing/2015/9/8/chartex" xmlns:cx2="http://schemas.microsoft.com/office/drawing/2015/10/21/chartex" xmlns:cx3="http://schemas.microsoft.com/office/drawing/2016/5/9/chartex" xmlns:cx4="http://schemas.microsoft.com/office/drawing/2016/5/10/chartex" xmlns:cx5="http://schemas.microsoft.com/office/drawing/2016/5/11/chartex" xmlns:cx6="http://schemas.microsoft.com/office/drawing/2016/5/12/chartex" xmlns:cx7="http://schemas.microsoft.com/office/drawing/2016/5/13/chartex" xmlns:cx8="http://schemas.microsoft.com/office/drawing/2016/5/14/chartex" xmlns:mc="http://schemas.openxmlformats.org/markup-compatibility/2006" xmlns:aink="http://schemas.microsoft.com/office/drawing/2016/ink" xmlns:am3d="http://schemas.microsoft.com/office/drawing/2017/model3d" xmlns:o="urn:schemas-microsoft-com:office:office" xmlns:r="http://schemas.openxmlformats.org/officeDocument/2006/relationships" xmlns:m="http://schemas.openxmlformats.org/officeDocument/2006/math" xmlns:v="urn:schemas-microsoft-com:vml" xmlns:wp14="http://schemas.microsoft.com/office/word/2010/wordprocessingDrawing" xmlns:wp="http://schemas.openxmlformats.org/drawingml/2006/wordprocessingDrawing" xmlns:w10="urn:schemas-microsoft-com:office:word" xmlns:w="http://schemas.openxmlformats.org/wordprocessingml/2006/main" xmlns:w14="http://schemas.microsoft.com/office/word/2010/wordml" xmlns:w15="http://schemas.microsoft.com/office/word/2012/wordml" xmlns:w16cid="http://schemas.microsoft.com/office/word/2016/wordml/cid" xmlns:w16se="http://schemas.microsoft.com/office/word/2015/wordml/symex" xmlns:wpg="http://schemas.microsoft.com/office/word/2010/wordprocessingGroup" xmlns:wpi="http://schemas.microsoft.com/office/word/2010/wordprocessingInk" xmlns:wne="http://schemas.microsoft.com/office/word/2006/wordml" xmlns:wps="http://schemas.microsoft.com/office/word/2010/wordprocessingShape" mc:Ignorable="w14 w15 w16se w16cid wp14">
+<w:document xmlns:wpc="http://schemas.microsoft.com/office/word/2010/wordprocessingCanvas" xmlns:cx="http://schemas.microsoft.com/office/drawing/2014/chartex" xmlns:cx1="http://schemas.microsoft.com/office/drawing/2015/9/8/chartex" xmlns:cx2="http://schemas.microsoft.com/office/drawing/2015/10/21/chartex" xmlns:cx3="http://schemas.microsoft.com/office/drawing/2016/5/9/chartex" xmlns:cx4="http://schemas.microsoft.com/office/drawing/2016/5/10/chartex" xmlns:cx5="http://schemas.microsoft.com/office/drawing/2016/5/11/chartex" xmlns:cx6="http://schemas.microsoft.com/office/drawing/2016/5/12/chartex" xmlns:cx7="http://schemas.microsoft.com/office/drawing/2016/5/13/chartex" xmlns:cx8="http://schemas.microsoft.com/office/drawing/2016/5/14/chartex" xmlns:mc="http://schemas.openxmlformats.org/markup-compatibility/2006" xmlns:aink="http://schemas.microsoft.com/office/drawing/2016/ink" xmlns:am3d="http://schemas.microsoft.com/office/drawing/2017/model3d" xmlns:o="urn:schemas-microsoft-com:office:office" xmlns:oel="http://schemas.microsoft.com/office/2019/extlst" xmlns:r="http://schemas.openxmlformats.org/officeDocument/2006/relationships" xmlns:m="http://schemas.openxmlformats.org/officeDocument/2006/math" xmlns:v="urn:schemas-microsoft-com:vml" xmlns:wp14="http://schemas.microsoft.com/office/word/2010/wordprocessingDrawing" xmlns:wp="http://schemas.openxmlformats.org/drawingml/2006/wordprocessingDrawing" xmlns:w10="urn:schemas-microsoft-com:office:word" xmlns:w="http://schemas.openxmlformats.org/wordprocessingml/2006/main" xmlns:w14="http://schemas.microsoft.com/office/word/2010/wordml" xmlns:w15="http://schemas.microsoft.com/office/word/2012/wordml" xmlns:w16cex="http://schemas.microsoft.com/office/word/2018/wordml/cex" xmlns:w16cid="http://schemas.microsoft.com/office/word/2016/wordml/cid" xmlns:w16="http://schemas.microsoft.com/office/word/2018/wordml" xmlns:w16sdtdh="http://schemas.microsoft.com/office/word/2020/wordml/sdtdatahash" xmlns:w16se="http://schemas.microsoft.com/office/word/2015/wordml/symex" xmlns:wpg="http://schemas.microsoft.com/office/word/2010/wordprocessingGroup" xmlns:wpi="http://schemas.microsoft.com/office/word/2010/wordprocessingInk" xmlns:wne="http://schemas.microsoft.com/office/word/2006/wordml" xmlns:wps="http://schemas.microsoft.com/office/word/2010/wordprocessingShape" mc:Ignorable="w14 w15 w16se w16cid w16 w16cex w16sdtdh wp14">
   <w:body>
     <w:p>
       <w:pPr>
@@ -668,7 +668,6 @@
               <w:rPr>
                 <w:rFonts w:ascii="Times New Roman" w:hAnsi="Times New Roman" w:cs="Times New Roman"/>
                 <w:sz w:val="28"/>
-                <w:lang w:val="en-US"/>
               </w:rPr>
             </w:pPr>
             <w:r>
@@ -2023,8 +2022,6 @@
         </w:rPr>
         <w:br w:type="page"/>
       </w:r>
-      <w:bookmarkStart w:id="3" w:name="_GoBack"/>
-      <w:bookmarkEnd w:id="3"/>
     </w:p>
     <w:p>
       <w:pPr>
@@ -2038,7 +2035,7 @@
           <w:szCs w:val="28"/>
         </w:rPr>
       </w:pPr>
-      <w:bookmarkStart w:id="4" w:name="_Toc212846555"/>
+      <w:bookmarkStart w:id="3" w:name="_Toc212846555"/>
       <w:r>
         <w:rPr>
           <w:b/>
@@ -2059,7 +2056,7 @@
         </w:rPr>
         <w:t>Цель работы</w:t>
       </w:r>
-      <w:bookmarkEnd w:id="4"/>
+      <w:bookmarkEnd w:id="3"/>
     </w:p>
     <w:p>
       <w:pPr>
@@ -2105,17 +2102,8 @@
           <w:sz w:val="28"/>
           <w:szCs w:val="28"/>
         </w:rPr>
-        <w:t xml:space="preserve"> протокольных блоков данных, анализируя трафик с помощью утилиты </w:t>
-      </w:r>
-      <w:proofErr w:type="spellStart"/>
-      <w:r>
-        <w:rPr>
-          <w:sz w:val="28"/>
-          <w:szCs w:val="28"/>
-        </w:rPr>
-        <w:t>Wireshark</w:t>
-      </w:r>
-      <w:proofErr w:type="spellEnd"/>
+        <w:t xml:space="preserve"> протокольных блоков данных, анализируя трафик с помощью утилиты Wireshark</w:t>
+      </w:r>
       <w:r>
         <w:rPr>
           <w:sz w:val="28"/>
@@ -2145,8 +2133,8 @@
           <w:szCs w:val="28"/>
         </w:rPr>
       </w:pPr>
+      <w:bookmarkStart w:id="4" w:name="_Toc212846556"/>
       <w:bookmarkStart w:id="5" w:name="_Toc145966786"/>
-      <w:bookmarkStart w:id="6" w:name="_Toc212846556"/>
       <w:r>
         <w:rPr>
           <w:b/>
@@ -2175,7 +2163,7 @@
         </w:rPr>
         <w:t xml:space="preserve"> и исходные данные</w:t>
       </w:r>
-      <w:bookmarkEnd w:id="6"/>
+      <w:bookmarkEnd w:id="4"/>
     </w:p>
     <w:p>
       <w:pPr>
@@ -2222,55 +2210,7 @@
           <w:sz w:val="28"/>
           <w:szCs w:val="28"/>
         </w:rPr>
-        <w:t xml:space="preserve">Пункт 1. Необходимо отследить и проанализировать трафик, создаваемый утилитой </w:t>
-      </w:r>
-      <w:proofErr w:type="spellStart"/>
-      <w:r>
-        <w:rPr>
-          <w:sz w:val="28"/>
-          <w:szCs w:val="28"/>
-        </w:rPr>
-        <w:t>ping</w:t>
-      </w:r>
-      <w:proofErr w:type="spellEnd"/>
-      <w:r>
-        <w:rPr>
-          <w:sz w:val="28"/>
-          <w:szCs w:val="28"/>
-        </w:rPr>
-        <w:t xml:space="preserve">, выполняя команду </w:t>
-      </w:r>
-      <w:proofErr w:type="spellStart"/>
-      <w:r>
-        <w:rPr>
-          <w:sz w:val="28"/>
-          <w:szCs w:val="28"/>
-        </w:rPr>
-        <w:t>ping</w:t>
-      </w:r>
-      <w:proofErr w:type="spellEnd"/>
-      <w:r>
-        <w:rPr>
-          <w:sz w:val="28"/>
-          <w:szCs w:val="28"/>
-        </w:rPr>
-        <w:t xml:space="preserve"> -l </w:t>
-      </w:r>
-      <w:proofErr w:type="spellStart"/>
-      <w:r>
-        <w:rPr>
-          <w:sz w:val="28"/>
-          <w:szCs w:val="28"/>
-        </w:rPr>
-        <w:t>размер_пакета</w:t>
-      </w:r>
-      <w:proofErr w:type="spellEnd"/>
-      <w:r>
-        <w:rPr>
-          <w:sz w:val="28"/>
-          <w:szCs w:val="28"/>
-        </w:rPr>
-        <w:t xml:space="preserve"> </w:t>
+        <w:t xml:space="preserve">Пункт 1. Необходимо отследить и проанализировать трафик, создаваемый утилитой ping, выполняя команду ping -l размер_пакета </w:t>
       </w:r>
       <w:hyperlink r:id="rId9" w:history="1">
         <w:r>
@@ -2287,72 +2227,24 @@
           <w:sz w:val="28"/>
           <w:szCs w:val="28"/>
         </w:rPr>
-        <w:t xml:space="preserve"> с изменением размера пакета от 100 до 10000 байт. После захвата пакетов в программе </w:t>
-      </w:r>
-      <w:proofErr w:type="spellStart"/>
-      <w:r>
-        <w:rPr>
-          <w:sz w:val="28"/>
-          <w:szCs w:val="28"/>
-        </w:rPr>
-        <w:t>Wireshark</w:t>
-      </w:r>
-      <w:proofErr w:type="spellEnd"/>
-      <w:r>
-        <w:rPr>
-          <w:sz w:val="28"/>
-          <w:szCs w:val="28"/>
-        </w:rPr>
-        <w:t xml:space="preserve"> требуется сохранить полученную трассу и на её основе ответить на шесть вопросов, касающихся особенностей передачи и структуры ICMP-пакетов.</w:t>
-      </w:r>
-    </w:p>
-    <w:p>
-      <w:pPr>
-        <w:spacing w:line="360" w:lineRule="auto"/>
-        <w:jc w:val="both"/>
-        <w:rPr>
-          <w:sz w:val="28"/>
-          <w:szCs w:val="28"/>
-        </w:rPr>
-      </w:pPr>
-      <w:r>
-        <w:rPr>
-          <w:sz w:val="28"/>
-          <w:szCs w:val="28"/>
-        </w:rPr>
-        <w:t xml:space="preserve">Пункт 2. Следует отследить и проанализировать трафик, создаваемый утилитой </w:t>
-      </w:r>
-      <w:proofErr w:type="spellStart"/>
-      <w:r>
-        <w:rPr>
-          <w:sz w:val="28"/>
-          <w:szCs w:val="28"/>
-        </w:rPr>
-        <w:t>tracert</w:t>
-      </w:r>
-      <w:proofErr w:type="spellEnd"/>
-      <w:r>
-        <w:rPr>
-          <w:sz w:val="28"/>
-          <w:szCs w:val="28"/>
-        </w:rPr>
-        <w:t xml:space="preserve">, выполняя команду </w:t>
-      </w:r>
-      <w:proofErr w:type="spellStart"/>
-      <w:r>
-        <w:rPr>
-          <w:sz w:val="28"/>
-          <w:szCs w:val="28"/>
-        </w:rPr>
-        <w:t>tracert</w:t>
-      </w:r>
-      <w:proofErr w:type="spellEnd"/>
-      <w:r>
-        <w:rPr>
-          <w:sz w:val="28"/>
-          <w:szCs w:val="28"/>
-        </w:rPr>
-        <w:t xml:space="preserve"> -d www.yandex.ru. После захвата и сохранения трассы необходимо провести анализ последовательности переданных ICMP-пакетов и на основе наблюдений ответить на пять вопросов, связанных с особенностями работы протокола при трассировке маршрута.</w:t>
+        <w:t xml:space="preserve"> с изменением размера пакета от 100 до 10000 байт. После захвата пакетов в программе Wireshark требуется сохранить полученную трассу и на её основе ответить на шесть вопросов, касающихся особенностей передачи и структуры ICMP-пакетов.</w:t>
+      </w:r>
+    </w:p>
+    <w:p>
+      <w:pPr>
+        <w:spacing w:line="360" w:lineRule="auto"/>
+        <w:jc w:val="both"/>
+        <w:rPr>
+          <w:sz w:val="28"/>
+          <w:szCs w:val="28"/>
+        </w:rPr>
+      </w:pPr>
+      <w:r>
+        <w:rPr>
+          <w:sz w:val="28"/>
+          <w:szCs w:val="28"/>
+        </w:rPr>
+        <w:t>Пункт 2. Следует отследить и проанализировать трафик, создаваемый утилитой tracert, выполняя команду tracert -d www.yandex.ru. После захвата и сохранения трассы необходимо провести анализ последовательности переданных ICMP-пакетов и на основе наблюдений ответить на пять вопросов, связанных с особенностями работы протокола при трассировке маршрута.</w:t>
       </w:r>
     </w:p>
     <w:p>
@@ -2387,23 +2279,7 @@
           <w:sz w:val="28"/>
           <w:szCs w:val="28"/>
         </w:rPr>
-        <w:t xml:space="preserve"> в браузере. В программе </w:t>
-      </w:r>
-      <w:proofErr w:type="spellStart"/>
-      <w:r>
-        <w:rPr>
-          <w:sz w:val="28"/>
-          <w:szCs w:val="28"/>
-        </w:rPr>
-        <w:t>Wireshark</w:t>
-      </w:r>
-      <w:proofErr w:type="spellEnd"/>
-      <w:r>
-        <w:rPr>
-          <w:sz w:val="28"/>
-          <w:szCs w:val="28"/>
-        </w:rPr>
-        <w:t xml:space="preserve"> требуется зафиксировать пары сообщений HTTP-запроса и ответа, а также повторный условный GET-запрос. После анализа структуры пакетов и заголовков необходимо ответить на поставленные вопросы по передаче данных и работе механизма кеширования.</w:t>
+        <w:t xml:space="preserve"> в браузере. В программе Wireshark требуется зафиксировать пары сообщений HTTP-запроса и ответа, а также повторный условный GET-запрос. После анализа структуры пакетов и заголовков необходимо ответить на поставленные вопросы по передаче данных и работе механизма кеширования.</w:t>
       </w:r>
     </w:p>
     <w:p>
@@ -2438,55 +2314,7 @@
           <w:sz w:val="28"/>
           <w:szCs w:val="28"/>
         </w:rPr>
-        <w:t xml:space="preserve"> Для этого требуется предварительно очистить кэш DNS командой </w:t>
-      </w:r>
-      <w:proofErr w:type="spellStart"/>
-      <w:r>
-        <w:rPr>
-          <w:sz w:val="28"/>
-          <w:szCs w:val="28"/>
-        </w:rPr>
-        <w:t>ipconfig</w:t>
-      </w:r>
-      <w:proofErr w:type="spellEnd"/>
-      <w:r>
-        <w:rPr>
-          <w:sz w:val="28"/>
-          <w:szCs w:val="28"/>
-        </w:rPr>
-        <w:t xml:space="preserve"> /</w:t>
-      </w:r>
-      <w:proofErr w:type="spellStart"/>
-      <w:r>
-        <w:rPr>
-          <w:sz w:val="28"/>
-          <w:szCs w:val="28"/>
-        </w:rPr>
-        <w:t>flushdns</w:t>
-      </w:r>
-      <w:proofErr w:type="spellEnd"/>
-      <w:r>
-        <w:rPr>
-          <w:sz w:val="28"/>
-          <w:szCs w:val="28"/>
-        </w:rPr>
-        <w:t xml:space="preserve">, очистить кэш браузера и выполнить заход на сайт. После фиксации пакетов в </w:t>
-      </w:r>
-      <w:proofErr w:type="spellStart"/>
-      <w:r>
-        <w:rPr>
-          <w:sz w:val="28"/>
-          <w:szCs w:val="28"/>
-        </w:rPr>
-        <w:t>Wireshark</w:t>
-      </w:r>
-      <w:proofErr w:type="spellEnd"/>
-      <w:r>
-        <w:rPr>
-          <w:sz w:val="28"/>
-          <w:szCs w:val="28"/>
-        </w:rPr>
-        <w:t xml:space="preserve"> следует сохранить трассу и ответить на три вопроса, касающиеся особенностей DNS-запросов и ответов.</w:t>
+        <w:t xml:space="preserve"> Для этого требуется предварительно очистить кэш DNS командой ipconfig /flushdns, очистить кэш браузера и выполнить заход на сайт. После фиксации пакетов в Wireshark следует сохранить трассу и ответить на три вопроса, касающиеся особенностей DNS-запросов и ответов.</w:t>
       </w:r>
     </w:p>
     <w:p>
@@ -2521,120 +2349,15 @@
           <w:sz w:val="28"/>
           <w:szCs w:val="28"/>
         </w:rPr>
-        <w:t xml:space="preserve"> Перед началом анализа требуется очистить ARP-таблицу с помощью команды </w:t>
-      </w:r>
-      <w:proofErr w:type="spellStart"/>
-      <w:r>
-        <w:rPr>
-          <w:sz w:val="28"/>
-          <w:szCs w:val="28"/>
-        </w:rPr>
-        <w:t>netsh</w:t>
-      </w:r>
-      <w:proofErr w:type="spellEnd"/>
-      <w:r>
-        <w:rPr>
-          <w:sz w:val="28"/>
-          <w:szCs w:val="28"/>
-        </w:rPr>
-        <w:t xml:space="preserve"> </w:t>
-      </w:r>
-      <w:proofErr w:type="spellStart"/>
-      <w:r>
-        <w:rPr>
-          <w:sz w:val="28"/>
-          <w:szCs w:val="28"/>
-        </w:rPr>
-        <w:t>interface</w:t>
-      </w:r>
-      <w:proofErr w:type="spellEnd"/>
-      <w:r>
-        <w:rPr>
-          <w:sz w:val="28"/>
-          <w:szCs w:val="28"/>
-        </w:rPr>
-        <w:t xml:space="preserve"> </w:t>
-      </w:r>
-      <w:proofErr w:type="spellStart"/>
-      <w:r>
-        <w:rPr>
-          <w:sz w:val="28"/>
-          <w:szCs w:val="28"/>
-        </w:rPr>
-        <w:t>ip</w:t>
-      </w:r>
-      <w:proofErr w:type="spellEnd"/>
-      <w:r>
-        <w:rPr>
-          <w:sz w:val="28"/>
-          <w:szCs w:val="28"/>
-        </w:rPr>
-        <w:t xml:space="preserve"> </w:t>
-      </w:r>
-      <w:proofErr w:type="spellStart"/>
-      <w:r>
-        <w:rPr>
-          <w:sz w:val="28"/>
-          <w:szCs w:val="28"/>
-        </w:rPr>
-        <w:t>delete</w:t>
-      </w:r>
-      <w:proofErr w:type="spellEnd"/>
-      <w:r>
-        <w:rPr>
-          <w:sz w:val="28"/>
-          <w:szCs w:val="28"/>
-        </w:rPr>
-        <w:t xml:space="preserve"> </w:t>
-      </w:r>
-      <w:proofErr w:type="spellStart"/>
-      <w:r>
-        <w:rPr>
-          <w:sz w:val="28"/>
-          <w:szCs w:val="28"/>
-        </w:rPr>
-        <w:t>arpcache</w:t>
-      </w:r>
-      <w:proofErr w:type="spellEnd"/>
-      <w:r>
-        <w:rPr>
-          <w:sz w:val="28"/>
-          <w:szCs w:val="28"/>
-        </w:rPr>
-        <w:t xml:space="preserve"> и убедиться в её очистке командой </w:t>
-      </w:r>
-      <w:proofErr w:type="spellStart"/>
-      <w:r>
-        <w:rPr>
-          <w:sz w:val="28"/>
-          <w:szCs w:val="28"/>
-        </w:rPr>
-        <w:t>arp</w:t>
-      </w:r>
-      <w:proofErr w:type="spellEnd"/>
-      <w:r>
-        <w:rPr>
-          <w:sz w:val="28"/>
-          <w:szCs w:val="28"/>
-        </w:rPr>
-        <w:t xml:space="preserve"> -a. После захвата пакетов </w:t>
-      </w:r>
-      <w:proofErr w:type="spellStart"/>
+        <w:t xml:space="preserve"> Перед началом анализа требуется очистить ARP-таблицу с помощью команды netsh interface ip delete arpcache и убедиться в её очистке командой arp -a. После захвата пакетов </w:t>
+      </w:r>
       <w:r>
         <w:rPr>
           <w:sz w:val="28"/>
           <w:szCs w:val="28"/>
         </w:rPr>
         <w:lastRenderedPageBreak/>
-        <w:t>Wireshark</w:t>
-      </w:r>
-      <w:proofErr w:type="spellEnd"/>
-      <w:r>
-        <w:rPr>
-          <w:sz w:val="28"/>
-          <w:szCs w:val="28"/>
-        </w:rPr>
-        <w:t xml:space="preserve"> следует сохранить трассу и ответить на три вопроса, связанных с определением и назначением MAC-адресов устройств.</w:t>
+        <w:t>Wireshark следует сохранить трассу и ответить на три вопроса, связанных с определением и назначением MAC-адресов устройств.</w:t>
       </w:r>
     </w:p>
     <w:p>
@@ -2652,39 +2375,7 @@
           <w:sz w:val="28"/>
           <w:szCs w:val="28"/>
         </w:rPr>
-        <w:t xml:space="preserve">Пункт 6 (дополнительный). Необходимо отследить и проанализировать трафик, создаваемый утилитой </w:t>
-      </w:r>
-      <w:proofErr w:type="spellStart"/>
-      <w:r>
-        <w:rPr>
-          <w:sz w:val="28"/>
-          <w:szCs w:val="28"/>
-        </w:rPr>
-        <w:t>nslookup</w:t>
-      </w:r>
-      <w:proofErr w:type="spellEnd"/>
-      <w:r>
-        <w:rPr>
-          <w:sz w:val="28"/>
-          <w:szCs w:val="28"/>
-        </w:rPr>
-        <w:t xml:space="preserve">, выполняя команды </w:t>
-      </w:r>
-      <w:proofErr w:type="spellStart"/>
-      <w:r>
-        <w:rPr>
-          <w:sz w:val="28"/>
-          <w:szCs w:val="28"/>
-        </w:rPr>
-        <w:t>nslookup</w:t>
-      </w:r>
-      <w:proofErr w:type="spellEnd"/>
-      <w:r>
-        <w:rPr>
-          <w:sz w:val="28"/>
-          <w:szCs w:val="28"/>
-        </w:rPr>
-        <w:t xml:space="preserve"> </w:t>
+        <w:t xml:space="preserve">Пункт 6 (дополнительный). Необходимо отследить и проанализировать трафик, создаваемый утилитой nslookup, выполняя команды nslookup </w:t>
       </w:r>
       <w:hyperlink r:id="rId13" w:history="1">
         <w:r>
@@ -2701,39 +2392,7 @@
           <w:sz w:val="28"/>
           <w:szCs w:val="28"/>
         </w:rPr>
-        <w:t xml:space="preserve"> и </w:t>
-      </w:r>
-      <w:proofErr w:type="spellStart"/>
-      <w:r>
-        <w:rPr>
-          <w:sz w:val="28"/>
-          <w:szCs w:val="28"/>
-        </w:rPr>
-        <w:t>nslookup</w:t>
-      </w:r>
-      <w:proofErr w:type="spellEnd"/>
-      <w:r>
-        <w:rPr>
-          <w:sz w:val="28"/>
-          <w:szCs w:val="28"/>
-        </w:rPr>
-        <w:t xml:space="preserve"> -</w:t>
-      </w:r>
-      <w:proofErr w:type="spellStart"/>
-      <w:r>
-        <w:rPr>
-          <w:sz w:val="28"/>
-          <w:szCs w:val="28"/>
-        </w:rPr>
-        <w:t>type</w:t>
-      </w:r>
-      <w:proofErr w:type="spellEnd"/>
-      <w:r>
-        <w:rPr>
-          <w:sz w:val="28"/>
-          <w:szCs w:val="28"/>
-        </w:rPr>
-        <w:t>=NS www.yandex.ru. После захвата и сохранения трасс необходимо проанализировать переданные DNS-запросы и ответы, а также ответить на три вопроса, касающиеся различий между типами запросов и структурой ответов.</w:t>
+        <w:t xml:space="preserve"> и nslookup -type=NS www.yandex.ru. После захвата и сохранения трасс необходимо проанализировать переданные DNS-запросы и ответы, а также ответить на три вопроса, касающиеся различий между типами запросов и структурой ответов.</w:t>
       </w:r>
     </w:p>
     <w:p>
@@ -2751,39 +2410,7 @@
           <w:sz w:val="28"/>
           <w:szCs w:val="28"/>
         </w:rPr>
-        <w:t xml:space="preserve">Пункт 7 (дополнительный). Необходимо отследить и проанализировать FTP-трафик, возникающий при скачивании небольшого файла с FTP-сервера. Для этого используется фильтр </w:t>
-      </w:r>
-      <w:proofErr w:type="spellStart"/>
-      <w:r>
-        <w:rPr>
-          <w:sz w:val="28"/>
-          <w:szCs w:val="28"/>
-        </w:rPr>
-        <w:t>ftp</w:t>
-      </w:r>
-      <w:proofErr w:type="spellEnd"/>
-      <w:r>
-        <w:rPr>
-          <w:sz w:val="28"/>
-          <w:szCs w:val="28"/>
-        </w:rPr>
-        <w:t xml:space="preserve"> || </w:t>
-      </w:r>
-      <w:proofErr w:type="spellStart"/>
-      <w:r>
-        <w:rPr>
-          <w:sz w:val="28"/>
-          <w:szCs w:val="28"/>
-        </w:rPr>
-        <w:t>ftp-data</w:t>
-      </w:r>
-      <w:proofErr w:type="spellEnd"/>
-      <w:r>
-        <w:rPr>
-          <w:sz w:val="28"/>
-          <w:szCs w:val="28"/>
-        </w:rPr>
-        <w:t>, после чего выполняется загрузка файла через браузер по адресу ftp://.... По результатам захвата необходимо сохранить трассу и ответить на три вопроса, касающихся особенностей структуры и передачи данных протокола FTP.</w:t>
+        <w:t>Пункт 7 (дополнительный). Необходимо отследить и проанализировать FTP-трафик, возникающий при скачивании небольшого файла с FTP-сервера. Для этого используется фильтр ftp || ftp-data, после чего выполняется загрузка файла через браузер по адресу ftp://.... По результатам захвата необходимо сохранить трассу и ответить на три вопроса, касающихся особенностей структуры и передачи данных протокола FTP.</w:t>
       </w:r>
     </w:p>
     <w:p>
@@ -2801,87 +2428,7 @@
           <w:sz w:val="28"/>
           <w:szCs w:val="28"/>
         </w:rPr>
-        <w:t xml:space="preserve">Пункт 8 (дополнительный). Необходимо отследить и проанализировать DHCP-трафик, возникающий при назначении IP-адреса. Для этого настраивается фильтр </w:t>
-      </w:r>
-      <w:proofErr w:type="spellStart"/>
-      <w:r>
-        <w:rPr>
-          <w:sz w:val="28"/>
-          <w:szCs w:val="28"/>
-        </w:rPr>
-        <w:t>bootp</w:t>
-      </w:r>
-      <w:proofErr w:type="spellEnd"/>
-      <w:r>
-        <w:rPr>
-          <w:sz w:val="28"/>
-          <w:szCs w:val="28"/>
-        </w:rPr>
-        <w:t xml:space="preserve">, затем выполняются команды </w:t>
-      </w:r>
-      <w:proofErr w:type="spellStart"/>
-      <w:r>
-        <w:rPr>
-          <w:sz w:val="28"/>
-          <w:szCs w:val="28"/>
-        </w:rPr>
-        <w:t>ipconfig</w:t>
-      </w:r>
-      <w:proofErr w:type="spellEnd"/>
-      <w:r>
-        <w:rPr>
-          <w:sz w:val="28"/>
-          <w:szCs w:val="28"/>
-        </w:rPr>
-        <w:t xml:space="preserve"> /</w:t>
-      </w:r>
-      <w:proofErr w:type="spellStart"/>
-      <w:r>
-        <w:rPr>
-          <w:sz w:val="28"/>
-          <w:szCs w:val="28"/>
-        </w:rPr>
-        <w:t>release</w:t>
-      </w:r>
-      <w:proofErr w:type="spellEnd"/>
-      <w:r>
-        <w:rPr>
-          <w:sz w:val="28"/>
-          <w:szCs w:val="28"/>
-        </w:rPr>
-        <w:t xml:space="preserve"> и </w:t>
-      </w:r>
-      <w:proofErr w:type="spellStart"/>
-      <w:r>
-        <w:rPr>
-          <w:sz w:val="28"/>
-          <w:szCs w:val="28"/>
-        </w:rPr>
-        <w:t>ipconfig</w:t>
-      </w:r>
-      <w:proofErr w:type="spellEnd"/>
-      <w:r>
-        <w:rPr>
-          <w:sz w:val="28"/>
-          <w:szCs w:val="28"/>
-        </w:rPr>
-        <w:t xml:space="preserve"> /</w:t>
-      </w:r>
-      <w:proofErr w:type="spellStart"/>
-      <w:r>
-        <w:rPr>
-          <w:sz w:val="28"/>
-          <w:szCs w:val="28"/>
-        </w:rPr>
-        <w:t>renew</w:t>
-      </w:r>
-      <w:proofErr w:type="spellEnd"/>
-      <w:r>
-        <w:rPr>
-          <w:sz w:val="28"/>
-          <w:szCs w:val="28"/>
-        </w:rPr>
-        <w:t>. После захвата пакетов требуется построить временную диаграмму обмена первыми четырьмя DHCP-пакетами и ответить на четыре вопроса, связанных с адресацией и взаимодействием DHCP-клиента и сервера.</w:t>
+        <w:t>Пункт 8 (дополнительный). Необходимо отследить и проанализировать DHCP-трафик, возникающий при назначении IP-адреса. Для этого настраивается фильтр bootp, затем выполняются команды ipconfig /release и ipconfig /renew. После захвата пакетов требуется построить временную диаграмму обмена первыми четырьмя DHCP-пакетами и ответить на четыре вопроса, связанных с адресацией и взаимодействием DHCP-клиента и сервера.</w:t>
       </w:r>
     </w:p>
     <w:p>
@@ -2903,7 +2450,7 @@
         </w:rPr>
         <w:br w:type="page"/>
       </w:r>
-      <w:bookmarkStart w:id="7" w:name="_Toc212846557"/>
+      <w:bookmarkStart w:id="6" w:name="_Toc212846557"/>
       <w:r>
         <w:rPr>
           <w:b/>
@@ -2942,7 +2489,7 @@
         </w:rPr>
         <w:t>ping</w:t>
       </w:r>
-      <w:bookmarkEnd w:id="7"/>
+      <w:bookmarkEnd w:id="6"/>
       <w:r>
         <w:rPr>
           <w:b/>
@@ -3074,6 +2621,7 @@
       </w:pPr>
       <w:r>
         <w:rPr>
+          <w:noProof/>
           <w:sz w:val="28"/>
           <w:szCs w:val="28"/>
           <w:lang w:val="en-GB"/>
@@ -3174,6 +2722,7 @@
       </w:pPr>
       <w:r>
         <w:rPr>
+          <w:noProof/>
           <w:sz w:val="28"/>
           <w:szCs w:val="28"/>
           <w:lang w:val="en-GB"/>
@@ -3326,6 +2875,7 @@
       </w:pPr>
       <w:r>
         <w:rPr>
+          <w:noProof/>
           <w:sz w:val="28"/>
           <w:szCs w:val="28"/>
           <w:lang w:val="en-US"/>
@@ -3449,6 +2999,7 @@
       </w:pPr>
       <w:r>
         <w:rPr>
+          <w:noProof/>
           <w:sz w:val="28"/>
           <w:szCs w:val="28"/>
           <w:lang w:val="en-US"/>
@@ -3572,6 +3123,7 @@
       </w:pPr>
       <w:r>
         <w:rPr>
+          <w:noProof/>
           <w:sz w:val="28"/>
           <w:szCs w:val="28"/>
           <w:lang w:val="en-US"/>
@@ -3694,6 +3246,7 @@
       </w:pPr>
       <w:r>
         <w:rPr>
+          <w:noProof/>
           <w:sz w:val="28"/>
           <w:szCs w:val="28"/>
           <w:lang w:val="en-US"/>
@@ -3817,6 +3370,7 @@
       </w:pPr>
       <w:r>
         <w:rPr>
+          <w:noProof/>
           <w:sz w:val="28"/>
           <w:szCs w:val="28"/>
           <w:lang w:val="en-US"/>
@@ -3940,6 +3494,7 @@
       </w:pPr>
       <w:r>
         <w:rPr>
+          <w:noProof/>
           <w:sz w:val="28"/>
           <w:szCs w:val="28"/>
           <w:lang w:val="en-US"/>
@@ -4078,6 +3633,7 @@
       </w:pPr>
       <w:r>
         <w:rPr>
+          <w:noProof/>
           <w:sz w:val="28"/>
           <w:szCs w:val="28"/>
           <w:lang w:val="en-US"/>
@@ -4217,6 +3773,7 @@
       </w:pPr>
       <w:r>
         <w:rPr>
+          <w:noProof/>
           <w:sz w:val="28"/>
           <w:szCs w:val="28"/>
           <w:lang w:val="en-US"/>
@@ -4355,6 +3912,7 @@
       </w:pPr>
       <w:r>
         <w:rPr>
+          <w:noProof/>
           <w:sz w:val="28"/>
           <w:szCs w:val="28"/>
           <w:lang w:val="en-US"/>
@@ -4715,7 +4273,6 @@
         </w:rPr>
         <w:t xml:space="preserve">0800 указывает на инкапсулированный пакет </w:t>
       </w:r>
-      <w:proofErr w:type="spellStart"/>
       <w:r>
         <w:rPr>
           <w:sz w:val="28"/>
@@ -4724,7 +4281,6 @@
         </w:rPr>
         <w:t>IPv</w:t>
       </w:r>
-      <w:proofErr w:type="spellEnd"/>
       <w:r>
         <w:rPr>
           <w:sz w:val="28"/>
@@ -4767,7 +4323,6 @@
         </w:rPr>
         <w:t>На сетевом уровне (</w:t>
       </w:r>
-      <w:proofErr w:type="spellStart"/>
       <w:r>
         <w:rPr>
           <w:sz w:val="28"/>
@@ -4776,7 +4331,6 @@
         </w:rPr>
         <w:t>IPv</w:t>
       </w:r>
-      <w:proofErr w:type="spellEnd"/>
       <w:r>
         <w:rPr>
           <w:sz w:val="28"/>
@@ -5195,6 +4749,7 @@
       </w:pPr>
       <w:r>
         <w:rPr>
+          <w:noProof/>
           <w:sz w:val="28"/>
           <w:szCs w:val="28"/>
         </w:rPr>
@@ -5300,6 +4855,7 @@
         <w:rPr>
           <w:sz w:val="28"/>
           <w:szCs w:val="28"/>
+          <w:lang w:val="en-US"/>
         </w:rPr>
         <w:t xml:space="preserve"> </w:t>
       </w:r>
@@ -5315,6 +4871,7 @@
         <w:rPr>
           <w:sz w:val="28"/>
           <w:szCs w:val="28"/>
+          <w:lang w:val="en-US"/>
         </w:rPr>
         <w:t xml:space="preserve"> </w:t>
       </w:r>
@@ -5353,12 +4910,14 @@
         <w:rPr>
           <w:sz w:val="28"/>
           <w:szCs w:val="28"/>
-        </w:rPr>
-      </w:pPr>
-      <w:r>
-        <w:rPr>
-          <w:sz w:val="28"/>
-          <w:szCs w:val="28"/>
+          <w:lang w:val="en-US"/>
+        </w:rPr>
+      </w:pPr>
+      <w:r>
+        <w:rPr>
+          <w:sz w:val="28"/>
+          <w:szCs w:val="28"/>
+          <w:lang w:val="en-US"/>
         </w:rPr>
         <w:t xml:space="preserve">2. </w:t>
       </w:r>
@@ -5374,6 +4933,7 @@
         <w:rPr>
           <w:sz w:val="28"/>
           <w:szCs w:val="28"/>
+          <w:lang w:val="en-US"/>
         </w:rPr>
         <w:t xml:space="preserve"> </w:t>
       </w:r>
@@ -5389,6 +4949,7 @@
         <w:rPr>
           <w:sz w:val="28"/>
           <w:szCs w:val="28"/>
+          <w:lang w:val="en-US"/>
         </w:rPr>
         <w:t xml:space="preserve"> </w:t>
       </w:r>
@@ -5404,6 +4965,7 @@
         <w:rPr>
           <w:sz w:val="28"/>
           <w:szCs w:val="28"/>
+          <w:lang w:val="en-US"/>
         </w:rPr>
         <w:t>.</w:t>
       </w:r>
@@ -5754,6 +5316,7 @@
       </w:pPr>
       <w:r>
         <w:rPr>
+          <w:noProof/>
           <w:sz w:val="28"/>
           <w:szCs w:val="28"/>
         </w:rPr>
@@ -5921,7 +5484,6 @@
         <w:rPr>
           <w:sz w:val="28"/>
           <w:szCs w:val="28"/>
-          <w:lang w:val="en-US"/>
         </w:rPr>
       </w:pPr>
       <w:r>
@@ -6046,149 +5608,27 @@
         </w:rPr>
         <w:t xml:space="preserve">-заголовок и часть данных, последующие — только данные. </w:t>
       </w:r>
-      <w:proofErr w:type="spellStart"/>
-      <w:r>
-        <w:rPr>
-          <w:sz w:val="28"/>
-          <w:szCs w:val="28"/>
-          <w:lang w:val="en-US"/>
-        </w:rPr>
-        <w:t>Это</w:t>
-      </w:r>
-      <w:proofErr w:type="spellEnd"/>
-      <w:r>
-        <w:rPr>
-          <w:sz w:val="28"/>
-          <w:szCs w:val="28"/>
-          <w:lang w:val="en-US"/>
-        </w:rPr>
-        <w:t xml:space="preserve"> </w:t>
-      </w:r>
-      <w:proofErr w:type="spellStart"/>
-      <w:r>
-        <w:rPr>
-          <w:sz w:val="28"/>
-          <w:szCs w:val="28"/>
-          <w:lang w:val="en-US"/>
-        </w:rPr>
-        <w:t>подтверждает</w:t>
-      </w:r>
-      <w:proofErr w:type="spellEnd"/>
-      <w:r>
-        <w:rPr>
-          <w:sz w:val="28"/>
-          <w:szCs w:val="28"/>
-          <w:lang w:val="en-US"/>
-        </w:rPr>
-        <w:t xml:space="preserve"> </w:t>
-      </w:r>
-      <w:proofErr w:type="spellStart"/>
-      <w:r>
-        <w:rPr>
-          <w:sz w:val="28"/>
-          <w:szCs w:val="28"/>
-          <w:lang w:val="en-US"/>
-        </w:rPr>
-        <w:t>факт</w:t>
-      </w:r>
-      <w:proofErr w:type="spellEnd"/>
-      <w:r>
-        <w:rPr>
-          <w:sz w:val="28"/>
-          <w:szCs w:val="28"/>
-          <w:lang w:val="en-US"/>
-        </w:rPr>
-        <w:t xml:space="preserve"> </w:t>
-      </w:r>
-      <w:proofErr w:type="spellStart"/>
-      <w:r>
-        <w:rPr>
-          <w:sz w:val="28"/>
-          <w:szCs w:val="28"/>
-          <w:lang w:val="en-US"/>
-        </w:rPr>
-        <w:t>фрагментации</w:t>
-      </w:r>
-      <w:proofErr w:type="spellEnd"/>
-      <w:r>
-        <w:rPr>
-          <w:sz w:val="28"/>
-          <w:szCs w:val="28"/>
-          <w:lang w:val="en-US"/>
-        </w:rPr>
-        <w:t xml:space="preserve"> </w:t>
-      </w:r>
-      <w:proofErr w:type="spellStart"/>
-      <w:r>
-        <w:rPr>
-          <w:sz w:val="28"/>
-          <w:szCs w:val="28"/>
-          <w:lang w:val="en-US"/>
-        </w:rPr>
-        <w:t>при</w:t>
-      </w:r>
-      <w:proofErr w:type="spellEnd"/>
-      <w:r>
-        <w:rPr>
-          <w:sz w:val="28"/>
-          <w:szCs w:val="28"/>
-          <w:lang w:val="en-US"/>
-        </w:rPr>
-        <w:t xml:space="preserve"> </w:t>
-      </w:r>
-      <w:proofErr w:type="spellStart"/>
-      <w:r>
-        <w:rPr>
-          <w:sz w:val="28"/>
-          <w:szCs w:val="28"/>
-          <w:lang w:val="en-US"/>
-        </w:rPr>
-        <w:t>передаче</w:t>
-      </w:r>
-      <w:proofErr w:type="spellEnd"/>
-      <w:r>
-        <w:rPr>
-          <w:sz w:val="28"/>
-          <w:szCs w:val="28"/>
-          <w:lang w:val="en-US"/>
-        </w:rPr>
-        <w:t xml:space="preserve"> </w:t>
-      </w:r>
-      <w:proofErr w:type="spellStart"/>
-      <w:r>
-        <w:rPr>
-          <w:sz w:val="28"/>
-          <w:szCs w:val="28"/>
-          <w:lang w:val="en-US"/>
-        </w:rPr>
-        <w:t>крупных</w:t>
-      </w:r>
-      <w:proofErr w:type="spellEnd"/>
-      <w:r>
-        <w:rPr>
-          <w:sz w:val="28"/>
-          <w:szCs w:val="28"/>
-          <w:lang w:val="en-US"/>
-        </w:rPr>
-        <w:t xml:space="preserve"> ping-</w:t>
-      </w:r>
-      <w:proofErr w:type="spellStart"/>
-      <w:r>
-        <w:rPr>
-          <w:sz w:val="28"/>
-          <w:szCs w:val="28"/>
-          <w:lang w:val="en-US"/>
-        </w:rPr>
-        <w:t>пакетов</w:t>
-      </w:r>
-      <w:proofErr w:type="spellEnd"/>
-      <w:r>
-        <w:rPr>
-          <w:sz w:val="28"/>
-          <w:szCs w:val="28"/>
-          <w:lang w:val="en-US"/>
-        </w:rPr>
-        <w:t>.</w:t>
+      <w:r>
+        <w:rPr>
+          <w:sz w:val="28"/>
+          <w:szCs w:val="28"/>
+        </w:rPr>
+        <w:t xml:space="preserve">Это подтверждает факт фрагментации при передаче крупных </w:t>
+      </w:r>
+      <w:r>
+        <w:rPr>
+          <w:sz w:val="28"/>
+          <w:szCs w:val="28"/>
+          <w:lang w:val="en-US"/>
+        </w:rPr>
+        <w:t>ping</w:t>
+      </w:r>
+      <w:r>
+        <w:rPr>
+          <w:sz w:val="28"/>
+          <w:szCs w:val="28"/>
+        </w:rPr>
+        <w:t>-пакетов.</w:t>
       </w:r>
     </w:p>
     <w:p>
@@ -6322,151 +5762,7 @@
           <w:sz w:val="28"/>
           <w:szCs w:val="28"/>
         </w:rPr>
-        <w:t xml:space="preserve">Фрагментация исходного пакета действительно имеет место. Она наблюдается при размере </w:t>
-      </w:r>
-      <w:proofErr w:type="spellStart"/>
-      <w:r>
-        <w:rPr>
-          <w:sz w:val="28"/>
-          <w:szCs w:val="28"/>
-        </w:rPr>
-        <w:t>ping</w:t>
-      </w:r>
-      <w:proofErr w:type="spellEnd"/>
-      <w:r>
-        <w:rPr>
-          <w:sz w:val="28"/>
-          <w:szCs w:val="28"/>
-        </w:rPr>
-        <w:t xml:space="preserve">-пакета, превышающем максимально допустимое значение MTU для </w:t>
-      </w:r>
-      <w:proofErr w:type="spellStart"/>
-      <w:r>
-        <w:rPr>
-          <w:sz w:val="28"/>
-          <w:szCs w:val="28"/>
-        </w:rPr>
-        <w:t>Ethernet</w:t>
-      </w:r>
-      <w:proofErr w:type="spellEnd"/>
-      <w:r>
-        <w:rPr>
-          <w:sz w:val="28"/>
-          <w:szCs w:val="28"/>
-        </w:rPr>
-        <w:t xml:space="preserve"> — 1480 байт полезной нагрузки (при общем MTU = 1500 байт и IP-заголовке размером 20 байт). В захваченных данных видно, что при длине пакета более 1480 байт IP-пакет делится на несколько фрагментов. Признаком фрагментации служат поля </w:t>
-      </w:r>
-      <w:proofErr w:type="spellStart"/>
-      <w:r>
-        <w:rPr>
-          <w:sz w:val="28"/>
-          <w:szCs w:val="28"/>
-        </w:rPr>
-        <w:t>Flags</w:t>
-      </w:r>
-      <w:proofErr w:type="spellEnd"/>
-      <w:r>
-        <w:rPr>
-          <w:sz w:val="28"/>
-          <w:szCs w:val="28"/>
-        </w:rPr>
-        <w:t xml:space="preserve"> и </w:t>
-      </w:r>
-      <w:proofErr w:type="spellStart"/>
-      <w:r>
-        <w:rPr>
-          <w:sz w:val="28"/>
-          <w:szCs w:val="28"/>
-        </w:rPr>
-        <w:t>Fragment</w:t>
-      </w:r>
-      <w:proofErr w:type="spellEnd"/>
-      <w:r>
-        <w:rPr>
-          <w:sz w:val="28"/>
-          <w:szCs w:val="28"/>
-        </w:rPr>
-        <w:t xml:space="preserve"> </w:t>
-      </w:r>
-      <w:proofErr w:type="spellStart"/>
-      <w:r>
-        <w:rPr>
-          <w:sz w:val="28"/>
-          <w:szCs w:val="28"/>
-        </w:rPr>
-        <w:t>Offset</w:t>
-      </w:r>
-      <w:proofErr w:type="spellEnd"/>
-      <w:r>
-        <w:rPr>
-          <w:sz w:val="28"/>
-          <w:szCs w:val="28"/>
-        </w:rPr>
-        <w:t xml:space="preserve"> в заголовке IP. Наличие установленного бита MF (</w:t>
-      </w:r>
-      <w:proofErr w:type="spellStart"/>
-      <w:r>
-        <w:rPr>
-          <w:sz w:val="28"/>
-          <w:szCs w:val="28"/>
-        </w:rPr>
-        <w:t>More</w:t>
-      </w:r>
-      <w:proofErr w:type="spellEnd"/>
-      <w:r>
-        <w:rPr>
-          <w:sz w:val="28"/>
-          <w:szCs w:val="28"/>
-        </w:rPr>
-        <w:t xml:space="preserve"> </w:t>
-      </w:r>
-      <w:proofErr w:type="spellStart"/>
-      <w:r>
-        <w:rPr>
-          <w:sz w:val="28"/>
-          <w:szCs w:val="28"/>
-        </w:rPr>
-        <w:t>Fragments</w:t>
-      </w:r>
-      <w:proofErr w:type="spellEnd"/>
-      <w:r>
-        <w:rPr>
-          <w:sz w:val="28"/>
-          <w:szCs w:val="28"/>
-        </w:rPr>
-        <w:t xml:space="preserve"> = 1) и ненулевого значения </w:t>
-      </w:r>
-      <w:proofErr w:type="spellStart"/>
-      <w:r>
-        <w:rPr>
-          <w:sz w:val="28"/>
-          <w:szCs w:val="28"/>
-        </w:rPr>
-        <w:t>Fragment</w:t>
-      </w:r>
-      <w:proofErr w:type="spellEnd"/>
-      <w:r>
-        <w:rPr>
-          <w:sz w:val="28"/>
-          <w:szCs w:val="28"/>
-        </w:rPr>
-        <w:t xml:space="preserve"> </w:t>
-      </w:r>
-      <w:proofErr w:type="spellStart"/>
-      <w:r>
-        <w:rPr>
-          <w:sz w:val="28"/>
-          <w:szCs w:val="28"/>
-        </w:rPr>
-        <w:t>Offset</w:t>
-      </w:r>
-      <w:proofErr w:type="spellEnd"/>
-      <w:r>
-        <w:rPr>
-          <w:sz w:val="28"/>
-          <w:szCs w:val="28"/>
-        </w:rPr>
-        <w:t xml:space="preserve">, </w:t>
+        <w:t xml:space="preserve">Фрагментация исходного пакета действительно имеет место. Она наблюдается при размере ping-пакета, превышающем максимально допустимое значение MTU для Ethernet — 1480 байт полезной нагрузки (при общем MTU = 1500 байт и IP-заголовке размером 20 байт). В захваченных данных видно, что при длине пакета более 1480 байт IP-пакет делится на несколько фрагментов. Признаком фрагментации служат поля Flags и Fragment Offset в заголовке IP. Наличие установленного бита MF (More Fragments = 1) и ненулевого значения Fragment Offset, </w:t>
       </w:r>
       <w:r>
         <w:rPr>
@@ -6475,7 +5771,6 @@
         </w:rPr>
         <w:t xml:space="preserve">а также </w:t>
       </w:r>
-      <w:proofErr w:type="spellStart"/>
       <w:r>
         <w:rPr>
           <w:sz w:val="28"/>
@@ -6484,7 +5779,6 @@
         </w:rPr>
         <w:t>IPv</w:t>
       </w:r>
-      <w:proofErr w:type="spellEnd"/>
       <w:r>
         <w:rPr>
           <w:sz w:val="28"/>
@@ -6515,6 +5809,7 @@
       </w:pPr>
       <w:r>
         <w:rPr>
+          <w:noProof/>
           <w:sz w:val="28"/>
           <w:szCs w:val="28"/>
         </w:rPr>
@@ -6587,7 +5882,6 @@
         <w:rPr>
           <w:sz w:val="28"/>
           <w:szCs w:val="28"/>
-          <w:lang w:val="en-US"/>
         </w:rPr>
         <w:t>4</w:t>
       </w:r>
@@ -6617,7 +5911,6 @@
         <w:rPr>
           <w:sz w:val="28"/>
           <w:szCs w:val="28"/>
-          <w:lang w:val="en-US"/>
         </w:rPr>
       </w:pPr>
     </w:p>
@@ -6702,87 +5995,7 @@
           <w:sz w:val="28"/>
           <w:szCs w:val="28"/>
         </w:rPr>
-        <w:t xml:space="preserve"> Признак того, что фрагмент пакета является последним или промежуточным, содержится в поле </w:t>
-      </w:r>
-      <w:proofErr w:type="spellStart"/>
-      <w:r>
-        <w:rPr>
-          <w:sz w:val="28"/>
-          <w:szCs w:val="28"/>
-        </w:rPr>
-        <w:t>Flags</w:t>
-      </w:r>
-      <w:proofErr w:type="spellEnd"/>
-      <w:r>
-        <w:rPr>
-          <w:sz w:val="28"/>
-          <w:szCs w:val="28"/>
-        </w:rPr>
-        <w:t xml:space="preserve"> заголовка IP. Если бит MF (</w:t>
-      </w:r>
-      <w:proofErr w:type="spellStart"/>
-      <w:r>
-        <w:rPr>
-          <w:sz w:val="28"/>
-          <w:szCs w:val="28"/>
-        </w:rPr>
-        <w:t>More</w:t>
-      </w:r>
-      <w:proofErr w:type="spellEnd"/>
-      <w:r>
-        <w:rPr>
-          <w:sz w:val="28"/>
-          <w:szCs w:val="28"/>
-        </w:rPr>
-        <w:t xml:space="preserve"> </w:t>
-      </w:r>
-      <w:proofErr w:type="spellStart"/>
-      <w:r>
-        <w:rPr>
-          <w:sz w:val="28"/>
-          <w:szCs w:val="28"/>
-        </w:rPr>
-        <w:t>Fragments</w:t>
-      </w:r>
-      <w:proofErr w:type="spellEnd"/>
-      <w:r>
-        <w:rPr>
-          <w:sz w:val="28"/>
-          <w:szCs w:val="28"/>
-        </w:rPr>
-        <w:t xml:space="preserve">) установлен в значение 1, это означает, что после данного фрагмента следуют ещё части исходного пакета, то есть данный фрагмент является промежуточным. Если значение MF = 0, данный фрагмент является последним или единственным во всей передаче. Для упорядочивания фрагментов используется также поле </w:t>
-      </w:r>
-      <w:proofErr w:type="spellStart"/>
-      <w:r>
-        <w:rPr>
-          <w:sz w:val="28"/>
-          <w:szCs w:val="28"/>
-        </w:rPr>
-        <w:t>Fragment</w:t>
-      </w:r>
-      <w:proofErr w:type="spellEnd"/>
-      <w:r>
-        <w:rPr>
-          <w:sz w:val="28"/>
-          <w:szCs w:val="28"/>
-        </w:rPr>
-        <w:t xml:space="preserve"> </w:t>
-      </w:r>
-      <w:proofErr w:type="spellStart"/>
-      <w:r>
-        <w:rPr>
-          <w:sz w:val="28"/>
-          <w:szCs w:val="28"/>
-        </w:rPr>
-        <w:t>Offset</w:t>
-      </w:r>
-      <w:proofErr w:type="spellEnd"/>
-      <w:r>
-        <w:rPr>
-          <w:sz w:val="28"/>
-          <w:szCs w:val="28"/>
-        </w:rPr>
-        <w:t xml:space="preserve">, которое указывает смещение текущего фрагмента относительно начала исходного IP-пакета. </w:t>
+        <w:t xml:space="preserve"> Признак того, что фрагмент пакета является последним или промежуточным, содержится в поле Flags заголовка IP. Если бит MF (More Fragments) установлен в значение 1, это означает, что после данного фрагмента следуют ещё части исходного пакета, то есть данный фрагмент является промежуточным. Если значение MF = 0, данный фрагмент является последним или единственным во всей передаче. Для упорядочивания фрагментов используется также поле Fragment Offset, которое указывает смещение текущего фрагмента относительно начала исходного IP-пакета. </w:t>
       </w:r>
       <w:r>
         <w:rPr>
@@ -6821,6 +6034,7 @@
       </w:pPr>
       <w:r>
         <w:rPr>
+          <w:noProof/>
           <w:sz w:val="28"/>
           <w:szCs w:val="28"/>
         </w:rPr>
@@ -6927,6 +6141,7 @@
       </w:pPr>
       <w:r>
         <w:rPr>
+          <w:noProof/>
           <w:sz w:val="28"/>
           <w:szCs w:val="28"/>
         </w:rPr>
@@ -6998,7 +6213,6 @@
         <w:rPr>
           <w:sz w:val="28"/>
           <w:szCs w:val="28"/>
-          <w:lang w:val="en-US"/>
         </w:rPr>
         <w:t>6</w:t>
       </w:r>
@@ -7056,23 +6270,7 @@
           <w:sz w:val="28"/>
           <w:szCs w:val="28"/>
         </w:rPr>
-        <w:t xml:space="preserve">Чему равно количество фрагментов при передаче </w:t>
-      </w:r>
-      <w:proofErr w:type="spellStart"/>
-      <w:r>
-        <w:rPr>
-          <w:sz w:val="28"/>
-          <w:szCs w:val="28"/>
-        </w:rPr>
-        <w:t>ping</w:t>
-      </w:r>
-      <w:proofErr w:type="spellEnd"/>
-      <w:r>
-        <w:rPr>
-          <w:sz w:val="28"/>
-          <w:szCs w:val="28"/>
-        </w:rPr>
-        <w:t>-пакетов</w:t>
+        <w:t>Чему равно количество фрагментов при передаче ping-пакетов</w:t>
       </w:r>
       <w:r>
         <w:rPr>
@@ -7115,23 +6313,7 @@
           <w:sz w:val="28"/>
           <w:szCs w:val="28"/>
         </w:rPr>
-        <w:t xml:space="preserve">Количество фрагментов при передаче </w:t>
-      </w:r>
-      <w:proofErr w:type="spellStart"/>
-      <w:r>
-        <w:rPr>
-          <w:sz w:val="28"/>
-          <w:szCs w:val="28"/>
-        </w:rPr>
-        <w:t>ping</w:t>
-      </w:r>
-      <w:proofErr w:type="spellEnd"/>
-      <w:r>
-        <w:rPr>
-          <w:sz w:val="28"/>
-          <w:szCs w:val="28"/>
-        </w:rPr>
-        <w:t>-пакетов зависит от размера передаваемых данных. При размере пакета 100 байт передача осуществляется без фрагментации, то есть формируется один IP-пакет. При увеличении длины пакета до 1480 байт и более происходит деление пакета на несколько частей. В захваченных данных количество фрагментов увеличивается пропорционально размеру пакета: для пакета длиной около 1480 байт — два фрагмента, для 3000 байт — три, для 4500 байт — четыре и так далее. Таким образом, каждые дополнительные 1480 байт полезной нагрузки создают новый фрагмент при передаче.</w:t>
+        <w:t>Количество фрагментов при передаче ping-пакетов зависит от размера передаваемых данных. При размере пакета 100 байт передача осуществляется без фрагментации, то есть формируется один IP-пакет. При увеличении длины пакета до 1480 байт и более происходит деление пакета на несколько частей. В захваченных данных количество фрагментов увеличивается пропорционально размеру пакета: для пакета длиной около 1480 байт — два фрагмента, для 3000 байт — три, для 4500 байт — четыре и так далее. Таким образом, каждые дополнительные 1480 байт полезной нагрузки создают новый фрагмент при передаче.</w:t>
       </w:r>
     </w:p>
     <w:p>
@@ -7168,23 +6350,7 @@
           <w:sz w:val="28"/>
           <w:szCs w:val="28"/>
         </w:rPr>
-        <w:t xml:space="preserve">Построить график, в котором на оси абсцисс находится размер пакета, а по оси ординат – количество фрагментов, на которое был разделён каждый̆ </w:t>
-      </w:r>
-      <w:proofErr w:type="spellStart"/>
-      <w:r>
-        <w:rPr>
-          <w:sz w:val="28"/>
-          <w:szCs w:val="28"/>
-        </w:rPr>
-        <w:t>ping</w:t>
-      </w:r>
-      <w:proofErr w:type="spellEnd"/>
-      <w:r>
-        <w:rPr>
-          <w:sz w:val="28"/>
-          <w:szCs w:val="28"/>
-        </w:rPr>
-        <w:t>-пакет</w:t>
+        <w:t>Построить график, в котором на оси абсцисс находится размер пакета, а по оси ординат – количество фрагментов, на которое был разделён каждый̆ ping-пакет</w:t>
       </w:r>
       <w:r>
         <w:rPr>
@@ -7226,23 +6392,7 @@
           <w:sz w:val="28"/>
           <w:szCs w:val="28"/>
         </w:rPr>
-        <w:t xml:space="preserve">рафик зависимости количества фрагментов от размера пакета представляет собой ступенчатую зависимость. На оси абсцисс откладывается размер пакета, на оси ординат — количество фрагментов. При размере пакета 100 байт значение равно 1, при достижении порога 1480 байт значение увеличивается до 2, при размере около 3000 байт — до 3 и так далее. Таким образом, график имеет форму возрастающей лестницы, отражающей дискретный характер деления пакетов при превышении предельного MTU </w:t>
-      </w:r>
-      <w:proofErr w:type="spellStart"/>
-      <w:r>
-        <w:rPr>
-          <w:sz w:val="28"/>
-          <w:szCs w:val="28"/>
-        </w:rPr>
-        <w:t>Ethernet</w:t>
-      </w:r>
-      <w:proofErr w:type="spellEnd"/>
-      <w:r>
-        <w:rPr>
-          <w:sz w:val="28"/>
-          <w:szCs w:val="28"/>
-        </w:rPr>
-        <w:t>.</w:t>
+        <w:t>рафик зависимости количества фрагментов от размера пакета представляет собой ступенчатую зависимость. На оси абсцисс откладывается размер пакета, на оси ординат — количество фрагментов. При размере пакета 100 байт значение равно 1, при достижении порога 1480 байт значение увеличивается до 2, при размере около 3000 байт — до 3 и так далее. Таким образом, график имеет форму возрастающей лестницы, отражающей дискретный характер деления пакетов при превышении предельного MTU Ethernet.</w:t>
       </w:r>
       <w:r>
         <w:rPr>
@@ -7269,6 +6419,7 @@
       <w:r>
         <w:rPr>
           <w:b/>
+          <w:noProof/>
           <w:sz w:val="28"/>
           <w:szCs w:val="28"/>
         </w:rPr>
@@ -7398,17 +6549,8 @@
           <w:sz w:val="28"/>
           <w:szCs w:val="28"/>
         </w:rPr>
-        <w:t xml:space="preserve">Как изменить поле TTL с помощью утилиты </w:t>
-      </w:r>
-      <w:proofErr w:type="spellStart"/>
-      <w:r>
-        <w:rPr>
-          <w:sz w:val="28"/>
-          <w:szCs w:val="28"/>
-        </w:rPr>
-        <w:t>ping</w:t>
-      </w:r>
-      <w:proofErr w:type="spellEnd"/>
+        <w:t>Как изменить поле TTL с помощью утилиты ping</w:t>
+      </w:r>
       <w:r>
         <w:rPr>
           <w:sz w:val="28"/>
@@ -7449,87 +6591,7 @@
           <w:sz w:val="28"/>
           <w:szCs w:val="28"/>
         </w:rPr>
-        <w:t>Поле TTL (</w:t>
-      </w:r>
-      <w:proofErr w:type="spellStart"/>
-      <w:r>
-        <w:rPr>
-          <w:sz w:val="28"/>
-          <w:szCs w:val="28"/>
-        </w:rPr>
-        <w:t>Time</w:t>
-      </w:r>
-      <w:proofErr w:type="spellEnd"/>
-      <w:r>
-        <w:rPr>
-          <w:sz w:val="28"/>
-          <w:szCs w:val="28"/>
-        </w:rPr>
-        <w:t xml:space="preserve"> </w:t>
-      </w:r>
-      <w:proofErr w:type="spellStart"/>
-      <w:r>
-        <w:rPr>
-          <w:sz w:val="28"/>
-          <w:szCs w:val="28"/>
-        </w:rPr>
-        <w:t>To</w:t>
-      </w:r>
-      <w:proofErr w:type="spellEnd"/>
-      <w:r>
-        <w:rPr>
-          <w:sz w:val="28"/>
-          <w:szCs w:val="28"/>
-        </w:rPr>
-        <w:t xml:space="preserve"> </w:t>
-      </w:r>
-      <w:proofErr w:type="spellStart"/>
-      <w:r>
-        <w:rPr>
-          <w:sz w:val="28"/>
-          <w:szCs w:val="28"/>
-        </w:rPr>
-        <w:t>Live</w:t>
-      </w:r>
-      <w:proofErr w:type="spellEnd"/>
-      <w:r>
-        <w:rPr>
-          <w:sz w:val="28"/>
-          <w:szCs w:val="28"/>
-        </w:rPr>
-        <w:t xml:space="preserve">) изменяется с помощью параметра -i утилиты </w:t>
-      </w:r>
-      <w:proofErr w:type="spellStart"/>
-      <w:r>
-        <w:rPr>
-          <w:sz w:val="28"/>
-          <w:szCs w:val="28"/>
-        </w:rPr>
-        <w:t>ping</w:t>
-      </w:r>
-      <w:proofErr w:type="spellEnd"/>
-      <w:r>
-        <w:rPr>
-          <w:sz w:val="28"/>
-          <w:szCs w:val="28"/>
-        </w:rPr>
-        <w:t xml:space="preserve">. Например, команда </w:t>
-      </w:r>
-      <w:proofErr w:type="spellStart"/>
-      <w:r>
-        <w:rPr>
-          <w:sz w:val="28"/>
-          <w:szCs w:val="28"/>
-        </w:rPr>
-        <w:t>ping</w:t>
-      </w:r>
-      <w:proofErr w:type="spellEnd"/>
-      <w:r>
-        <w:rPr>
-          <w:sz w:val="28"/>
-          <w:szCs w:val="28"/>
-        </w:rPr>
-        <w:t xml:space="preserve"> -l 2000 -n 1 -i 5 www.yandex.ru устанавливает значение TTL, равное 5. Изменение TTL позволяет ограничивать количество маршрутизаторов, через которые может пройти пакет, прежде чем будет отброшен.</w:t>
+        <w:t>Поле TTL (Time To Live) изменяется с помощью параметра -i утилиты ping. Например, команда ping -l 2000 -n 1 -i 5 www.yandex.ru устанавливает значение TTL, равное 5. Изменение TTL позволяет ограничивать количество маршрутизаторов, через которые может пройти пакет, прежде чем будет отброшен.</w:t>
       </w:r>
     </w:p>
     <w:p>
@@ -7547,6 +6609,7 @@
       </w:pPr>
       <w:r>
         <w:rPr>
+          <w:noProof/>
           <w:sz w:val="28"/>
           <w:szCs w:val="28"/>
         </w:rPr>
@@ -7599,7 +6662,6 @@
         <w:rPr>
           <w:sz w:val="28"/>
           <w:szCs w:val="28"/>
-          <w:lang w:val="en-US"/>
         </w:rPr>
       </w:pPr>
       <w:r>
@@ -7620,7 +6682,6 @@
         <w:rPr>
           <w:sz w:val="28"/>
           <w:szCs w:val="28"/>
-          <w:lang w:val="en-US"/>
         </w:rPr>
         <w:t>8</w:t>
       </w:r>
@@ -7692,23 +6753,7 @@
           <w:sz w:val="28"/>
           <w:szCs w:val="28"/>
         </w:rPr>
-        <w:t xml:space="preserve">Что содержится в поле данных </w:t>
-      </w:r>
-      <w:proofErr w:type="spellStart"/>
-      <w:r>
-        <w:rPr>
-          <w:sz w:val="28"/>
-          <w:szCs w:val="28"/>
-        </w:rPr>
-        <w:t>ping</w:t>
-      </w:r>
-      <w:proofErr w:type="spellEnd"/>
-      <w:r>
-        <w:rPr>
-          <w:sz w:val="28"/>
-          <w:szCs w:val="28"/>
-        </w:rPr>
-        <w:t>-пакета</w:t>
+        <w:t>Что содержится в поле данных ping-пакета</w:t>
       </w:r>
       <w:r>
         <w:rPr>
@@ -7765,55 +6810,7 @@
           <w:sz w:val="28"/>
           <w:szCs w:val="28"/>
         </w:rPr>
-        <w:t xml:space="preserve">) </w:t>
-      </w:r>
-      <w:proofErr w:type="spellStart"/>
-      <w:r>
-        <w:rPr>
-          <w:sz w:val="28"/>
-          <w:szCs w:val="28"/>
-        </w:rPr>
-        <w:t>ping</w:t>
-      </w:r>
-      <w:proofErr w:type="spellEnd"/>
-      <w:r>
-        <w:rPr>
-          <w:sz w:val="28"/>
-          <w:szCs w:val="28"/>
-        </w:rPr>
-        <w:t xml:space="preserve">-пакета содержит последовательность байтов, формируемую утилитой </w:t>
-      </w:r>
-      <w:proofErr w:type="spellStart"/>
-      <w:r>
-        <w:rPr>
-          <w:sz w:val="28"/>
-          <w:szCs w:val="28"/>
-        </w:rPr>
-        <w:t>ping</w:t>
-      </w:r>
-      <w:proofErr w:type="spellEnd"/>
-      <w:r>
-        <w:rPr>
-          <w:sz w:val="28"/>
-          <w:szCs w:val="28"/>
-        </w:rPr>
-        <w:t xml:space="preserve"> для проверки целостности передаваемой информации. В стандартной реализации </w:t>
-      </w:r>
-      <w:proofErr w:type="spellStart"/>
-      <w:r>
-        <w:rPr>
-          <w:sz w:val="28"/>
-          <w:szCs w:val="28"/>
-        </w:rPr>
-        <w:t>Windows</w:t>
-      </w:r>
-      <w:proofErr w:type="spellEnd"/>
-      <w:r>
-        <w:rPr>
-          <w:sz w:val="28"/>
-          <w:szCs w:val="28"/>
-        </w:rPr>
-        <w:t xml:space="preserve"> содержимое этого поля представляет собой повторяющийся шаблон ASCII-символов, длина которого задаётся параметром -l. Поле данных не несёт прикладной информации, а используется исключительно для контроля целостности передачи. В случае фрагментации ICMP-заголовок (8 байт) присутствует только в первом фрагменте, а последующие фрагменты содержат оставшуюся часть пользовательских данных.</w:t>
+        <w:t>) ping-пакета содержит последовательность байтов, формируемую утилитой ping для проверки целостности передаваемой информации. В стандартной реализации Windows содержимое этого поля представляет собой повторяющийся шаблон ASCII-символов, длина которого задаётся параметром -l. Поле данных не несёт прикладной информации, а используется исключительно для контроля целостности передачи. В случае фрагментации ICMP-заголовок (8 байт) присутствует только в первом фрагменте, а последующие фрагменты содержат оставшуюся часть пользовательских данных.</w:t>
       </w:r>
     </w:p>
     <w:p>
@@ -7859,7 +6856,7 @@
         <w:lastRenderedPageBreak/>
         <w:t xml:space="preserve">  </w:t>
       </w:r>
-      <w:bookmarkStart w:id="8" w:name="_Toc212846558"/>
+      <w:bookmarkStart w:id="7" w:name="_Toc212846558"/>
       <w:r>
         <w:rPr>
           <w:b/>
@@ -7888,7 +6885,7 @@
         </w:rPr>
         <w:t>tracert</w:t>
       </w:r>
-      <w:bookmarkEnd w:id="8"/>
+      <w:bookmarkEnd w:id="7"/>
     </w:p>
     <w:p>
       <w:pPr>
@@ -7936,7 +6933,6 @@
         </w:rPr>
         <w:t xml:space="preserve">в </w:t>
       </w:r>
-      <w:proofErr w:type="spellStart"/>
       <w:r>
         <w:rPr>
           <w:sz w:val="28"/>
@@ -7945,7 +6941,6 @@
         </w:rPr>
         <w:t>WireShark</w:t>
       </w:r>
-      <w:proofErr w:type="spellEnd"/>
       <w:r>
         <w:rPr>
           <w:sz w:val="28"/>
@@ -7990,6 +6985,7 @@
       <w:r>
         <w:rPr>
           <w:bCs/>
+          <w:noProof/>
           <w:sz w:val="28"/>
           <w:szCs w:val="28"/>
         </w:rPr>
@@ -8154,55 +7150,7 @@
           <w:sz w:val="28"/>
           <w:szCs w:val="28"/>
         </w:rPr>
-        <w:t xml:space="preserve">На канальном уровне формируется кадр </w:t>
-      </w:r>
-      <w:proofErr w:type="spellStart"/>
-      <w:r>
-        <w:rPr>
-          <w:sz w:val="28"/>
-          <w:szCs w:val="28"/>
-        </w:rPr>
-        <w:t>Ethernet</w:t>
-      </w:r>
-      <w:proofErr w:type="spellEnd"/>
-      <w:r>
-        <w:rPr>
-          <w:sz w:val="28"/>
-          <w:szCs w:val="28"/>
-        </w:rPr>
-        <w:t xml:space="preserve"> II, содержащий MAC-адреса отправителя и получателя. </w:t>
-      </w:r>
-      <w:proofErr w:type="spellStart"/>
-      <w:r>
-        <w:rPr>
-          <w:sz w:val="28"/>
-          <w:szCs w:val="28"/>
-        </w:rPr>
-        <w:t>Destination</w:t>
-      </w:r>
-      <w:proofErr w:type="spellEnd"/>
-      <w:r>
-        <w:rPr>
-          <w:sz w:val="28"/>
-          <w:szCs w:val="28"/>
-        </w:rPr>
-        <w:t xml:space="preserve"> MAC указывает на следующий маршрутизатор в цепочке, а </w:t>
-      </w:r>
-      <w:proofErr w:type="spellStart"/>
-      <w:r>
-        <w:rPr>
-          <w:sz w:val="28"/>
-          <w:szCs w:val="28"/>
-        </w:rPr>
-        <w:t>Source</w:t>
-      </w:r>
-      <w:proofErr w:type="spellEnd"/>
-      <w:r>
-        <w:rPr>
-          <w:sz w:val="28"/>
-          <w:szCs w:val="28"/>
-        </w:rPr>
-        <w:t xml:space="preserve"> MAC — на сетевую карту отправляющего устройства. Этот уровень обеспечивает передачу данных внутри локального сегмента сети и инкапсулирует IP-пакет, передаваемый выше.</w:t>
+        <w:t>На канальном уровне формируется кадр Ethernet II, содержащий MAC-адреса отправителя и получателя. Destination MAC указывает на следующий маршрутизатор в цепочке, а Source MAC — на сетевую карту отправляющего устройства. Этот уровень обеспечивает передачу данных внутри локального сегмента сети и инкапсулирует IP-пакет, передаваемый выше.</w:t>
       </w:r>
     </w:p>
     <w:p>
@@ -8235,215 +7183,7 @@
           <w:sz w:val="28"/>
           <w:szCs w:val="28"/>
         </w:rPr>
-        <w:t xml:space="preserve">IP-пакет включает стандартный заголовок длиной 20 байт, </w:t>
-      </w:r>
-      <w:proofErr w:type="spellStart"/>
-      <w:r>
-        <w:rPr>
-          <w:sz w:val="28"/>
-          <w:szCs w:val="28"/>
-        </w:rPr>
-        <w:t>Version</w:t>
-      </w:r>
-      <w:proofErr w:type="spellEnd"/>
-      <w:r>
-        <w:rPr>
-          <w:sz w:val="28"/>
-          <w:szCs w:val="28"/>
-        </w:rPr>
-        <w:t xml:space="preserve"> = 4, </w:t>
-      </w:r>
-      <w:proofErr w:type="spellStart"/>
-      <w:r>
-        <w:rPr>
-          <w:sz w:val="28"/>
-          <w:szCs w:val="28"/>
-        </w:rPr>
-        <w:t>Protocol</w:t>
-      </w:r>
-      <w:proofErr w:type="spellEnd"/>
-      <w:r>
-        <w:rPr>
-          <w:sz w:val="28"/>
-          <w:szCs w:val="28"/>
-        </w:rPr>
-        <w:t xml:space="preserve"> = ICMP (1), поля </w:t>
-      </w:r>
-      <w:proofErr w:type="spellStart"/>
-      <w:r>
-        <w:rPr>
-          <w:sz w:val="28"/>
-          <w:szCs w:val="28"/>
-        </w:rPr>
-        <w:t>Source</w:t>
-      </w:r>
-      <w:proofErr w:type="spellEnd"/>
-      <w:r>
-        <w:rPr>
-          <w:sz w:val="28"/>
-          <w:szCs w:val="28"/>
-        </w:rPr>
-        <w:t xml:space="preserve"> IP и </w:t>
-      </w:r>
-      <w:proofErr w:type="spellStart"/>
-      <w:r>
-        <w:rPr>
-          <w:sz w:val="28"/>
-          <w:szCs w:val="28"/>
-        </w:rPr>
-        <w:t>Destination</w:t>
-      </w:r>
-      <w:proofErr w:type="spellEnd"/>
-      <w:r>
-        <w:rPr>
-          <w:sz w:val="28"/>
-          <w:szCs w:val="28"/>
-        </w:rPr>
-        <w:t xml:space="preserve"> IP. TTL (</w:t>
-      </w:r>
-      <w:proofErr w:type="spellStart"/>
-      <w:r>
-        <w:rPr>
-          <w:sz w:val="28"/>
-          <w:szCs w:val="28"/>
-        </w:rPr>
-        <w:t>Time</w:t>
-      </w:r>
-      <w:proofErr w:type="spellEnd"/>
-      <w:r>
-        <w:rPr>
-          <w:sz w:val="28"/>
-          <w:szCs w:val="28"/>
-        </w:rPr>
-        <w:t xml:space="preserve"> </w:t>
-      </w:r>
-      <w:proofErr w:type="spellStart"/>
-      <w:r>
-        <w:rPr>
-          <w:sz w:val="28"/>
-          <w:szCs w:val="28"/>
-        </w:rPr>
-        <w:t>To</w:t>
-      </w:r>
-      <w:proofErr w:type="spellEnd"/>
-      <w:r>
-        <w:rPr>
-          <w:sz w:val="28"/>
-          <w:szCs w:val="28"/>
-        </w:rPr>
-        <w:t xml:space="preserve"> </w:t>
-      </w:r>
-      <w:proofErr w:type="spellStart"/>
-      <w:r>
-        <w:rPr>
-          <w:sz w:val="28"/>
-          <w:szCs w:val="28"/>
-        </w:rPr>
-        <w:t>Live</w:t>
-      </w:r>
-      <w:proofErr w:type="spellEnd"/>
-      <w:r>
-        <w:rPr>
-          <w:sz w:val="28"/>
-          <w:szCs w:val="28"/>
-        </w:rPr>
-        <w:t xml:space="preserve">) — ключевой параметр для </w:t>
-      </w:r>
-      <w:proofErr w:type="spellStart"/>
-      <w:r>
-        <w:rPr>
-          <w:sz w:val="28"/>
-          <w:szCs w:val="28"/>
-        </w:rPr>
-        <w:t>tracert</w:t>
-      </w:r>
-      <w:proofErr w:type="spellEnd"/>
-      <w:r>
-        <w:rPr>
-          <w:sz w:val="28"/>
-          <w:szCs w:val="28"/>
-        </w:rPr>
-        <w:t>: утилита увеличивает TTL с каждым пакетом (1, 2, 3…), и при достижении 0 на маршрутизаторе формируется ICMP-пакет с типом 11 (</w:t>
-      </w:r>
-      <w:proofErr w:type="spellStart"/>
-      <w:r>
-        <w:rPr>
-          <w:sz w:val="28"/>
-          <w:szCs w:val="28"/>
-        </w:rPr>
-        <w:t>Time</w:t>
-      </w:r>
-      <w:proofErr w:type="spellEnd"/>
-      <w:r>
-        <w:rPr>
-          <w:sz w:val="28"/>
-          <w:szCs w:val="28"/>
-        </w:rPr>
-        <w:t xml:space="preserve"> </w:t>
-      </w:r>
-      <w:proofErr w:type="spellStart"/>
-      <w:r>
-        <w:rPr>
-          <w:sz w:val="28"/>
-          <w:szCs w:val="28"/>
-        </w:rPr>
-        <w:t>Exceeded</w:t>
-      </w:r>
-      <w:proofErr w:type="spellEnd"/>
-      <w:r>
-        <w:rPr>
-          <w:sz w:val="28"/>
-          <w:szCs w:val="28"/>
-        </w:rPr>
-        <w:t xml:space="preserve">). Это позволяет определить IP промежуточного узла по полю </w:t>
-      </w:r>
-      <w:proofErr w:type="spellStart"/>
-      <w:r>
-        <w:rPr>
-          <w:sz w:val="28"/>
-          <w:szCs w:val="28"/>
-        </w:rPr>
-        <w:t>Source</w:t>
-      </w:r>
-      <w:proofErr w:type="spellEnd"/>
-      <w:r>
-        <w:rPr>
-          <w:sz w:val="28"/>
-          <w:szCs w:val="28"/>
-        </w:rPr>
-        <w:t xml:space="preserve"> IP в ответном пакете. Когда TTL достигает конечного хоста, тот возвращает ICMP </w:t>
-      </w:r>
-      <w:proofErr w:type="spellStart"/>
-      <w:r>
-        <w:rPr>
-          <w:sz w:val="28"/>
-          <w:szCs w:val="28"/>
-        </w:rPr>
-        <w:t>Echo</w:t>
-      </w:r>
-      <w:proofErr w:type="spellEnd"/>
-      <w:r>
-        <w:rPr>
-          <w:sz w:val="28"/>
-          <w:szCs w:val="28"/>
-        </w:rPr>
-        <w:t xml:space="preserve"> </w:t>
-      </w:r>
-      <w:proofErr w:type="spellStart"/>
-      <w:r>
-        <w:rPr>
-          <w:sz w:val="28"/>
-          <w:szCs w:val="28"/>
-        </w:rPr>
-        <w:t>Reply</w:t>
-      </w:r>
-      <w:proofErr w:type="spellEnd"/>
-      <w:r>
-        <w:rPr>
-          <w:sz w:val="28"/>
-          <w:szCs w:val="28"/>
-        </w:rPr>
-        <w:t>.</w:t>
+        <w:t>IP-пакет включает стандартный заголовок длиной 20 байт, Version = 4, Protocol = ICMP (1), поля Source IP и Destination IP. TTL (Time To Live) — ключевой параметр для tracert: утилита увеличивает TTL с каждым пакетом (1, 2, 3…), и при достижении 0 на маршрутизаторе формируется ICMP-пакет с типом 11 (Time Exceeded). Это позволяет определить IP промежуточного узла по полю Source IP в ответном пакете. Когда TTL достигает конечного хоста, тот возвращает ICMP Echo Reply.</w:t>
       </w:r>
     </w:p>
     <w:p>
@@ -8477,279 +7217,7 @@
           <w:sz w:val="28"/>
           <w:szCs w:val="28"/>
         </w:rPr>
-        <w:t xml:space="preserve">На Прикладной/ICMP уровне содержится ICMP-сообщение. Отправляемый запрос имеет </w:t>
-      </w:r>
-      <w:proofErr w:type="spellStart"/>
-      <w:r>
-        <w:rPr>
-          <w:sz w:val="28"/>
-          <w:szCs w:val="28"/>
-        </w:rPr>
-        <w:t>Type</w:t>
-      </w:r>
-      <w:proofErr w:type="spellEnd"/>
-      <w:r>
-        <w:rPr>
-          <w:sz w:val="28"/>
-          <w:szCs w:val="28"/>
-        </w:rPr>
-        <w:t xml:space="preserve"> = 8 (</w:t>
-      </w:r>
-      <w:proofErr w:type="spellStart"/>
-      <w:r>
-        <w:rPr>
-          <w:sz w:val="28"/>
-          <w:szCs w:val="28"/>
-        </w:rPr>
-        <w:t>Echo</w:t>
-      </w:r>
-      <w:proofErr w:type="spellEnd"/>
-      <w:r>
-        <w:rPr>
-          <w:sz w:val="28"/>
-          <w:szCs w:val="28"/>
-        </w:rPr>
-        <w:t xml:space="preserve"> </w:t>
-      </w:r>
-      <w:proofErr w:type="spellStart"/>
-      <w:r>
-        <w:rPr>
-          <w:sz w:val="28"/>
-          <w:szCs w:val="28"/>
-        </w:rPr>
-        <w:t>Request</w:t>
-      </w:r>
-      <w:proofErr w:type="spellEnd"/>
-      <w:r>
-        <w:rPr>
-          <w:sz w:val="28"/>
-          <w:szCs w:val="28"/>
-        </w:rPr>
-        <w:t xml:space="preserve">) и </w:t>
-      </w:r>
-      <w:proofErr w:type="spellStart"/>
-      <w:r>
-        <w:rPr>
-          <w:sz w:val="28"/>
-          <w:szCs w:val="28"/>
-        </w:rPr>
-        <w:t>Code</w:t>
-      </w:r>
-      <w:proofErr w:type="spellEnd"/>
-      <w:r>
-        <w:rPr>
-          <w:sz w:val="28"/>
-          <w:szCs w:val="28"/>
-        </w:rPr>
-        <w:t xml:space="preserve"> = 0, с полями </w:t>
-      </w:r>
-      <w:proofErr w:type="spellStart"/>
-      <w:r>
-        <w:rPr>
-          <w:sz w:val="28"/>
-          <w:szCs w:val="28"/>
-        </w:rPr>
-        <w:t>Identifier</w:t>
-      </w:r>
-      <w:proofErr w:type="spellEnd"/>
-      <w:r>
-        <w:rPr>
-          <w:sz w:val="28"/>
-          <w:szCs w:val="28"/>
-        </w:rPr>
-        <w:t xml:space="preserve">, </w:t>
-      </w:r>
-      <w:proofErr w:type="spellStart"/>
-      <w:r>
-        <w:rPr>
-          <w:sz w:val="28"/>
-          <w:szCs w:val="28"/>
-        </w:rPr>
-        <w:t>Sequence</w:t>
-      </w:r>
-      <w:proofErr w:type="spellEnd"/>
-      <w:r>
-        <w:rPr>
-          <w:sz w:val="28"/>
-          <w:szCs w:val="28"/>
-        </w:rPr>
-        <w:t xml:space="preserve"> </w:t>
-      </w:r>
-      <w:proofErr w:type="spellStart"/>
-      <w:r>
-        <w:rPr>
-          <w:sz w:val="28"/>
-          <w:szCs w:val="28"/>
-        </w:rPr>
-        <w:t>Number</w:t>
-      </w:r>
-      <w:proofErr w:type="spellEnd"/>
-      <w:r>
-        <w:rPr>
-          <w:sz w:val="28"/>
-          <w:szCs w:val="28"/>
-        </w:rPr>
-        <w:t xml:space="preserve">, </w:t>
-      </w:r>
-      <w:proofErr w:type="spellStart"/>
-      <w:r>
-        <w:rPr>
-          <w:sz w:val="28"/>
-          <w:szCs w:val="28"/>
-        </w:rPr>
-        <w:t>Checksum</w:t>
-      </w:r>
-      <w:proofErr w:type="spellEnd"/>
-      <w:r>
-        <w:rPr>
-          <w:sz w:val="28"/>
-          <w:szCs w:val="28"/>
-        </w:rPr>
-        <w:t xml:space="preserve"> и блоком данных (обычно 48 байт). Промежуточные узлы возвращают сообщения </w:t>
-      </w:r>
-      <w:proofErr w:type="spellStart"/>
-      <w:r>
-        <w:rPr>
-          <w:sz w:val="28"/>
-          <w:szCs w:val="28"/>
-        </w:rPr>
-        <w:t>Type</w:t>
-      </w:r>
-      <w:proofErr w:type="spellEnd"/>
-      <w:r>
-        <w:rPr>
-          <w:sz w:val="28"/>
-          <w:szCs w:val="28"/>
-        </w:rPr>
-        <w:t xml:space="preserve"> = 11 (</w:t>
-      </w:r>
-      <w:proofErr w:type="spellStart"/>
-      <w:r>
-        <w:rPr>
-          <w:sz w:val="28"/>
-          <w:szCs w:val="28"/>
-        </w:rPr>
-        <w:t>Time</w:t>
-      </w:r>
-      <w:proofErr w:type="spellEnd"/>
-      <w:r>
-        <w:rPr>
-          <w:sz w:val="28"/>
-          <w:szCs w:val="28"/>
-        </w:rPr>
-        <w:t xml:space="preserve"> </w:t>
-      </w:r>
-      <w:proofErr w:type="spellStart"/>
-      <w:r>
-        <w:rPr>
-          <w:sz w:val="28"/>
-          <w:szCs w:val="28"/>
-        </w:rPr>
-        <w:t>Exceeded</w:t>
-      </w:r>
-      <w:proofErr w:type="spellEnd"/>
-      <w:r>
-        <w:rPr>
-          <w:sz w:val="28"/>
-          <w:szCs w:val="28"/>
-        </w:rPr>
-        <w:t xml:space="preserve">), а конечный хост — </w:t>
-      </w:r>
-      <w:proofErr w:type="spellStart"/>
-      <w:r>
-        <w:rPr>
-          <w:sz w:val="28"/>
-          <w:szCs w:val="28"/>
-        </w:rPr>
-        <w:t>Type</w:t>
-      </w:r>
-      <w:proofErr w:type="spellEnd"/>
-      <w:r>
-        <w:rPr>
-          <w:sz w:val="28"/>
-          <w:szCs w:val="28"/>
-        </w:rPr>
-        <w:t xml:space="preserve"> = 0 (</w:t>
-      </w:r>
-      <w:proofErr w:type="spellStart"/>
-      <w:r>
-        <w:rPr>
-          <w:sz w:val="28"/>
-          <w:szCs w:val="28"/>
-        </w:rPr>
-        <w:t>Echo</w:t>
-      </w:r>
-      <w:proofErr w:type="spellEnd"/>
-      <w:r>
-        <w:rPr>
-          <w:sz w:val="28"/>
-          <w:szCs w:val="28"/>
-        </w:rPr>
-        <w:t xml:space="preserve"> </w:t>
-      </w:r>
-      <w:proofErr w:type="spellStart"/>
-      <w:r>
-        <w:rPr>
-          <w:sz w:val="28"/>
-          <w:szCs w:val="28"/>
-        </w:rPr>
-        <w:t>Reply</w:t>
-      </w:r>
-      <w:proofErr w:type="spellEnd"/>
-      <w:r>
-        <w:rPr>
-          <w:sz w:val="28"/>
-          <w:szCs w:val="28"/>
-        </w:rPr>
-        <w:t xml:space="preserve">), при этом </w:t>
-      </w:r>
-      <w:proofErr w:type="spellStart"/>
-      <w:r>
-        <w:rPr>
-          <w:sz w:val="28"/>
-          <w:szCs w:val="28"/>
-        </w:rPr>
-        <w:t>Identifier</w:t>
-      </w:r>
-      <w:proofErr w:type="spellEnd"/>
-      <w:r>
-        <w:rPr>
-          <w:sz w:val="28"/>
-          <w:szCs w:val="28"/>
-        </w:rPr>
-        <w:t xml:space="preserve"> и </w:t>
-      </w:r>
-      <w:proofErr w:type="spellStart"/>
-      <w:r>
-        <w:rPr>
-          <w:sz w:val="28"/>
-          <w:szCs w:val="28"/>
-        </w:rPr>
-        <w:t>Sequence</w:t>
-      </w:r>
-      <w:proofErr w:type="spellEnd"/>
-      <w:r>
-        <w:rPr>
-          <w:sz w:val="28"/>
-          <w:szCs w:val="28"/>
-        </w:rPr>
-        <w:t xml:space="preserve"> </w:t>
-      </w:r>
-      <w:proofErr w:type="spellStart"/>
-      <w:r>
-        <w:rPr>
-          <w:sz w:val="28"/>
-          <w:szCs w:val="28"/>
-        </w:rPr>
-        <w:t>Number</w:t>
-      </w:r>
-      <w:proofErr w:type="spellEnd"/>
-      <w:r>
-        <w:rPr>
-          <w:sz w:val="28"/>
-          <w:szCs w:val="28"/>
-        </w:rPr>
-        <w:t xml:space="preserve"> совпадают с отправленным запросом, что позволяет сопоставить запрос и ответ.</w:t>
+        <w:t>На Прикладной/ICMP уровне содержится ICMP-сообщение. Отправляемый запрос имеет Type = 8 (Echo Request) и Code = 0, с полями Identifier, Sequence Number, Checksum и блоком данных (обычно 48 байт). Промежуточные узлы возвращают сообщения Type = 11 (Time Exceeded), а конечный хост — Type = 0 (Echo Reply), при этом Identifier и Sequence Number совпадают с отправленным запросом, что позволяет сопоставить запрос и ответ.</w:t>
       </w:r>
     </w:p>
     <w:p>
@@ -8783,66 +7251,35 @@
           <w:sz w:val="28"/>
           <w:szCs w:val="28"/>
         </w:rPr>
-        <w:t xml:space="preserve">Особенности структуры PDU для </w:t>
-      </w:r>
-      <w:proofErr w:type="spellStart"/>
-      <w:r>
-        <w:rPr>
-          <w:sz w:val="28"/>
-          <w:szCs w:val="28"/>
-        </w:rPr>
-        <w:t>tracert</w:t>
-      </w:r>
-      <w:proofErr w:type="spellEnd"/>
-    </w:p>
-    <w:p>
-      <w:pPr>
-        <w:spacing w:line="360" w:lineRule="auto"/>
-        <w:jc w:val="both"/>
-        <w:rPr>
-          <w:sz w:val="28"/>
-          <w:szCs w:val="28"/>
-        </w:rPr>
-      </w:pPr>
-      <w:r>
-        <w:rPr>
-          <w:sz w:val="28"/>
-          <w:szCs w:val="28"/>
-        </w:rPr>
-        <w:t xml:space="preserve">Сообщения </w:t>
-      </w:r>
-      <w:proofErr w:type="spellStart"/>
-      <w:r>
-        <w:rPr>
-          <w:sz w:val="28"/>
-          <w:szCs w:val="28"/>
-        </w:rPr>
-        <w:t>Time</w:t>
-      </w:r>
-      <w:proofErr w:type="spellEnd"/>
-      <w:r>
-        <w:rPr>
-          <w:sz w:val="28"/>
-          <w:szCs w:val="28"/>
-        </w:rPr>
-        <w:t xml:space="preserve"> </w:t>
-      </w:r>
-      <w:proofErr w:type="spellStart"/>
-      <w:r>
-        <w:rPr>
-          <w:sz w:val="28"/>
-          <w:szCs w:val="28"/>
-        </w:rPr>
-        <w:t>Exceeded</w:t>
-      </w:r>
-      <w:proofErr w:type="spellEnd"/>
-      <w:r>
-        <w:rPr>
-          <w:sz w:val="28"/>
-          <w:szCs w:val="28"/>
-        </w:rPr>
-        <w:t xml:space="preserve"> включают в себя фрагмент исходного IP-пакета, что позволяет утилите определить на каком хопе TTL был исчерпан и строить маршрут прохождения пакета. Такая вложенность IP-заголовка и ICMP-данных является ключевой для диагностики сети.</w:t>
-      </w:r>
+        <w:t>Особенности структуры PDU для tracert</w:t>
+      </w:r>
+    </w:p>
+    <w:p>
+      <w:pPr>
+        <w:spacing w:line="360" w:lineRule="auto"/>
+        <w:jc w:val="both"/>
+        <w:rPr>
+          <w:sz w:val="28"/>
+          <w:szCs w:val="28"/>
+        </w:rPr>
+      </w:pPr>
+      <w:r>
+        <w:rPr>
+          <w:sz w:val="28"/>
+          <w:szCs w:val="28"/>
+        </w:rPr>
+        <w:t>Сообщения Time Exceeded включают в себя фрагмент исходного IP-пакета, что позволяет утилите определить на каком хопе TTL был исчерпан и строить маршрут прохождения пакета. Такая вложенность IP-заголовка и ICMP-данных является ключевой для диагностики сети.</w:t>
+      </w:r>
+    </w:p>
+    <w:p>
+      <w:pPr>
+        <w:spacing w:line="360" w:lineRule="auto"/>
+        <w:jc w:val="both"/>
+        <w:rPr>
+          <w:sz w:val="28"/>
+          <w:szCs w:val="28"/>
+        </w:rPr>
+      </w:pPr>
     </w:p>
     <w:p>
       <w:pPr>
@@ -8855,6 +7292,7 @@
       </w:pPr>
       <w:r>
         <w:rPr>
+          <w:noProof/>
           <w:sz w:val="28"/>
           <w:szCs w:val="28"/>
         </w:rPr>
@@ -8919,23 +7357,7 @@
           <w:szCs w:val="28"/>
           <w:lang w:val="en-US"/>
         </w:rPr>
-        <w:t xml:space="preserve"> </w:t>
-      </w:r>
-      <w:r>
-        <w:rPr>
-          <w:sz w:val="28"/>
-          <w:szCs w:val="28"/>
-          <w:lang w:val="en-US"/>
-        </w:rPr>
-        <w:t>20</w:t>
-      </w:r>
-      <w:r>
-        <w:rPr>
-          <w:sz w:val="28"/>
-          <w:szCs w:val="28"/>
-          <w:lang w:val="en-US"/>
-        </w:rPr>
-        <w:t xml:space="preserve"> – </w:t>
+        <w:t xml:space="preserve"> 20 – </w:t>
       </w:r>
       <w:proofErr w:type="gramStart"/>
       <w:r>
@@ -8951,15 +7373,7 @@
           <w:szCs w:val="28"/>
           <w:lang w:val="en-US"/>
         </w:rPr>
-        <w:t xml:space="preserve"> </w:t>
-      </w:r>
-      <w:r>
-        <w:rPr>
-          <w:sz w:val="28"/>
-          <w:szCs w:val="28"/>
-          <w:lang w:val="en-US"/>
-        </w:rPr>
-        <w:t xml:space="preserve"> </w:t>
+        <w:t xml:space="preserve">  </w:t>
       </w:r>
       <w:r>
         <w:rPr>
@@ -9018,22 +7432,7 @@
           <w:sz w:val="28"/>
           <w:szCs w:val="28"/>
         </w:rPr>
-        <w:lastRenderedPageBreak/>
-        <w:t xml:space="preserve">Следующим пунктом необходимо ответить на </w:t>
-      </w:r>
-      <w:r>
-        <w:rPr>
-          <w:sz w:val="28"/>
-          <w:szCs w:val="28"/>
-        </w:rPr>
-        <w:t>пять</w:t>
-      </w:r>
-      <w:r>
-        <w:rPr>
-          <w:sz w:val="28"/>
-          <w:szCs w:val="28"/>
-        </w:rPr>
-        <w:t xml:space="preserve"> вопросов</w:t>
+        <w:t>Следующим пунктом необходимо ответить на пять вопросов</w:t>
       </w:r>
       <w:r>
         <w:rPr>
@@ -9069,39 +7468,7 @@
           <w:sz w:val="28"/>
           <w:szCs w:val="28"/>
         </w:rPr>
-        <w:t xml:space="preserve">Сколько </w:t>
-      </w:r>
-      <w:proofErr w:type="spellStart"/>
-      <w:r>
-        <w:rPr>
-          <w:sz w:val="28"/>
-          <w:szCs w:val="28"/>
-        </w:rPr>
-        <w:t>байт</w:t>
-      </w:r>
-      <w:proofErr w:type="spellEnd"/>
-      <w:r>
-        <w:rPr>
-          <w:sz w:val="28"/>
-          <w:szCs w:val="28"/>
-        </w:rPr>
-        <w:t xml:space="preserve"> содержится в заголовке IP? Сколько </w:t>
-      </w:r>
-      <w:proofErr w:type="spellStart"/>
-      <w:r>
-        <w:rPr>
-          <w:sz w:val="28"/>
-          <w:szCs w:val="28"/>
-        </w:rPr>
-        <w:t>байт</w:t>
-      </w:r>
-      <w:proofErr w:type="spellEnd"/>
-      <w:r>
-        <w:rPr>
-          <w:sz w:val="28"/>
-          <w:szCs w:val="28"/>
-        </w:rPr>
-        <w:t xml:space="preserve"> содержится в поле данных</w:t>
+        <w:t>Сколько байт содержится в заголовке IP? Сколько байт содержится в поле данных</w:t>
       </w:r>
       <w:r>
         <w:rPr>
@@ -9177,24 +7544,8 @@
           <w:sz w:val="28"/>
           <w:szCs w:val="28"/>
         </w:rPr>
-        <w:t>Как и почему изменяется поле TTL в следующих друг за другом ICMP-пакетах</w:t>
-      </w:r>
-      <w:r>
-        <w:rPr>
-          <w:sz w:val="28"/>
-          <w:szCs w:val="28"/>
-        </w:rPr>
-        <w:t xml:space="preserve"> </w:t>
-      </w:r>
-      <w:proofErr w:type="spellStart"/>
-      <w:r>
-        <w:rPr>
-          <w:sz w:val="28"/>
-          <w:szCs w:val="28"/>
-        </w:rPr>
-        <w:t>tracert</w:t>
-      </w:r>
-      <w:proofErr w:type="spellEnd"/>
+        <w:t>Как и почему изменяется поле TTL в следующих друг за другом ICMP-пакетах tracert</w:t>
+      </w:r>
       <w:r>
         <w:rPr>
           <w:sz w:val="28"/>
@@ -9235,87 +7586,7 @@
           <w:sz w:val="28"/>
           <w:szCs w:val="28"/>
         </w:rPr>
-        <w:t xml:space="preserve">Поле TTL в ICMP-пакетах </w:t>
-      </w:r>
-      <w:proofErr w:type="spellStart"/>
-      <w:r>
-        <w:rPr>
-          <w:sz w:val="28"/>
-          <w:szCs w:val="28"/>
-        </w:rPr>
-        <w:t>tracert</w:t>
-      </w:r>
-      <w:proofErr w:type="spellEnd"/>
-      <w:r>
-        <w:rPr>
-          <w:sz w:val="28"/>
-          <w:szCs w:val="28"/>
-        </w:rPr>
-        <w:t xml:space="preserve"> изменяется с каждым последующим пакетом: первый пакет имеет TTL=1, первый маршрутизатор уменьшает его до 0 и отправляет обратно ICMP </w:t>
-      </w:r>
-      <w:proofErr w:type="spellStart"/>
-      <w:r>
-        <w:rPr>
-          <w:sz w:val="28"/>
-          <w:szCs w:val="28"/>
-        </w:rPr>
-        <w:t>Time</w:t>
-      </w:r>
-      <w:proofErr w:type="spellEnd"/>
-      <w:r>
-        <w:rPr>
-          <w:sz w:val="28"/>
-          <w:szCs w:val="28"/>
-        </w:rPr>
-        <w:t xml:space="preserve"> </w:t>
-      </w:r>
-      <w:proofErr w:type="spellStart"/>
-      <w:r>
-        <w:rPr>
-          <w:sz w:val="28"/>
-          <w:szCs w:val="28"/>
-        </w:rPr>
-        <w:t>Exceeded</w:t>
-      </w:r>
-      <w:proofErr w:type="spellEnd"/>
-      <w:r>
-        <w:rPr>
-          <w:sz w:val="28"/>
-          <w:szCs w:val="28"/>
-        </w:rPr>
-        <w:t xml:space="preserve">, второй пакет TTL=2 проходит через первый роутер и уменьшается на 1, второй роутер уменьшает TTL до 0 и возвращает </w:t>
-      </w:r>
-      <w:proofErr w:type="spellStart"/>
-      <w:r>
-        <w:rPr>
-          <w:sz w:val="28"/>
-          <w:szCs w:val="28"/>
-        </w:rPr>
-        <w:t>Time</w:t>
-      </w:r>
-      <w:proofErr w:type="spellEnd"/>
-      <w:r>
-        <w:rPr>
-          <w:sz w:val="28"/>
-          <w:szCs w:val="28"/>
-        </w:rPr>
-        <w:t xml:space="preserve"> </w:t>
-      </w:r>
-      <w:proofErr w:type="spellStart"/>
-      <w:r>
-        <w:rPr>
-          <w:sz w:val="28"/>
-          <w:szCs w:val="28"/>
-        </w:rPr>
-        <w:t>Exceeded</w:t>
-      </w:r>
-      <w:proofErr w:type="spellEnd"/>
-      <w:r>
-        <w:rPr>
-          <w:sz w:val="28"/>
-          <w:szCs w:val="28"/>
-        </w:rPr>
-        <w:t>, и так далее, что позволяет постепенно определить весь маршрут до конечного узла.</w:t>
+        <w:t>Поле TTL в ICMP-пакетах tracert изменяется с каждым последующим пакетом: первый пакет имеет TTL=1, первый маршрутизатор уменьшает его до 0 и отправляет обратно ICMP Time Exceeded, второй пакет TTL=2 проходит через первый роутер и уменьшается на 1, второй роутер уменьшает TTL до 0 и возвращает Time Exceeded, и так далее, что позволяет постепенно определить весь маршрут до конечного узла.</w:t>
       </w:r>
     </w:p>
     <w:p>
@@ -9350,47 +7621,8 @@
           <w:sz w:val="28"/>
           <w:szCs w:val="28"/>
         </w:rPr>
-        <w:t xml:space="preserve">Чем отличаются ICMP-пакеты, генерируемые утилитой </w:t>
-      </w:r>
-      <w:proofErr w:type="spellStart"/>
-      <w:r>
-        <w:rPr>
-          <w:sz w:val="28"/>
-          <w:szCs w:val="28"/>
-        </w:rPr>
-        <w:t>tracert</w:t>
-      </w:r>
-      <w:proofErr w:type="spellEnd"/>
-      <w:r>
-        <w:rPr>
-          <w:sz w:val="28"/>
-          <w:szCs w:val="28"/>
-        </w:rPr>
-        <w:t>, от ICMP-пакетов,</w:t>
-      </w:r>
-      <w:r>
-        <w:rPr>
-          <w:sz w:val="28"/>
-          <w:szCs w:val="28"/>
-        </w:rPr>
-        <w:t xml:space="preserve"> </w:t>
-      </w:r>
-      <w:r>
-        <w:rPr>
-          <w:sz w:val="28"/>
-          <w:szCs w:val="28"/>
-        </w:rPr>
-        <w:t xml:space="preserve">генерируемых утилитой </w:t>
-      </w:r>
-      <w:proofErr w:type="spellStart"/>
-      <w:r>
-        <w:rPr>
-          <w:sz w:val="28"/>
-          <w:szCs w:val="28"/>
-        </w:rPr>
-        <w:t>ping</w:t>
-      </w:r>
-      <w:proofErr w:type="spellEnd"/>
+        <w:t>Чем отличаются ICMP-пакеты, генерируемые утилитой tracert, от ICMP-пакетов, генерируемых утилитой ping</w:t>
+      </w:r>
       <w:r>
         <w:rPr>
           <w:sz w:val="28"/>
@@ -9431,167 +7663,7 @@
           <w:sz w:val="28"/>
           <w:szCs w:val="28"/>
         </w:rPr>
-        <w:t xml:space="preserve">ICMP-пакеты </w:t>
-      </w:r>
-      <w:proofErr w:type="spellStart"/>
-      <w:r>
-        <w:rPr>
-          <w:sz w:val="28"/>
-          <w:szCs w:val="28"/>
-        </w:rPr>
-        <w:t>tracert</w:t>
-      </w:r>
-      <w:proofErr w:type="spellEnd"/>
-      <w:r>
-        <w:rPr>
-          <w:sz w:val="28"/>
-          <w:szCs w:val="28"/>
-        </w:rPr>
-        <w:t xml:space="preserve"> отличаются от </w:t>
-      </w:r>
-      <w:proofErr w:type="spellStart"/>
-      <w:r>
-        <w:rPr>
-          <w:sz w:val="28"/>
-          <w:szCs w:val="28"/>
-        </w:rPr>
-        <w:t>ping</w:t>
-      </w:r>
-      <w:proofErr w:type="spellEnd"/>
-      <w:r>
-        <w:rPr>
-          <w:sz w:val="28"/>
-          <w:szCs w:val="28"/>
-        </w:rPr>
-        <w:t xml:space="preserve"> тем, что </w:t>
-      </w:r>
-      <w:proofErr w:type="spellStart"/>
-      <w:r>
-        <w:rPr>
-          <w:sz w:val="28"/>
-          <w:szCs w:val="28"/>
-        </w:rPr>
-        <w:t>tracert</w:t>
-      </w:r>
-      <w:proofErr w:type="spellEnd"/>
-      <w:r>
-        <w:rPr>
-          <w:sz w:val="28"/>
-          <w:szCs w:val="28"/>
-        </w:rPr>
-        <w:t xml:space="preserve"> использует поэтапно увеличивающийся TTL для получения </w:t>
-      </w:r>
-      <w:proofErr w:type="spellStart"/>
-      <w:r>
-        <w:rPr>
-          <w:sz w:val="28"/>
-          <w:szCs w:val="28"/>
-        </w:rPr>
-        <w:t>Time</w:t>
-      </w:r>
-      <w:proofErr w:type="spellEnd"/>
-      <w:r>
-        <w:rPr>
-          <w:sz w:val="28"/>
-          <w:szCs w:val="28"/>
-        </w:rPr>
-        <w:t xml:space="preserve"> </w:t>
-      </w:r>
-      <w:proofErr w:type="spellStart"/>
-      <w:r>
-        <w:rPr>
-          <w:sz w:val="28"/>
-          <w:szCs w:val="28"/>
-        </w:rPr>
-        <w:t>Exceeded</w:t>
-      </w:r>
-      <w:proofErr w:type="spellEnd"/>
-      <w:r>
-        <w:rPr>
-          <w:sz w:val="28"/>
-          <w:szCs w:val="28"/>
-        </w:rPr>
-        <w:t xml:space="preserve"> от промежуточных маршрутизаторов, а </w:t>
-      </w:r>
-      <w:proofErr w:type="spellStart"/>
-      <w:r>
-        <w:rPr>
-          <w:sz w:val="28"/>
-          <w:szCs w:val="28"/>
-        </w:rPr>
-        <w:t>ping</w:t>
-      </w:r>
-      <w:proofErr w:type="spellEnd"/>
-      <w:r>
-        <w:rPr>
-          <w:sz w:val="28"/>
-          <w:szCs w:val="28"/>
-        </w:rPr>
-        <w:t xml:space="preserve"> просто отправляет </w:t>
-      </w:r>
-      <w:proofErr w:type="spellStart"/>
-      <w:r>
-        <w:rPr>
-          <w:sz w:val="28"/>
-          <w:szCs w:val="28"/>
-        </w:rPr>
-        <w:t>Echo</w:t>
-      </w:r>
-      <w:proofErr w:type="spellEnd"/>
-      <w:r>
-        <w:rPr>
-          <w:sz w:val="28"/>
-          <w:szCs w:val="28"/>
-        </w:rPr>
-        <w:t xml:space="preserve"> </w:t>
-      </w:r>
-      <w:proofErr w:type="spellStart"/>
-      <w:r>
-        <w:rPr>
-          <w:sz w:val="28"/>
-          <w:szCs w:val="28"/>
-        </w:rPr>
-        <w:t>Request</w:t>
-      </w:r>
-      <w:proofErr w:type="spellEnd"/>
-      <w:r>
-        <w:rPr>
-          <w:sz w:val="28"/>
-          <w:szCs w:val="28"/>
-        </w:rPr>
-        <w:t xml:space="preserve"> на конечный адрес и ожидает </w:t>
-      </w:r>
-      <w:proofErr w:type="spellStart"/>
-      <w:r>
-        <w:rPr>
-          <w:sz w:val="28"/>
-          <w:szCs w:val="28"/>
-        </w:rPr>
-        <w:t>Echo</w:t>
-      </w:r>
-      <w:proofErr w:type="spellEnd"/>
-      <w:r>
-        <w:rPr>
-          <w:sz w:val="28"/>
-          <w:szCs w:val="28"/>
-        </w:rPr>
-        <w:t xml:space="preserve"> </w:t>
-      </w:r>
-      <w:proofErr w:type="spellStart"/>
-      <w:r>
-        <w:rPr>
-          <w:sz w:val="28"/>
-          <w:szCs w:val="28"/>
-        </w:rPr>
-        <w:t>Reply</w:t>
-      </w:r>
-      <w:proofErr w:type="spellEnd"/>
-      <w:r>
-        <w:rPr>
-          <w:sz w:val="28"/>
-          <w:szCs w:val="28"/>
-        </w:rPr>
-        <w:t>, проверяя доступность узла</w:t>
+        <w:t>ICMP-пакеты tracert отличаются от ping тем, что tracert использует поэтапно увеличивающийся TTL для получения Time Exceeded от промежуточных маршрутизаторов, а ping просто отправляет Echo Request на конечный адрес и ожидает Echo Reply, проверяя доступность узла</w:t>
       </w:r>
       <w:r>
         <w:rPr>
@@ -9619,53 +7691,14 @@
           <w:sz w:val="28"/>
           <w:szCs w:val="28"/>
         </w:rPr>
-        <w:t>4</w:t>
-      </w:r>
-      <w:r>
-        <w:rPr>
-          <w:sz w:val="28"/>
-          <w:szCs w:val="28"/>
-        </w:rPr>
-        <w:t xml:space="preserve">. </w:t>
-      </w:r>
-      <w:r>
-        <w:rPr>
-          <w:sz w:val="28"/>
-          <w:szCs w:val="28"/>
-        </w:rPr>
-        <w:t xml:space="preserve">Чем отличаются полученные пакеты «ICMP </w:t>
-      </w:r>
-      <w:proofErr w:type="spellStart"/>
-      <w:r>
-        <w:rPr>
-          <w:sz w:val="28"/>
-          <w:szCs w:val="28"/>
-        </w:rPr>
-        <w:t>reply</w:t>
-      </w:r>
-      <w:proofErr w:type="spellEnd"/>
-      <w:r>
-        <w:rPr>
-          <w:sz w:val="28"/>
-          <w:szCs w:val="28"/>
-        </w:rPr>
-        <w:t xml:space="preserve">» от «ICMP </w:t>
-      </w:r>
-      <w:proofErr w:type="spellStart"/>
-      <w:r>
-        <w:rPr>
-          <w:sz w:val="28"/>
-          <w:szCs w:val="28"/>
-        </w:rPr>
-        <w:t>error</w:t>
-      </w:r>
-      <w:proofErr w:type="spellEnd"/>
-      <w:r>
-        <w:rPr>
-          <w:sz w:val="28"/>
-          <w:szCs w:val="28"/>
-        </w:rPr>
-        <w:t>» и зачем нужны</w:t>
+        <w:t xml:space="preserve">4. </w:t>
+      </w:r>
+      <w:r>
+        <w:rPr>
+          <w:sz w:val="28"/>
+          <w:szCs w:val="28"/>
+        </w:rPr>
+        <w:t>Чем отличаются полученные пакеты «ICMP reply» от «ICMP error» и зачем нужны</w:t>
       </w:r>
       <w:r>
         <w:rPr>
@@ -9721,135 +7754,7 @@
           <w:sz w:val="28"/>
           <w:szCs w:val="28"/>
         </w:rPr>
-        <w:t xml:space="preserve">Полученные пакеты ICMP </w:t>
-      </w:r>
-      <w:proofErr w:type="spellStart"/>
-      <w:r>
-        <w:rPr>
-          <w:sz w:val="28"/>
-          <w:szCs w:val="28"/>
-        </w:rPr>
-        <w:t>reply</w:t>
-      </w:r>
-      <w:proofErr w:type="spellEnd"/>
-      <w:r>
-        <w:rPr>
-          <w:sz w:val="28"/>
-          <w:szCs w:val="28"/>
-        </w:rPr>
-        <w:t xml:space="preserve"> подтверждают успешное достижение узла (</w:t>
-      </w:r>
-      <w:proofErr w:type="spellStart"/>
-      <w:r>
-        <w:rPr>
-          <w:sz w:val="28"/>
-          <w:szCs w:val="28"/>
-        </w:rPr>
-        <w:t>Echo</w:t>
-      </w:r>
-      <w:proofErr w:type="spellEnd"/>
-      <w:r>
-        <w:rPr>
-          <w:sz w:val="28"/>
-          <w:szCs w:val="28"/>
-        </w:rPr>
-        <w:t xml:space="preserve"> </w:t>
-      </w:r>
-      <w:proofErr w:type="spellStart"/>
-      <w:r>
-        <w:rPr>
-          <w:sz w:val="28"/>
-          <w:szCs w:val="28"/>
-        </w:rPr>
-        <w:t>Reply</w:t>
-      </w:r>
-      <w:proofErr w:type="spellEnd"/>
-      <w:r>
-        <w:rPr>
-          <w:sz w:val="28"/>
-          <w:szCs w:val="28"/>
-        </w:rPr>
-        <w:t xml:space="preserve">), а ICMP </w:t>
-      </w:r>
-      <w:proofErr w:type="spellStart"/>
-      <w:r>
-        <w:rPr>
-          <w:sz w:val="28"/>
-          <w:szCs w:val="28"/>
-        </w:rPr>
-        <w:t>error</w:t>
-      </w:r>
-      <w:proofErr w:type="spellEnd"/>
-      <w:r>
-        <w:rPr>
-          <w:sz w:val="28"/>
-          <w:szCs w:val="28"/>
-        </w:rPr>
-        <w:t xml:space="preserve">, например </w:t>
-      </w:r>
-      <w:proofErr w:type="spellStart"/>
-      <w:r>
-        <w:rPr>
-          <w:sz w:val="28"/>
-          <w:szCs w:val="28"/>
-        </w:rPr>
-        <w:t>Time</w:t>
-      </w:r>
-      <w:proofErr w:type="spellEnd"/>
-      <w:r>
-        <w:rPr>
-          <w:sz w:val="28"/>
-          <w:szCs w:val="28"/>
-        </w:rPr>
-        <w:t xml:space="preserve"> </w:t>
-      </w:r>
-      <w:proofErr w:type="spellStart"/>
-      <w:r>
-        <w:rPr>
-          <w:sz w:val="28"/>
-          <w:szCs w:val="28"/>
-        </w:rPr>
-        <w:t>Exceeded</w:t>
-      </w:r>
-      <w:proofErr w:type="spellEnd"/>
-      <w:r>
-        <w:rPr>
-          <w:sz w:val="28"/>
-          <w:szCs w:val="28"/>
-        </w:rPr>
-        <w:t xml:space="preserve"> или </w:t>
-      </w:r>
-      <w:proofErr w:type="spellStart"/>
-      <w:r>
-        <w:rPr>
-          <w:sz w:val="28"/>
-          <w:szCs w:val="28"/>
-        </w:rPr>
-        <w:t>Destination</w:t>
-      </w:r>
-      <w:proofErr w:type="spellEnd"/>
-      <w:r>
-        <w:rPr>
-          <w:sz w:val="28"/>
-          <w:szCs w:val="28"/>
-        </w:rPr>
-        <w:t xml:space="preserve"> </w:t>
-      </w:r>
-      <w:proofErr w:type="spellStart"/>
-      <w:r>
-        <w:rPr>
-          <w:sz w:val="28"/>
-          <w:szCs w:val="28"/>
-        </w:rPr>
-        <w:t>Unreachable</w:t>
-      </w:r>
-      <w:proofErr w:type="spellEnd"/>
-      <w:r>
-        <w:rPr>
-          <w:sz w:val="28"/>
-          <w:szCs w:val="28"/>
-        </w:rPr>
-        <w:t>, информируют об ошибках передачи пакета и позволяют диагностировать маршрут; оба типа нужны для полной картины работы сети</w:t>
+        <w:t>Полученные пакеты ICMP reply подтверждают успешное достижение узла (Echo Reply), а ICMP error, например Time Exceeded или Destination Unreachable, информируют об ошибках передачи пакета и позволяют диагностировать маршрут; оба типа нужны для полной картины работы сети</w:t>
       </w:r>
       <w:r>
         <w:rPr>
@@ -9877,51 +7782,14 @@
           <w:sz w:val="28"/>
           <w:szCs w:val="28"/>
         </w:rPr>
-        <w:t>5</w:t>
-      </w:r>
-      <w:r>
-        <w:rPr>
-          <w:sz w:val="28"/>
-          <w:szCs w:val="28"/>
-        </w:rPr>
-        <w:t xml:space="preserve">. </w:t>
-      </w:r>
-      <w:r>
-        <w:rPr>
-          <w:sz w:val="28"/>
-          <w:szCs w:val="28"/>
-        </w:rPr>
-        <w:t xml:space="preserve">Что изменится в работе </w:t>
-      </w:r>
-      <w:proofErr w:type="spellStart"/>
-      <w:r>
-        <w:rPr>
-          <w:sz w:val="28"/>
-          <w:szCs w:val="28"/>
-        </w:rPr>
-        <w:t>tracert</w:t>
-      </w:r>
-      <w:proofErr w:type="spellEnd"/>
-      <w:r>
-        <w:rPr>
-          <w:sz w:val="28"/>
-          <w:szCs w:val="28"/>
-        </w:rPr>
-        <w:t>, если убрать ключ “-d”? Какой дополнительный</w:t>
-      </w:r>
-      <w:r>
-        <w:rPr>
-          <w:sz w:val="28"/>
-          <w:szCs w:val="28"/>
-        </w:rPr>
-        <w:t xml:space="preserve"> </w:t>
-      </w:r>
-      <w:r>
-        <w:rPr>
-          <w:sz w:val="28"/>
-          <w:szCs w:val="28"/>
-        </w:rPr>
-        <w:t>трафик при этом будет генерироваться</w:t>
+        <w:t xml:space="preserve">5. </w:t>
+      </w:r>
+      <w:r>
+        <w:rPr>
+          <w:sz w:val="28"/>
+          <w:szCs w:val="28"/>
+        </w:rPr>
+        <w:t>Что изменится в работе tracert, если убрать ключ “-d”? Какой дополнительный трафик при этом будет генерироваться</w:t>
       </w:r>
       <w:r>
         <w:rPr>
@@ -9956,37 +7824,15 @@
           <w:sz w:val="28"/>
           <w:szCs w:val="28"/>
         </w:rPr>
-        <w:t xml:space="preserve">- </w:t>
-      </w:r>
-      <w:r>
-        <w:rPr>
-          <w:sz w:val="28"/>
-          <w:szCs w:val="28"/>
-        </w:rPr>
-        <w:t>Е</w:t>
-      </w:r>
-      <w:r>
-        <w:rPr>
-          <w:sz w:val="28"/>
-          <w:szCs w:val="28"/>
-        </w:rPr>
-        <w:t xml:space="preserve">сли убрать ключ «-d» в </w:t>
-      </w:r>
-      <w:proofErr w:type="spellStart"/>
-      <w:r>
-        <w:rPr>
-          <w:sz w:val="28"/>
-          <w:szCs w:val="28"/>
-        </w:rPr>
-        <w:t>tracert</w:t>
-      </w:r>
-      <w:proofErr w:type="spellEnd"/>
-      <w:r>
-        <w:rPr>
-          <w:sz w:val="28"/>
-          <w:szCs w:val="28"/>
-        </w:rPr>
-        <w:t>, будет выполняться разрешение IP-адресов в доменные имена через DNS, что создаст дополнительный DNS-трафик на каждый промежуточный хоп и увеличит время выполнения трассировки</w:t>
+        <w:lastRenderedPageBreak/>
+        <w:t>- Е</w:t>
+      </w:r>
+      <w:r>
+        <w:rPr>
+          <w:sz w:val="28"/>
+          <w:szCs w:val="28"/>
+        </w:rPr>
+        <w:t>сли убрать ключ «-d» в tracert, будет выполняться разрешение IP-адресов в доменные имена через DNS, что создаст дополнительный DNS-трафик на каждый промежуточный хоп и увеличит время выполнения трассировки</w:t>
       </w:r>
       <w:r>
         <w:rPr>
@@ -10018,7 +7864,7 @@
           <w:szCs w:val="28"/>
         </w:rPr>
       </w:pPr>
-      <w:bookmarkStart w:id="9" w:name="_Toc212846559"/>
+      <w:bookmarkStart w:id="8" w:name="_Toc212846559"/>
       <w:r>
         <w:rPr>
           <w:b/>
@@ -10075,7 +7921,7 @@
         </w:rPr>
         <w:t>трафика</w:t>
       </w:r>
-      <w:bookmarkEnd w:id="9"/>
+      <w:bookmarkEnd w:id="8"/>
     </w:p>
     <w:p>
       <w:pPr>
@@ -10158,23 +8004,7 @@
             <w:sz w:val="28"/>
             <w:szCs w:val="28"/>
           </w:rPr>
-          <w:t>http://httpforev</w:t>
-        </w:r>
-        <w:r>
-          <w:rPr>
-            <w:rStyle w:val="a7"/>
-            <w:sz w:val="28"/>
-            <w:szCs w:val="28"/>
-          </w:rPr>
-          <w:t>e</w:t>
-        </w:r>
-        <w:r>
-          <w:rPr>
-            <w:rStyle w:val="a7"/>
-            <w:sz w:val="28"/>
-            <w:szCs w:val="28"/>
-          </w:rPr>
-          <w:t>r.com/</w:t>
+          <w:t>http://httpforever.com/</w:t>
         </w:r>
       </w:hyperlink>
       <w:r>
@@ -10197,6 +8027,7 @@
       </w:pPr>
       <w:r>
         <w:rPr>
+          <w:noProof/>
           <w:sz w:val="28"/>
           <w:szCs w:val="28"/>
         </w:rPr>
@@ -10259,28 +8090,7 @@
           <w:sz w:val="28"/>
           <w:szCs w:val="28"/>
         </w:rPr>
-        <w:t xml:space="preserve"> 2</w:t>
-      </w:r>
-      <w:r>
-        <w:rPr>
-          <w:sz w:val="28"/>
-          <w:szCs w:val="28"/>
-        </w:rPr>
-        <w:t>1</w:t>
-      </w:r>
-      <w:r>
-        <w:rPr>
-          <w:sz w:val="28"/>
-          <w:szCs w:val="28"/>
-        </w:rPr>
-        <w:t xml:space="preserve"> –</w:t>
-      </w:r>
-      <w:r>
-        <w:rPr>
-          <w:sz w:val="28"/>
-          <w:szCs w:val="28"/>
-        </w:rPr>
-        <w:t xml:space="preserve"> </w:t>
+        <w:t xml:space="preserve"> 21 – </w:t>
       </w:r>
       <w:r>
         <w:rPr>
@@ -10324,6 +8134,7 @@
       </w:pPr>
       <w:r>
         <w:rPr>
+          <w:noProof/>
           <w:sz w:val="28"/>
           <w:szCs w:val="28"/>
         </w:rPr>
@@ -10446,6 +8257,51 @@
     <w:p>
       <w:pPr>
         <w:spacing w:line="360" w:lineRule="auto"/>
+        <w:jc w:val="both"/>
+        <w:rPr>
+          <w:sz w:val="28"/>
+          <w:szCs w:val="28"/>
+        </w:rPr>
+      </w:pPr>
+      <w:r>
+        <w:rPr>
+          <w:sz w:val="28"/>
+          <w:szCs w:val="28"/>
+        </w:rPr>
+        <w:lastRenderedPageBreak/>
+        <w:t>Код 200 (OK) — это успешный ответ сервера. Он означает, что запрос клиента обработан корректно, и сервер отправил полный ответ (например, HTML-страницу, изображение и т. д.). Такой код появляется при первом обращении к ресурсу или когда данные не были закешированы ранее.</w:t>
+      </w:r>
+    </w:p>
+    <w:p>
+      <w:pPr>
+        <w:spacing w:line="360" w:lineRule="auto"/>
+        <w:jc w:val="both"/>
+        <w:rPr>
+          <w:sz w:val="28"/>
+          <w:szCs w:val="28"/>
+        </w:rPr>
+      </w:pPr>
+    </w:p>
+    <w:p>
+      <w:pPr>
+        <w:spacing w:line="360" w:lineRule="auto"/>
+        <w:jc w:val="both"/>
+        <w:rPr>
+          <w:sz w:val="28"/>
+          <w:szCs w:val="28"/>
+        </w:rPr>
+      </w:pPr>
+      <w:r>
+        <w:rPr>
+          <w:sz w:val="28"/>
+          <w:szCs w:val="28"/>
+        </w:rPr>
+        <w:t>Код 304 (Not Modified) — означает, что запрошенный ресурс не изменился с момента последнего обращения. В ответе сервер не передаёт содержимое файла, а сообщает клиенту использовать локальную копию из кеша. Это уменьшает объём передаваемых данных и ускоряет загрузку страницы.</w:t>
+      </w:r>
+    </w:p>
+    <w:p>
+      <w:pPr>
+        <w:spacing w:line="360" w:lineRule="auto"/>
         <w:ind w:firstLine="709"/>
         <w:jc w:val="center"/>
         <w:rPr>
@@ -10457,6 +8313,28 @@
     <w:p>
       <w:pPr>
         <w:spacing w:line="360" w:lineRule="auto"/>
+        <w:ind w:firstLine="709"/>
+        <w:jc w:val="center"/>
+        <w:rPr>
+          <w:sz w:val="28"/>
+          <w:szCs w:val="28"/>
+        </w:rPr>
+      </w:pPr>
+    </w:p>
+    <w:p>
+      <w:pPr>
+        <w:spacing w:line="360" w:lineRule="auto"/>
+        <w:ind w:firstLine="709"/>
+        <w:jc w:val="center"/>
+        <w:rPr>
+          <w:sz w:val="28"/>
+          <w:szCs w:val="28"/>
+        </w:rPr>
+      </w:pPr>
+    </w:p>
+    <w:p>
+      <w:pPr>
+        <w:spacing w:line="360" w:lineRule="auto"/>
         <w:rPr>
           <w:b/>
           <w:sz w:val="28"/>
@@ -10502,71 +8380,7 @@
           <w:sz w:val="28"/>
           <w:szCs w:val="28"/>
         </w:rPr>
-        <w:t xml:space="preserve">На канальном уровне формируется кадр </w:t>
-      </w:r>
-      <w:proofErr w:type="spellStart"/>
-      <w:r>
-        <w:rPr>
-          <w:sz w:val="28"/>
-          <w:szCs w:val="28"/>
-        </w:rPr>
-        <w:t>Ethernet</w:t>
-      </w:r>
-      <w:proofErr w:type="spellEnd"/>
-      <w:r>
-        <w:rPr>
-          <w:sz w:val="28"/>
-          <w:szCs w:val="28"/>
-        </w:rPr>
-        <w:t xml:space="preserve"> II, содержащий физические адреса отправителя и получателя. В поле </w:t>
-      </w:r>
-      <w:proofErr w:type="spellStart"/>
-      <w:r>
-        <w:rPr>
-          <w:sz w:val="28"/>
-          <w:szCs w:val="28"/>
-        </w:rPr>
-        <w:t>Destination</w:t>
-      </w:r>
-      <w:proofErr w:type="spellEnd"/>
-      <w:r>
-        <w:rPr>
-          <w:sz w:val="28"/>
-          <w:szCs w:val="28"/>
-        </w:rPr>
-        <w:t xml:space="preserve"> MAC указывается адрес принимающего устройства, а </w:t>
-      </w:r>
-      <w:proofErr w:type="spellStart"/>
-      <w:r>
-        <w:rPr>
-          <w:sz w:val="28"/>
-          <w:szCs w:val="28"/>
-        </w:rPr>
-        <w:t>Source</w:t>
-      </w:r>
-      <w:proofErr w:type="spellEnd"/>
-      <w:r>
-        <w:rPr>
-          <w:sz w:val="28"/>
-          <w:szCs w:val="28"/>
-        </w:rPr>
-        <w:t xml:space="preserve"> MAC — адрес отправителя. Поле </w:t>
-      </w:r>
-      <w:proofErr w:type="spellStart"/>
-      <w:r>
-        <w:rPr>
-          <w:sz w:val="28"/>
-          <w:szCs w:val="28"/>
-        </w:rPr>
-        <w:t>Type</w:t>
-      </w:r>
-      <w:proofErr w:type="spellEnd"/>
-      <w:r>
-        <w:rPr>
-          <w:sz w:val="28"/>
-          <w:szCs w:val="28"/>
-        </w:rPr>
-        <w:t xml:space="preserve"> = 0x0800 указывает на инкапсуляцию сетевого протокола IPv4. Этот уровень обеспечивает доставку кадров в пределах локальной сети.</w:t>
+        <w:t>На канальном уровне формируется кадр Ethernet II, содержащий физические адреса отправителя и получателя. В поле Destination MAC указывается адрес принимающего устройства, а Source MAC — адрес отправителя. Поле Type = 0x0800 указывает на инкапсуляцию сетевого протокола IPv4. Этот уровень обеспечивает доставку кадров в пределах локальной сети.</w:t>
       </w:r>
     </w:p>
     <w:p>
@@ -10600,87 +8414,7 @@
           <w:sz w:val="28"/>
           <w:szCs w:val="28"/>
         </w:rPr>
-        <w:t xml:space="preserve">IP-пакет содержит заголовок с параметрами маршрутизации: </w:t>
-      </w:r>
-      <w:proofErr w:type="spellStart"/>
-      <w:r>
-        <w:rPr>
-          <w:sz w:val="28"/>
-          <w:szCs w:val="28"/>
-        </w:rPr>
-        <w:t>Source</w:t>
-      </w:r>
-      <w:proofErr w:type="spellEnd"/>
-      <w:r>
-        <w:rPr>
-          <w:sz w:val="28"/>
-          <w:szCs w:val="28"/>
-        </w:rPr>
-        <w:t xml:space="preserve"> IP и </w:t>
-      </w:r>
-      <w:proofErr w:type="spellStart"/>
-      <w:r>
-        <w:rPr>
-          <w:sz w:val="28"/>
-          <w:szCs w:val="28"/>
-        </w:rPr>
-        <w:t>Destination</w:t>
-      </w:r>
-      <w:proofErr w:type="spellEnd"/>
-      <w:r>
-        <w:rPr>
-          <w:sz w:val="28"/>
-          <w:szCs w:val="28"/>
-        </w:rPr>
-        <w:t xml:space="preserve"> IP, </w:t>
-      </w:r>
-      <w:proofErr w:type="spellStart"/>
-      <w:r>
-        <w:rPr>
-          <w:sz w:val="28"/>
-          <w:szCs w:val="28"/>
-        </w:rPr>
-        <w:t>Protocol</w:t>
-      </w:r>
-      <w:proofErr w:type="spellEnd"/>
-      <w:r>
-        <w:rPr>
-          <w:sz w:val="28"/>
-          <w:szCs w:val="28"/>
-        </w:rPr>
-        <w:t xml:space="preserve"> = TCP (6), TTL и контрольную сумму. Сетевой уровень отвечает за доставку пакета между подсетями и определяет маршрут к серверу. Для HTTP-запроса </w:t>
-      </w:r>
-      <w:proofErr w:type="spellStart"/>
-      <w:r>
-        <w:rPr>
-          <w:sz w:val="28"/>
-          <w:szCs w:val="28"/>
-        </w:rPr>
-        <w:t>Source</w:t>
-      </w:r>
-      <w:proofErr w:type="spellEnd"/>
-      <w:r>
-        <w:rPr>
-          <w:sz w:val="28"/>
-          <w:szCs w:val="28"/>
-        </w:rPr>
-        <w:t xml:space="preserve"> IP — клиентский адрес, </w:t>
-      </w:r>
-      <w:proofErr w:type="spellStart"/>
-      <w:r>
-        <w:rPr>
-          <w:sz w:val="28"/>
-          <w:szCs w:val="28"/>
-        </w:rPr>
-        <w:t>Destination</w:t>
-      </w:r>
-      <w:proofErr w:type="spellEnd"/>
-      <w:r>
-        <w:rPr>
-          <w:sz w:val="28"/>
-          <w:szCs w:val="28"/>
-        </w:rPr>
-        <w:t xml:space="preserve"> IP — серверный; для ответа эти поля меняются местами.</w:t>
+        <w:t>IP-пакет содержит заголовок с параметрами маршрутизации: Source IP и Destination IP, Protocol = TCP (6), TTL и контрольную сумму. Сетевой уровень отвечает за доставку пакета между подсетями и определяет маршрут к серверу. Для HTTP-запроса Source IP — клиентский адрес, Destination IP — серверный; для ответа эти поля меняются местами.</w:t>
       </w:r>
     </w:p>
     <w:p>
@@ -10714,7 +8448,15 @@
           <w:sz w:val="28"/>
           <w:szCs w:val="28"/>
         </w:rPr>
-        <w:t>TCP-сегмент обеспечивает надёжную доставку данных. Заголовок содержит порты источника и назначения, номера последовательности, контрольную сумму и флаги (например, ACK и PSH при передаче полезных данных). Для HTTP-запроса и ответа используются установленные порты (обычно 80 ↔ порт клиента), что гарантирует корректную доставку HTTP-сообщений без потерь и дублирования.</w:t>
+        <w:t xml:space="preserve">TCP-сегмент обеспечивает надёжную доставку данных. Заголовок содержит порты источника и назначения, номера последовательности, контрольную сумму и флаги (например, ACK и PSH при передаче полезных данных). Для HTTP-запроса и ответа используются установленные порты (обычно 80 ↔ </w:t>
+      </w:r>
+      <w:r>
+        <w:rPr>
+          <w:sz w:val="28"/>
+          <w:szCs w:val="28"/>
+        </w:rPr>
+        <w:lastRenderedPageBreak/>
+        <w:t>порт клиента), что гарантирует корректную доставку HTTP-сообщений без потерь и дублирования.</w:t>
       </w:r>
     </w:p>
     <w:p>
@@ -10748,39 +8490,7 @@
           <w:sz w:val="28"/>
           <w:szCs w:val="28"/>
         </w:rPr>
-        <w:t xml:space="preserve">На прикладном уровне </w:t>
-      </w:r>
-      <w:proofErr w:type="gramStart"/>
-      <w:r>
-        <w:rPr>
-          <w:sz w:val="28"/>
-          <w:szCs w:val="28"/>
-        </w:rPr>
-        <w:t>передаётся собственно</w:t>
-      </w:r>
-      <w:proofErr w:type="gramEnd"/>
-      <w:r>
-        <w:rPr>
-          <w:sz w:val="28"/>
-          <w:szCs w:val="28"/>
-        </w:rPr>
-        <w:t xml:space="preserve"> HTTP-сообщение: запрос от клиента или ответ сервера. Полезные данные HTTP инкапсулируются в TCP-сегмент, который, в свою очередь, включён в IP-пакет и </w:t>
-      </w:r>
-      <w:proofErr w:type="spellStart"/>
-      <w:r>
-        <w:rPr>
-          <w:sz w:val="28"/>
-          <w:szCs w:val="28"/>
-        </w:rPr>
-        <w:t>Ethernet</w:t>
-      </w:r>
-      <w:proofErr w:type="spellEnd"/>
-      <w:r>
-        <w:rPr>
-          <w:sz w:val="28"/>
-          <w:szCs w:val="28"/>
-        </w:rPr>
-        <w:t>-кадр.</w:t>
+        <w:t>На прикладном уровне передаётся собственно HTTP-сообщение: запрос от клиента или ответ сервера. Полезные данные HTTP инкапсулируются в TCP-сегмент, который, в свою очередь, включён в IP-пакет и Ethernet-кадр.</w:t>
       </w:r>
     </w:p>
     <w:p>
@@ -10837,21 +8547,12 @@
         </w:rPr>
         <w:t xml:space="preserve">, </w:t>
       </w:r>
-      <w:proofErr w:type="spellStart"/>
-      <w:r>
-        <w:rPr>
-          <w:sz w:val="28"/>
-          <w:szCs w:val="28"/>
-        </w:rPr>
-        <w:t>Ethernet</w:t>
-      </w:r>
-      <w:proofErr w:type="spellEnd"/>
-      <w:r>
-        <w:rPr>
-          <w:sz w:val="28"/>
-          <w:szCs w:val="28"/>
-        </w:rPr>
-        <w:t>-кадр → IP-пакет → TCP-сегмент → HTTP-сообщение. Каждый нижний уровень добавляет собственный заголовок к данным верхнего уровня, обеспечивая адресацию, маршрутизацию и надёжную доставку.</w:t>
+      <w:r>
+        <w:rPr>
+          <w:sz w:val="28"/>
+          <w:szCs w:val="28"/>
+        </w:rPr>
+        <w:t>Ethernet-кадр → IP-пакет → TCP-сегмент → HTTP-сообщение. Каждый нижний уровень добавляет собственный заголовок к данным верхнего уровня, обеспечивая адресацию, маршрутизацию и надёжную доставку.</w:t>
       </w:r>
     </w:p>
     <w:p>
@@ -10889,7 +8590,7 @@
           <w:szCs w:val="28"/>
         </w:rPr>
       </w:pPr>
-      <w:bookmarkStart w:id="10" w:name="_Toc212846560"/>
+      <w:bookmarkStart w:id="9" w:name="_Toc212846560"/>
       <w:r>
         <w:rPr>
           <w:b/>
@@ -10937,7 +8638,7 @@
         </w:rPr>
         <w:t>-трафика</w:t>
       </w:r>
-      <w:bookmarkEnd w:id="10"/>
+      <w:bookmarkEnd w:id="9"/>
     </w:p>
     <w:p>
       <w:pPr>
@@ -10999,6 +8700,7 @@
       </w:pPr>
       <w:r>
         <w:rPr>
+          <w:noProof/>
           <w:sz w:val="28"/>
           <w:szCs w:val="28"/>
           <w:lang w:val="en-US"/>
@@ -11048,7 +8750,6 @@
         <w:rPr>
           <w:sz w:val="28"/>
           <w:szCs w:val="28"/>
-          <w:lang w:val="en-US"/>
         </w:rPr>
       </w:pPr>
       <w:r>
@@ -11102,7 +8803,6 @@
         <w:rPr>
           <w:sz w:val="28"/>
           <w:szCs w:val="28"/>
-          <w:lang w:val="en-US"/>
         </w:rPr>
       </w:pPr>
     </w:p>
@@ -11147,162 +8847,34 @@
           <w:sz w:val="28"/>
           <w:szCs w:val="28"/>
         </w:rPr>
-        <w:t xml:space="preserve">На канальном уровне формируется кадр </w:t>
-      </w:r>
-      <w:proofErr w:type="spellStart"/>
-      <w:r>
-        <w:rPr>
-          <w:sz w:val="28"/>
-          <w:szCs w:val="28"/>
-        </w:rPr>
-        <w:t>Ethernet</w:t>
-      </w:r>
-      <w:proofErr w:type="spellEnd"/>
-      <w:r>
-        <w:rPr>
-          <w:sz w:val="28"/>
-          <w:szCs w:val="28"/>
-        </w:rPr>
-        <w:t xml:space="preserve"> II, содержащий физические адреса отправителя и получателя — </w:t>
-      </w:r>
-      <w:proofErr w:type="spellStart"/>
-      <w:r>
-        <w:rPr>
-          <w:sz w:val="28"/>
-          <w:szCs w:val="28"/>
-        </w:rPr>
-        <w:t>Source</w:t>
-      </w:r>
-      <w:proofErr w:type="spellEnd"/>
-      <w:r>
-        <w:rPr>
-          <w:sz w:val="28"/>
-          <w:szCs w:val="28"/>
-        </w:rPr>
-        <w:t xml:space="preserve"> MAC и </w:t>
-      </w:r>
-      <w:proofErr w:type="spellStart"/>
-      <w:r>
-        <w:rPr>
-          <w:sz w:val="28"/>
-          <w:szCs w:val="28"/>
-        </w:rPr>
-        <w:t>Destination</w:t>
-      </w:r>
-      <w:proofErr w:type="spellEnd"/>
-      <w:r>
-        <w:rPr>
-          <w:sz w:val="28"/>
-          <w:szCs w:val="28"/>
-        </w:rPr>
-        <w:t xml:space="preserve"> MAC. Этот уровень обеспечивает доставку кадров в пределах локальной сети и отвечает только за передачу по физической среде, не участвуя в маршрутизации.</w:t>
-      </w:r>
-    </w:p>
-    <w:p>
-      <w:pPr>
-        <w:spacing w:line="360" w:lineRule="auto"/>
-        <w:jc w:val="both"/>
-        <w:rPr>
-          <w:sz w:val="28"/>
-          <w:szCs w:val="28"/>
-        </w:rPr>
-      </w:pPr>
-    </w:p>
-    <w:p>
-      <w:pPr>
-        <w:spacing w:line="360" w:lineRule="auto"/>
-        <w:jc w:val="both"/>
-        <w:rPr>
-          <w:sz w:val="28"/>
-          <w:szCs w:val="28"/>
-        </w:rPr>
-      </w:pPr>
-      <w:r>
-        <w:rPr>
-          <w:sz w:val="28"/>
-          <w:szCs w:val="28"/>
-        </w:rPr>
-        <w:t xml:space="preserve">IP-пакет включает заголовок протокола IPv4 с полями </w:t>
-      </w:r>
-      <w:proofErr w:type="spellStart"/>
-      <w:r>
-        <w:rPr>
-          <w:sz w:val="28"/>
-          <w:szCs w:val="28"/>
-        </w:rPr>
-        <w:t>Source</w:t>
-      </w:r>
-      <w:proofErr w:type="spellEnd"/>
-      <w:r>
-        <w:rPr>
-          <w:sz w:val="28"/>
-          <w:szCs w:val="28"/>
-        </w:rPr>
-        <w:t xml:space="preserve"> IP и </w:t>
-      </w:r>
-      <w:proofErr w:type="spellStart"/>
-      <w:r>
-        <w:rPr>
-          <w:sz w:val="28"/>
-          <w:szCs w:val="28"/>
-        </w:rPr>
-        <w:t>Destination</w:t>
-      </w:r>
-      <w:proofErr w:type="spellEnd"/>
-      <w:r>
-        <w:rPr>
-          <w:sz w:val="28"/>
-          <w:szCs w:val="28"/>
-        </w:rPr>
-        <w:t xml:space="preserve"> IP (например, 192.168.31.1 → 192.168.31.18), а также служебные поля TTL, </w:t>
-      </w:r>
-      <w:proofErr w:type="spellStart"/>
-      <w:r>
-        <w:rPr>
-          <w:sz w:val="28"/>
-          <w:szCs w:val="28"/>
-        </w:rPr>
-        <w:t>Identification</w:t>
-      </w:r>
-      <w:proofErr w:type="spellEnd"/>
-      <w:r>
-        <w:rPr>
-          <w:sz w:val="28"/>
-          <w:szCs w:val="28"/>
-        </w:rPr>
-        <w:t xml:space="preserve"> и </w:t>
-      </w:r>
-      <w:proofErr w:type="spellStart"/>
-      <w:r>
-        <w:rPr>
-          <w:sz w:val="28"/>
-          <w:szCs w:val="28"/>
-        </w:rPr>
-        <w:t>Header</w:t>
-      </w:r>
-      <w:proofErr w:type="spellEnd"/>
-      <w:r>
-        <w:rPr>
-          <w:sz w:val="28"/>
-          <w:szCs w:val="28"/>
-        </w:rPr>
-        <w:t xml:space="preserve"> </w:t>
-      </w:r>
-      <w:proofErr w:type="spellStart"/>
-      <w:r>
-        <w:rPr>
-          <w:sz w:val="28"/>
-          <w:szCs w:val="28"/>
-        </w:rPr>
-        <w:t>Checksum</w:t>
-      </w:r>
-      <w:proofErr w:type="spellEnd"/>
-      <w:r>
-        <w:rPr>
-          <w:sz w:val="28"/>
-          <w:szCs w:val="28"/>
-        </w:rPr>
-        <w:t xml:space="preserve">. Сетевой уровень отвечает за маршрутизацию </w:t>
+        <w:t>На канальном уровне формируется кадр Ethernet II, содержащий физические адреса отправителя и получателя — Source MAC и Destination MAC. Этот уровень обеспечивает доставку кадров в пределах локальной сети и отвечает только за передачу по физической среде, не участвуя в маршрутизации.</w:t>
+      </w:r>
+    </w:p>
+    <w:p>
+      <w:pPr>
+        <w:spacing w:line="360" w:lineRule="auto"/>
+        <w:jc w:val="both"/>
+        <w:rPr>
+          <w:sz w:val="28"/>
+          <w:szCs w:val="28"/>
+        </w:rPr>
+      </w:pPr>
+    </w:p>
+    <w:p>
+      <w:pPr>
+        <w:spacing w:line="360" w:lineRule="auto"/>
+        <w:jc w:val="both"/>
+        <w:rPr>
+          <w:sz w:val="28"/>
+          <w:szCs w:val="28"/>
+        </w:rPr>
+      </w:pPr>
+      <w:r>
+        <w:rPr>
+          <w:sz w:val="28"/>
+          <w:szCs w:val="28"/>
+        </w:rPr>
+        <w:t xml:space="preserve">IP-пакет включает заголовок протокола IPv4 с полями Source IP и Destination IP (например, 192.168.31.1 → 192.168.31.18), а также служебные поля TTL, Identification и Header Checksum. Сетевой уровень отвечает за маршрутизацию </w:t>
       </w:r>
       <w:r>
         <w:rPr>
@@ -11337,17 +8909,35 @@
           <w:sz w:val="28"/>
           <w:szCs w:val="28"/>
         </w:rPr>
-        <w:t xml:space="preserve">Для передачи DNS-запроса используется протокол UDP, обеспечивающий быструю доставку данных без установления соединения. Заголовок UDP содержит </w:t>
-      </w:r>
-      <w:proofErr w:type="spellStart"/>
-      <w:r>
-        <w:rPr>
-          <w:sz w:val="28"/>
-          <w:szCs w:val="28"/>
-        </w:rPr>
-        <w:t>Source</w:t>
-      </w:r>
-      <w:proofErr w:type="spellEnd"/>
+        <w:t>Для передачи DNS-запроса используется протокол UDP, обеспечивающий быструю доставку данных без установления соединения. Заголовок UDP содержит Source Port = 53 (порт DNS-сервера), Destination Port — автоматически выбранный клиентом, а также поля Length и Checksum для контроля целостности данных. UDP не гарантирует доставку, но благодаря лёгкости и скорости идеально подходит для коротких запросов, таких как DNS.</w:t>
+      </w:r>
+    </w:p>
+    <w:p>
+      <w:pPr>
+        <w:spacing w:line="360" w:lineRule="auto"/>
+        <w:jc w:val="both"/>
+        <w:rPr>
+          <w:sz w:val="28"/>
+          <w:szCs w:val="28"/>
+        </w:rPr>
+      </w:pPr>
+    </w:p>
+    <w:p>
+      <w:pPr>
+        <w:spacing w:line="360" w:lineRule="auto"/>
+        <w:jc w:val="both"/>
+        <w:rPr>
+          <w:sz w:val="28"/>
+          <w:szCs w:val="28"/>
+        </w:rPr>
+      </w:pPr>
+      <w:r>
+        <w:rPr>
+          <w:sz w:val="28"/>
+          <w:szCs w:val="28"/>
+        </w:rPr>
+        <w:t>На прикладном уровне размещается протокол DNS (Domain Name System), формирующий ответ на запрос. Сообщение содержит поля: Transaction ID — уникальный идентификатор запроса, Flags = Standard query response, Questions = 1, Answer RRs = 1, Query Name — запрашиваемое доменное имя, Answer — соответствующий IP-адрес, TTL — время жизни записи в кеше. Эта</w:t>
+      </w:r>
       <w:r>
         <w:rPr>
           <w:sz w:val="28"/>
@@ -11355,360 +8945,6 @@
         </w:rPr>
         <w:t xml:space="preserve"> </w:t>
       </w:r>
-      <w:proofErr w:type="spellStart"/>
-      <w:r>
-        <w:rPr>
-          <w:sz w:val="28"/>
-          <w:szCs w:val="28"/>
-        </w:rPr>
-        <w:t>Port</w:t>
-      </w:r>
-      <w:proofErr w:type="spellEnd"/>
-      <w:r>
-        <w:rPr>
-          <w:sz w:val="28"/>
-          <w:szCs w:val="28"/>
-        </w:rPr>
-        <w:t xml:space="preserve"> = 53 (порт DNS-сервера), </w:t>
-      </w:r>
-      <w:proofErr w:type="spellStart"/>
-      <w:r>
-        <w:rPr>
-          <w:sz w:val="28"/>
-          <w:szCs w:val="28"/>
-        </w:rPr>
-        <w:t>Destination</w:t>
-      </w:r>
-      <w:proofErr w:type="spellEnd"/>
-      <w:r>
-        <w:rPr>
-          <w:sz w:val="28"/>
-          <w:szCs w:val="28"/>
-        </w:rPr>
-        <w:t xml:space="preserve"> </w:t>
-      </w:r>
-      <w:proofErr w:type="spellStart"/>
-      <w:r>
-        <w:rPr>
-          <w:sz w:val="28"/>
-          <w:szCs w:val="28"/>
-        </w:rPr>
-        <w:t>Port</w:t>
-      </w:r>
-      <w:proofErr w:type="spellEnd"/>
-      <w:r>
-        <w:rPr>
-          <w:sz w:val="28"/>
-          <w:szCs w:val="28"/>
-        </w:rPr>
-        <w:t xml:space="preserve"> — автоматически выбранный клиентом, а также поля </w:t>
-      </w:r>
-      <w:proofErr w:type="spellStart"/>
-      <w:r>
-        <w:rPr>
-          <w:sz w:val="28"/>
-          <w:szCs w:val="28"/>
-        </w:rPr>
-        <w:t>Length</w:t>
-      </w:r>
-      <w:proofErr w:type="spellEnd"/>
-      <w:r>
-        <w:rPr>
-          <w:sz w:val="28"/>
-          <w:szCs w:val="28"/>
-        </w:rPr>
-        <w:t xml:space="preserve"> и </w:t>
-      </w:r>
-      <w:proofErr w:type="spellStart"/>
-      <w:r>
-        <w:rPr>
-          <w:sz w:val="28"/>
-          <w:szCs w:val="28"/>
-        </w:rPr>
-        <w:t>Checksum</w:t>
-      </w:r>
-      <w:proofErr w:type="spellEnd"/>
-      <w:r>
-        <w:rPr>
-          <w:sz w:val="28"/>
-          <w:szCs w:val="28"/>
-        </w:rPr>
-        <w:t xml:space="preserve"> для контроля целостности данных. UDP не гарантирует доставку, но благодаря лёгкости и скорости идеально подходит для коротких запросов, таких как DNS.</w:t>
-      </w:r>
-    </w:p>
-    <w:p>
-      <w:pPr>
-        <w:spacing w:line="360" w:lineRule="auto"/>
-        <w:jc w:val="both"/>
-        <w:rPr>
-          <w:sz w:val="28"/>
-          <w:szCs w:val="28"/>
-        </w:rPr>
-      </w:pPr>
-    </w:p>
-    <w:p>
-      <w:pPr>
-        <w:spacing w:line="360" w:lineRule="auto"/>
-        <w:jc w:val="both"/>
-        <w:rPr>
-          <w:sz w:val="28"/>
-          <w:szCs w:val="28"/>
-        </w:rPr>
-      </w:pPr>
-      <w:r>
-        <w:rPr>
-          <w:sz w:val="28"/>
-          <w:szCs w:val="28"/>
-        </w:rPr>
-        <w:t>На прикладном уровне размещается протокол DNS (</w:t>
-      </w:r>
-      <w:proofErr w:type="spellStart"/>
-      <w:r>
-        <w:rPr>
-          <w:sz w:val="28"/>
-          <w:szCs w:val="28"/>
-        </w:rPr>
-        <w:t>Domain</w:t>
-      </w:r>
-      <w:proofErr w:type="spellEnd"/>
-      <w:r>
-        <w:rPr>
-          <w:sz w:val="28"/>
-          <w:szCs w:val="28"/>
-        </w:rPr>
-        <w:t xml:space="preserve"> </w:t>
-      </w:r>
-      <w:proofErr w:type="spellStart"/>
-      <w:r>
-        <w:rPr>
-          <w:sz w:val="28"/>
-          <w:szCs w:val="28"/>
-        </w:rPr>
-        <w:t>Name</w:t>
-      </w:r>
-      <w:proofErr w:type="spellEnd"/>
-      <w:r>
-        <w:rPr>
-          <w:sz w:val="28"/>
-          <w:szCs w:val="28"/>
-        </w:rPr>
-        <w:t xml:space="preserve"> </w:t>
-      </w:r>
-      <w:proofErr w:type="spellStart"/>
-      <w:r>
-        <w:rPr>
-          <w:sz w:val="28"/>
-          <w:szCs w:val="28"/>
-        </w:rPr>
-        <w:t>System</w:t>
-      </w:r>
-      <w:proofErr w:type="spellEnd"/>
-      <w:r>
-        <w:rPr>
-          <w:sz w:val="28"/>
-          <w:szCs w:val="28"/>
-        </w:rPr>
-        <w:t xml:space="preserve">), формирующий ответ на запрос. Сообщение содержит поля: </w:t>
-      </w:r>
-      <w:proofErr w:type="spellStart"/>
-      <w:r>
-        <w:rPr>
-          <w:sz w:val="28"/>
-          <w:szCs w:val="28"/>
-        </w:rPr>
-        <w:t>Transaction</w:t>
-      </w:r>
-      <w:proofErr w:type="spellEnd"/>
-      <w:r>
-        <w:rPr>
-          <w:sz w:val="28"/>
-          <w:szCs w:val="28"/>
-        </w:rPr>
-        <w:t xml:space="preserve"> ID — уникальный идентификатор запроса, </w:t>
-      </w:r>
-      <w:proofErr w:type="spellStart"/>
-      <w:r>
-        <w:rPr>
-          <w:sz w:val="28"/>
-          <w:szCs w:val="28"/>
-        </w:rPr>
-        <w:t>Flags</w:t>
-      </w:r>
-      <w:proofErr w:type="spellEnd"/>
-      <w:r>
-        <w:rPr>
-          <w:sz w:val="28"/>
-          <w:szCs w:val="28"/>
-        </w:rPr>
-        <w:t xml:space="preserve"> = </w:t>
-      </w:r>
-      <w:proofErr w:type="spellStart"/>
-      <w:r>
-        <w:rPr>
-          <w:sz w:val="28"/>
-          <w:szCs w:val="28"/>
-        </w:rPr>
-        <w:t>Standard</w:t>
-      </w:r>
-      <w:proofErr w:type="spellEnd"/>
-      <w:r>
-        <w:rPr>
-          <w:sz w:val="28"/>
-          <w:szCs w:val="28"/>
-        </w:rPr>
-        <w:t xml:space="preserve"> </w:t>
-      </w:r>
-      <w:proofErr w:type="spellStart"/>
-      <w:r>
-        <w:rPr>
-          <w:sz w:val="28"/>
-          <w:szCs w:val="28"/>
-        </w:rPr>
-        <w:t>query</w:t>
-      </w:r>
-      <w:proofErr w:type="spellEnd"/>
-      <w:r>
-        <w:rPr>
-          <w:sz w:val="28"/>
-          <w:szCs w:val="28"/>
-        </w:rPr>
-        <w:t xml:space="preserve"> </w:t>
-      </w:r>
-      <w:proofErr w:type="spellStart"/>
-      <w:r>
-        <w:rPr>
-          <w:sz w:val="28"/>
-          <w:szCs w:val="28"/>
-        </w:rPr>
-        <w:t>response</w:t>
-      </w:r>
-      <w:proofErr w:type="spellEnd"/>
-      <w:r>
-        <w:rPr>
-          <w:sz w:val="28"/>
-          <w:szCs w:val="28"/>
-        </w:rPr>
-        <w:t xml:space="preserve">, </w:t>
-      </w:r>
-      <w:proofErr w:type="spellStart"/>
-      <w:r>
-        <w:rPr>
-          <w:sz w:val="28"/>
-          <w:szCs w:val="28"/>
-        </w:rPr>
-        <w:t>Questions</w:t>
-      </w:r>
-      <w:proofErr w:type="spellEnd"/>
-      <w:r>
-        <w:rPr>
-          <w:sz w:val="28"/>
-          <w:szCs w:val="28"/>
-        </w:rPr>
-        <w:t xml:space="preserve"> = 1, </w:t>
-      </w:r>
-      <w:proofErr w:type="spellStart"/>
-      <w:r>
-        <w:rPr>
-          <w:sz w:val="28"/>
-          <w:szCs w:val="28"/>
-        </w:rPr>
-        <w:t>Answer</w:t>
-      </w:r>
-      <w:proofErr w:type="spellEnd"/>
-      <w:r>
-        <w:rPr>
-          <w:sz w:val="28"/>
-          <w:szCs w:val="28"/>
-        </w:rPr>
-        <w:t xml:space="preserve"> </w:t>
-      </w:r>
-      <w:proofErr w:type="spellStart"/>
-      <w:r>
-        <w:rPr>
-          <w:sz w:val="28"/>
-          <w:szCs w:val="28"/>
-        </w:rPr>
-        <w:t>RRs</w:t>
-      </w:r>
-      <w:proofErr w:type="spellEnd"/>
-      <w:r>
-        <w:rPr>
-          <w:sz w:val="28"/>
-          <w:szCs w:val="28"/>
-        </w:rPr>
-        <w:t xml:space="preserve"> = 1, </w:t>
-      </w:r>
-      <w:proofErr w:type="spellStart"/>
-      <w:r>
-        <w:rPr>
-          <w:sz w:val="28"/>
-          <w:szCs w:val="28"/>
-        </w:rPr>
-        <w:t>Query</w:t>
-      </w:r>
-      <w:proofErr w:type="spellEnd"/>
-      <w:r>
-        <w:rPr>
-          <w:sz w:val="28"/>
-          <w:szCs w:val="28"/>
-        </w:rPr>
-        <w:t xml:space="preserve"> </w:t>
-      </w:r>
-      <w:proofErr w:type="spellStart"/>
-      <w:r>
-        <w:rPr>
-          <w:sz w:val="28"/>
-          <w:szCs w:val="28"/>
-        </w:rPr>
-        <w:t>Name</w:t>
-      </w:r>
-      <w:proofErr w:type="spellEnd"/>
-      <w:r>
-        <w:rPr>
-          <w:sz w:val="28"/>
-          <w:szCs w:val="28"/>
-        </w:rPr>
-        <w:t xml:space="preserve"> — запрашиваемое доменное имя, </w:t>
-      </w:r>
-      <w:proofErr w:type="spellStart"/>
-      <w:r>
-        <w:rPr>
-          <w:sz w:val="28"/>
-          <w:szCs w:val="28"/>
-        </w:rPr>
-        <w:t>Answer</w:t>
-      </w:r>
-      <w:proofErr w:type="spellEnd"/>
-      <w:r>
-        <w:rPr>
-          <w:sz w:val="28"/>
-          <w:szCs w:val="28"/>
-        </w:rPr>
-        <w:t xml:space="preserve"> — соответствующий IP-адрес, TTL — время жизни записи в </w:t>
-      </w:r>
-      <w:proofErr w:type="spellStart"/>
-      <w:r>
-        <w:rPr>
-          <w:sz w:val="28"/>
-          <w:szCs w:val="28"/>
-        </w:rPr>
-        <w:t>кеше</w:t>
-      </w:r>
-      <w:proofErr w:type="spellEnd"/>
-      <w:r>
-        <w:rPr>
-          <w:sz w:val="28"/>
-          <w:szCs w:val="28"/>
-        </w:rPr>
-        <w:t>. Эта</w:t>
-      </w:r>
-      <w:r>
-        <w:rPr>
-          <w:sz w:val="28"/>
-          <w:szCs w:val="28"/>
-        </w:rPr>
-        <w:t xml:space="preserve"> </w:t>
-      </w:r>
       <w:r>
         <w:rPr>
           <w:sz w:val="28"/>
@@ -11728,6 +8964,7 @@
       </w:pPr>
       <w:r>
         <w:rPr>
+          <w:noProof/>
           <w:sz w:val="28"/>
           <w:szCs w:val="28"/>
         </w:rPr>
@@ -11795,7 +9032,6 @@
         <w:rPr>
           <w:sz w:val="28"/>
           <w:szCs w:val="28"/>
-          <w:lang w:val="en-US"/>
         </w:rPr>
         <w:t>4</w:t>
       </w:r>
@@ -11835,7 +9071,6 @@
         </w:rPr>
         <w:t xml:space="preserve"> </w:t>
       </w:r>
-      <w:proofErr w:type="spellStart"/>
       <w:r>
         <w:rPr>
           <w:sz w:val="28"/>
@@ -11844,7 +9079,6 @@
         </w:rPr>
         <w:t>Standart</w:t>
       </w:r>
-      <w:proofErr w:type="spellEnd"/>
       <w:r>
         <w:rPr>
           <w:sz w:val="28"/>
@@ -12142,23 +9376,7 @@
           <w:sz w:val="28"/>
           <w:szCs w:val="28"/>
         </w:rPr>
-        <w:t xml:space="preserve">Независимые DNS-запросы нужны, если изображения или другие ресурсы (скрипты, стили) находятся на других доменах или </w:t>
-      </w:r>
-      <w:proofErr w:type="spellStart"/>
-      <w:r>
-        <w:rPr>
-          <w:sz w:val="28"/>
-          <w:szCs w:val="28"/>
-        </w:rPr>
-        <w:t>поддоменах</w:t>
-      </w:r>
-      <w:proofErr w:type="spellEnd"/>
-      <w:r>
-        <w:rPr>
-          <w:sz w:val="28"/>
-          <w:szCs w:val="28"/>
-        </w:rPr>
-        <w:t>. Например, сайт example.com может загружать изображения с cdn.example.net или ads.example.org. Чтобы браузер смог установить соединение с этими серверами, сначала выполняются отдельные DNS-запросы для каждого домена.</w:t>
+        <w:t>Независимые DNS-запросы нужны, если изображения или другие ресурсы (скрипты, стили) находятся на других доменах или поддоменах. Например, сайт example.com может загружать изображения с cdn.example.net или ads.example.org. Чтобы браузер смог установить соединение с этими серверами, сначала выполняются отдельные DNS-запросы для каждого домена.</w:t>
       </w:r>
     </w:p>
     <w:p>
@@ -12208,7 +9426,7 @@
           <w:szCs w:val="28"/>
         </w:rPr>
       </w:pPr>
-      <w:bookmarkStart w:id="11" w:name="_Toc212846561"/>
+      <w:bookmarkStart w:id="10" w:name="_Toc212846561"/>
       <w:r>
         <w:rPr>
           <w:b/>
@@ -12265,7 +9483,7 @@
         </w:rPr>
         <w:t>трафика</w:t>
       </w:r>
-      <w:bookmarkEnd w:id="11"/>
+      <w:bookmarkEnd w:id="10"/>
     </w:p>
     <w:p>
       <w:pPr>
@@ -12347,14 +9565,7 @@
           <w:sz w:val="28"/>
           <w:szCs w:val="28"/>
         </w:rPr>
-        <w:t>таблицу</w:t>
-      </w:r>
-      <w:r>
-        <w:rPr>
-          <w:sz w:val="28"/>
-          <w:szCs w:val="28"/>
-        </w:rPr>
-        <w:t xml:space="preserve"> через терминал.</w:t>
+        <w:t>таблицу через терминал.</w:t>
       </w:r>
     </w:p>
     <w:p>
@@ -12369,6 +9580,7 @@
       </w:pPr>
       <w:r>
         <w:rPr>
+          <w:noProof/>
           <w:sz w:val="28"/>
           <w:szCs w:val="28"/>
         </w:rPr>
@@ -12517,23 +9729,7 @@
           <w:sz w:val="28"/>
           <w:szCs w:val="28"/>
         </w:rPr>
-        <w:t xml:space="preserve">Канальный уровень содержит MAC-адреса источника и получателя, а также поле </w:t>
-      </w:r>
-      <w:proofErr w:type="spellStart"/>
-      <w:r>
-        <w:rPr>
-          <w:sz w:val="28"/>
-          <w:szCs w:val="28"/>
-        </w:rPr>
-        <w:t>Type</w:t>
-      </w:r>
-      <w:proofErr w:type="spellEnd"/>
-      <w:r>
-        <w:rPr>
-          <w:sz w:val="28"/>
-          <w:szCs w:val="28"/>
-        </w:rPr>
-        <w:t xml:space="preserve"> = 0x0806, обозначающее, что кадр использует протокол ARP.</w:t>
+        <w:t>Канальный уровень содержит MAC-адреса источника и получателя, а также поле Type = 0x0806, обозначающее, что кадр использует протокол ARP.</w:t>
       </w:r>
     </w:p>
     <w:p>
@@ -12568,23 +9764,7 @@
           <w:sz w:val="28"/>
           <w:szCs w:val="28"/>
         </w:rPr>
-        <w:t>Сетевой уровень включает информацию о типе канала (</w:t>
-      </w:r>
-      <w:proofErr w:type="spellStart"/>
-      <w:r>
-        <w:rPr>
-          <w:sz w:val="28"/>
-          <w:szCs w:val="28"/>
-        </w:rPr>
-        <w:t>Ethernet</w:t>
-      </w:r>
-      <w:proofErr w:type="spellEnd"/>
-      <w:r>
-        <w:rPr>
-          <w:sz w:val="28"/>
-          <w:szCs w:val="28"/>
-        </w:rPr>
-        <w:t xml:space="preserve">), используемом сетевом протоколе (IPv4), длинах MAC- и IP-адресов (6 и 4 </w:t>
+        <w:t xml:space="preserve">Сетевой уровень включает информацию о типе канала (Ethernet), используемом сетевом протоколе (IPv4), длинах MAC- и IP-адресов (6 и 4 </w:t>
       </w:r>
       <w:r>
         <w:rPr>
@@ -12662,21 +9842,7 @@
           <w:sz w:val="28"/>
           <w:szCs w:val="28"/>
         </w:rPr>
-        <w:t>Какие МАС-адреса присутствуют в захваченных пакетах ARP-протокола? Что</w:t>
-      </w:r>
-      <w:r>
-        <w:rPr>
-          <w:sz w:val="28"/>
-          <w:szCs w:val="28"/>
-        </w:rPr>
-        <w:t xml:space="preserve"> </w:t>
-      </w:r>
-      <w:r>
-        <w:rPr>
-          <w:sz w:val="28"/>
-          <w:szCs w:val="28"/>
-        </w:rPr>
-        <w:t>означают эти адреса? Какие устройства они идентифицируют</w:t>
+        <w:t>Какие МАС-адреса присутствуют в захваченных пакетах ARP-протокола? Что означают эти адреса? Какие устройства они идентифицируют</w:t>
       </w:r>
       <w:r>
         <w:rPr>
@@ -12718,87 +9884,7 @@
           <w:sz w:val="28"/>
           <w:szCs w:val="28"/>
         </w:rPr>
-        <w:t xml:space="preserve">В ARP-пакетах присутствуют два MAC-адреса: </w:t>
-      </w:r>
-      <w:proofErr w:type="spellStart"/>
-      <w:r>
-        <w:rPr>
-          <w:sz w:val="28"/>
-          <w:szCs w:val="28"/>
-        </w:rPr>
-        <w:t>Source</w:t>
-      </w:r>
-      <w:proofErr w:type="spellEnd"/>
-      <w:r>
-        <w:rPr>
-          <w:sz w:val="28"/>
-          <w:szCs w:val="28"/>
-        </w:rPr>
-        <w:t xml:space="preserve"> MAC и </w:t>
-      </w:r>
-      <w:proofErr w:type="spellStart"/>
-      <w:r>
-        <w:rPr>
-          <w:sz w:val="28"/>
-          <w:szCs w:val="28"/>
-        </w:rPr>
-        <w:t>Target</w:t>
-      </w:r>
-      <w:proofErr w:type="spellEnd"/>
-      <w:r>
-        <w:rPr>
-          <w:sz w:val="28"/>
-          <w:szCs w:val="28"/>
-        </w:rPr>
-        <w:t xml:space="preserve"> MAC. </w:t>
-      </w:r>
-      <w:proofErr w:type="spellStart"/>
-      <w:r>
-        <w:rPr>
-          <w:sz w:val="28"/>
-          <w:szCs w:val="28"/>
-        </w:rPr>
-        <w:t>Source</w:t>
-      </w:r>
-      <w:proofErr w:type="spellEnd"/>
-      <w:r>
-        <w:rPr>
-          <w:sz w:val="28"/>
-          <w:szCs w:val="28"/>
-        </w:rPr>
-        <w:t xml:space="preserve"> MAC — это физический адрес устройства, которое отправляет ARP-запрос или ответ, обычно компьютера или маршрутизатора. </w:t>
-      </w:r>
-      <w:proofErr w:type="spellStart"/>
-      <w:r>
-        <w:rPr>
-          <w:sz w:val="28"/>
-          <w:szCs w:val="28"/>
-        </w:rPr>
-        <w:t>Target</w:t>
-      </w:r>
-      <w:proofErr w:type="spellEnd"/>
-      <w:r>
-        <w:rPr>
-          <w:sz w:val="28"/>
-          <w:szCs w:val="28"/>
-        </w:rPr>
-        <w:t xml:space="preserve"> MAC — это адрес устройства, для которого предназначен запрос; если это ARP-запрос, то </w:t>
-      </w:r>
-      <w:proofErr w:type="spellStart"/>
-      <w:r>
-        <w:rPr>
-          <w:sz w:val="28"/>
-          <w:szCs w:val="28"/>
-        </w:rPr>
-        <w:t>Target</w:t>
-      </w:r>
-      <w:proofErr w:type="spellEnd"/>
-      <w:r>
-        <w:rPr>
-          <w:sz w:val="28"/>
-          <w:szCs w:val="28"/>
-        </w:rPr>
-        <w:t xml:space="preserve"> MAC неизвестен (обычно 00:00:00:00:00:00), а если это ARP-ответ, то там указан MAC адрес, соответствующий IP-адресу, на который был сделан запрос. Эти адреса идентифицируют конкретные сетевые интерфейсы устройств в локальной сети.</w:t>
+        <w:t>В ARP-пакетах присутствуют два MAC-адреса: Source MAC и Target MAC. Source MAC — это физический адрес устройства, которое отправляет ARP-запрос или ответ, обычно компьютера или маршрутизатора. Target MAC — это адрес устройства, для которого предназначен запрос; если это ARP-запрос, то Target MAC неизвестен (обычно 00:00:00:00:00:00), а если это ARP-ответ, то там указан MAC адрес, соответствующий IP-адресу, на который был сделан запрос. Эти адреса идентифицируют конкретные сетевые интерфейсы устройств в локальной сети.</w:t>
       </w:r>
     </w:p>
     <w:p>
@@ -12833,21 +9919,7 @@
           <w:sz w:val="28"/>
           <w:szCs w:val="28"/>
         </w:rPr>
-        <w:t>Какие МАС-адреса присутствуют в захваченных HTTP-пакетах и что означают</w:t>
-      </w:r>
-      <w:r>
-        <w:rPr>
-          <w:sz w:val="28"/>
-          <w:szCs w:val="28"/>
-        </w:rPr>
-        <w:t xml:space="preserve"> </w:t>
-      </w:r>
-      <w:r>
-        <w:rPr>
-          <w:sz w:val="28"/>
-          <w:szCs w:val="28"/>
-        </w:rPr>
-        <w:t>эти адреса? Что означают эти адреса? Какие устройства они идентифицируют</w:t>
+        <w:t>Какие МАС-адреса присутствуют в захваченных HTTP-пакетах и что означают эти адреса? Что означают эти адреса? Какие устройства они идентифицируют</w:t>
       </w:r>
       <w:r>
         <w:rPr>
@@ -12881,7 +9953,6 @@
         <w:rPr>
           <w:sz w:val="28"/>
           <w:szCs w:val="28"/>
-          <w:lang w:val="en-US"/>
         </w:rPr>
         <w:t xml:space="preserve">- </w:t>
       </w:r>
@@ -12896,9 +9967,23 @@
         <w:rPr>
           <w:sz w:val="28"/>
           <w:szCs w:val="28"/>
-          <w:lang w:val="en-US"/>
-        </w:rPr>
-        <w:t xml:space="preserve"> HTTP-</w:t>
+        </w:rPr>
+        <w:t xml:space="preserve"> </w:t>
+      </w:r>
+      <w:r>
+        <w:rPr>
+          <w:sz w:val="28"/>
+          <w:szCs w:val="28"/>
+          <w:lang w:val="en-US"/>
+        </w:rPr>
+        <w:t>HTTP</w:t>
+      </w:r>
+      <w:r>
+        <w:rPr>
+          <w:sz w:val="28"/>
+          <w:szCs w:val="28"/>
+        </w:rPr>
+        <w:t>-</w:t>
       </w:r>
       <w:r>
         <w:rPr>
@@ -12911,7 +9996,6 @@
         <w:rPr>
           <w:sz w:val="28"/>
           <w:szCs w:val="28"/>
-          <w:lang w:val="en-US"/>
         </w:rPr>
         <w:t xml:space="preserve"> </w:t>
       </w:r>
@@ -12926,9 +10010,23 @@
         <w:rPr>
           <w:sz w:val="28"/>
           <w:szCs w:val="28"/>
-          <w:lang w:val="en-US"/>
-        </w:rPr>
-        <w:t xml:space="preserve"> Ethernet </w:t>
+        </w:rPr>
+        <w:t xml:space="preserve"> </w:t>
+      </w:r>
+      <w:r>
+        <w:rPr>
+          <w:sz w:val="28"/>
+          <w:szCs w:val="28"/>
+          <w:lang w:val="en-US"/>
+        </w:rPr>
+        <w:t>Ethernet</w:t>
+      </w:r>
+      <w:r>
+        <w:rPr>
+          <w:sz w:val="28"/>
+          <w:szCs w:val="28"/>
+        </w:rPr>
+        <w:t xml:space="preserve"> </w:t>
       </w:r>
       <w:r>
         <w:rPr>
@@ -12941,9 +10039,38 @@
         <w:rPr>
           <w:sz w:val="28"/>
           <w:szCs w:val="28"/>
-          <w:lang w:val="en-US"/>
-        </w:rPr>
-        <w:t xml:space="preserve"> Source MAC </w:t>
+        </w:rPr>
+        <w:t xml:space="preserve"> </w:t>
+      </w:r>
+      <w:r>
+        <w:rPr>
+          <w:sz w:val="28"/>
+          <w:szCs w:val="28"/>
+          <w:lang w:val="en-US"/>
+        </w:rPr>
+        <w:t>Source</w:t>
+      </w:r>
+      <w:r>
+        <w:rPr>
+          <w:sz w:val="28"/>
+          <w:szCs w:val="28"/>
+        </w:rPr>
+        <w:t xml:space="preserve"> </w:t>
+      </w:r>
+      <w:r>
+        <w:rPr>
+          <w:sz w:val="28"/>
+          <w:szCs w:val="28"/>
+          <w:lang w:val="en-US"/>
+        </w:rPr>
+        <w:t>MAC</w:t>
+      </w:r>
+      <w:r>
+        <w:rPr>
+          <w:sz w:val="28"/>
+          <w:szCs w:val="28"/>
+        </w:rPr>
+        <w:t xml:space="preserve"> </w:t>
       </w:r>
       <w:r>
         <w:rPr>
@@ -12956,41 +10083,45 @@
         <w:rPr>
           <w:sz w:val="28"/>
           <w:szCs w:val="28"/>
-          <w:lang w:val="en-US"/>
-        </w:rPr>
-        <w:t xml:space="preserve"> Destination MAC. </w:t>
-      </w:r>
-      <w:proofErr w:type="spellStart"/>
-      <w:r>
-        <w:rPr>
-          <w:sz w:val="28"/>
-          <w:szCs w:val="28"/>
-        </w:rPr>
-        <w:t>Source</w:t>
-      </w:r>
-      <w:proofErr w:type="spellEnd"/>
-      <w:r>
-        <w:rPr>
-          <w:sz w:val="28"/>
-          <w:szCs w:val="28"/>
-        </w:rPr>
-        <w:t xml:space="preserve"> MAC — это физический адрес сетевой карты отправителя пакета (например, компьютера клиента или сервера), </w:t>
-      </w:r>
-      <w:proofErr w:type="spellStart"/>
-      <w:r>
-        <w:rPr>
-          <w:sz w:val="28"/>
-          <w:szCs w:val="28"/>
+        </w:rPr>
+        <w:t xml:space="preserve"> </w:t>
+      </w:r>
+      <w:r>
+        <w:rPr>
+          <w:sz w:val="28"/>
+          <w:szCs w:val="28"/>
+          <w:lang w:val="en-US"/>
         </w:rPr>
         <w:t>Destination</w:t>
       </w:r>
-      <w:proofErr w:type="spellEnd"/>
-      <w:r>
-        <w:rPr>
-          <w:sz w:val="28"/>
-          <w:szCs w:val="28"/>
-        </w:rPr>
-        <w:t xml:space="preserve"> MAC — адрес получателя в локальной сети (например, маршрутизатора, коммутатора или конечного узла). Эти MAC-адреса идентифицируют конкретные устройства, участвующие в передаче данных по локальной сети, и обеспечивают доставку пакета на физическом уровне.</w:t>
+      <w:r>
+        <w:rPr>
+          <w:sz w:val="28"/>
+          <w:szCs w:val="28"/>
+        </w:rPr>
+        <w:t xml:space="preserve"> </w:t>
+      </w:r>
+      <w:r>
+        <w:rPr>
+          <w:sz w:val="28"/>
+          <w:szCs w:val="28"/>
+          <w:lang w:val="en-US"/>
+        </w:rPr>
+        <w:t>MAC</w:t>
+      </w:r>
+      <w:r>
+        <w:rPr>
+          <w:sz w:val="28"/>
+          <w:szCs w:val="28"/>
+        </w:rPr>
+        <w:t xml:space="preserve">. </w:t>
+      </w:r>
+      <w:r>
+        <w:rPr>
+          <w:sz w:val="28"/>
+          <w:szCs w:val="28"/>
+        </w:rPr>
+        <w:t>Source MAC — это физический адрес сетевой карты отправителя пакета (например, компьютера клиента или сервера), Destination MAC — адрес получателя в локальной сети (например, маршрутизатора, коммутатора или конечного узла). Эти MAC-адреса идентифицируют конкретные устройства, участвующие в передаче данных по локальной сети, и обеспечивают доставку пакета на физическом уровне.</w:t>
       </w:r>
     </w:p>
     <w:p>
@@ -13092,7 +10223,7 @@
           <w:szCs w:val="28"/>
         </w:rPr>
       </w:pPr>
-      <w:bookmarkStart w:id="12" w:name="_Toc212846562"/>
+      <w:bookmarkStart w:id="11" w:name="_Toc212846562"/>
       <w:r>
         <w:rPr>
           <w:b/>
@@ -13119,7 +10250,7 @@
           <w:sz w:val="28"/>
           <w:szCs w:val="28"/>
         </w:rPr>
-        <w:t xml:space="preserve">Анализ </w:t>
+        <w:t xml:space="preserve">Анализ трафика утилиты </w:t>
       </w:r>
       <w:r>
         <w:rPr>
@@ -13127,22 +10258,11 @@
           <w:bCs/>
           <w:sz w:val="28"/>
           <w:szCs w:val="28"/>
-        </w:rPr>
-        <w:t xml:space="preserve">трафика утилиты </w:t>
-      </w:r>
-      <w:proofErr w:type="spellStart"/>
-      <w:r>
-        <w:rPr>
-          <w:b/>
-          <w:bCs/>
-          <w:sz w:val="28"/>
-          <w:szCs w:val="28"/>
           <w:lang w:val="en-US"/>
         </w:rPr>
         <w:t>nslookup</w:t>
       </w:r>
-      <w:bookmarkEnd w:id="12"/>
-      <w:proofErr w:type="spellEnd"/>
+      <w:bookmarkEnd w:id="11"/>
     </w:p>
     <w:p>
       <w:pPr>
@@ -13191,7 +10311,6 @@
         </w:rPr>
         <w:t>.</w:t>
       </w:r>
-      <w:proofErr w:type="spellStart"/>
       <w:r>
         <w:rPr>
           <w:sz w:val="28"/>
@@ -13200,7 +10319,6 @@
         </w:rPr>
         <w:t>ru</w:t>
       </w:r>
-      <w:proofErr w:type="spellEnd"/>
       <w:r>
         <w:rPr>
           <w:sz w:val="28"/>
@@ -13215,7 +10333,6 @@
         </w:rPr>
         <w:t xml:space="preserve">через утилиту </w:t>
       </w:r>
-      <w:proofErr w:type="spellStart"/>
       <w:r>
         <w:rPr>
           <w:sz w:val="28"/>
@@ -13224,36 +10341,26 @@
         </w:rPr>
         <w:t>nslookup</w:t>
       </w:r>
-      <w:proofErr w:type="spellEnd"/>
-      <w:r>
-        <w:rPr>
-          <w:sz w:val="28"/>
-          <w:szCs w:val="28"/>
-        </w:rPr>
-        <w:t xml:space="preserve">. На рисунках 26 и 27 показаны варианты трафика без атрибута и с атрибутом </w:t>
-      </w:r>
-      <w:r>
-        <w:rPr>
-          <w:sz w:val="28"/>
-          <w:szCs w:val="28"/>
-        </w:rPr>
-        <w:t>-</w:t>
-      </w:r>
-      <w:proofErr w:type="spellStart"/>
-      <w:r>
-        <w:rPr>
-          <w:sz w:val="28"/>
-          <w:szCs w:val="28"/>
-        </w:rPr>
-        <w:t>type</w:t>
-      </w:r>
-      <w:proofErr w:type="spellEnd"/>
-      <w:r>
-        <w:rPr>
-          <w:sz w:val="28"/>
-          <w:szCs w:val="28"/>
-        </w:rPr>
-        <w:t>=NS</w:t>
+      <w:r>
+        <w:rPr>
+          <w:sz w:val="28"/>
+          <w:szCs w:val="28"/>
+        </w:rPr>
+        <w:t xml:space="preserve">. На рисунках 26 и 27 показаны варианты трафика </w:t>
+      </w:r>
+      <w:r>
+        <w:rPr>
+          <w:sz w:val="28"/>
+          <w:szCs w:val="28"/>
+        </w:rPr>
+        <w:t xml:space="preserve">через </w:t>
+      </w:r>
+      <w:r>
+        <w:rPr>
+          <w:sz w:val="28"/>
+          <w:szCs w:val="28"/>
+        </w:rPr>
+        <w:t>параметр</w:t>
       </w:r>
       <w:r>
         <w:rPr>
@@ -13262,6 +10369,20 @@
         </w:rPr>
         <w:t xml:space="preserve"> </w:t>
       </w:r>
+      <w:r>
+        <w:rPr>
+          <w:sz w:val="28"/>
+          <w:szCs w:val="28"/>
+        </w:rPr>
+        <w:t>-type=NS</w:t>
+      </w:r>
+      <w:r>
+        <w:rPr>
+          <w:sz w:val="28"/>
+          <w:szCs w:val="28"/>
+        </w:rPr>
+        <w:t xml:space="preserve"> </w:t>
+      </w:r>
     </w:p>
     <w:p>
       <w:pPr>
@@ -13275,6 +10396,7 @@
       </w:pPr>
       <w:r>
         <w:rPr>
+          <w:noProof/>
           <w:sz w:val="28"/>
           <w:szCs w:val="28"/>
         </w:rPr>
@@ -13359,7 +10481,6 @@
         </w:rPr>
         <w:t xml:space="preserve">трафик через </w:t>
       </w:r>
-      <w:proofErr w:type="spellStart"/>
       <w:r>
         <w:rPr>
           <w:sz w:val="28"/>
@@ -13368,7 +10489,6 @@
         </w:rPr>
         <w:t>nslookup</w:t>
       </w:r>
-      <w:proofErr w:type="spellEnd"/>
     </w:p>
     <w:p>
       <w:pPr>
@@ -13382,6 +10502,7 @@
       </w:pPr>
       <w:r>
         <w:rPr>
+          <w:noProof/>
           <w:sz w:val="28"/>
           <w:szCs w:val="28"/>
           <w:lang w:val="en-US"/>
@@ -13446,23 +10567,7 @@
           <w:szCs w:val="28"/>
           <w:lang w:val="en-US"/>
         </w:rPr>
-        <w:t xml:space="preserve"> 2</w:t>
-      </w:r>
-      <w:r>
-        <w:rPr>
-          <w:sz w:val="28"/>
-          <w:szCs w:val="28"/>
-          <w:lang w:val="en-US"/>
-        </w:rPr>
-        <w:t>7</w:t>
-      </w:r>
-      <w:r>
-        <w:rPr>
-          <w:sz w:val="28"/>
-          <w:szCs w:val="28"/>
-          <w:lang w:val="en-US"/>
-        </w:rPr>
-        <w:t xml:space="preserve"> – </w:t>
+        <w:t xml:space="preserve"> 27 – </w:t>
       </w:r>
       <w:r>
         <w:rPr>
@@ -13494,7 +10599,6 @@
         </w:rPr>
         <w:t xml:space="preserve"> </w:t>
       </w:r>
-      <w:proofErr w:type="spellStart"/>
       <w:r>
         <w:rPr>
           <w:sz w:val="28"/>
@@ -13503,7 +10607,6 @@
         </w:rPr>
         <w:t>nslookup</w:t>
       </w:r>
-      <w:proofErr w:type="spellEnd"/>
       <w:r>
         <w:rPr>
           <w:sz w:val="28"/>
@@ -13593,39 +10696,7 @@
           <w:sz w:val="28"/>
           <w:szCs w:val="28"/>
         </w:rPr>
-        <w:t xml:space="preserve">На канальном уровне формируется кадр </w:t>
-      </w:r>
-      <w:proofErr w:type="spellStart"/>
-      <w:r>
-        <w:rPr>
-          <w:sz w:val="28"/>
-          <w:szCs w:val="28"/>
-        </w:rPr>
-        <w:t>Ethernet</w:t>
-      </w:r>
-      <w:proofErr w:type="spellEnd"/>
-      <w:r>
-        <w:rPr>
-          <w:sz w:val="28"/>
-          <w:szCs w:val="28"/>
-        </w:rPr>
-        <w:t xml:space="preserve"> с адресом источника, адресом назначения и полем </w:t>
-      </w:r>
-      <w:proofErr w:type="spellStart"/>
-      <w:r>
-        <w:rPr>
-          <w:sz w:val="28"/>
-          <w:szCs w:val="28"/>
-        </w:rPr>
-        <w:t>Type</w:t>
-      </w:r>
-      <w:proofErr w:type="spellEnd"/>
-      <w:r>
-        <w:rPr>
-          <w:sz w:val="28"/>
-          <w:szCs w:val="28"/>
-        </w:rPr>
-        <w:t>, указывающим на IPv4.</w:t>
+        <w:t>На канальном уровне формируется кадр Ethernet с адресом источника, адресом назначения и полем Type, указывающим на IPv4.</w:t>
       </w:r>
     </w:p>
     <w:p>
@@ -13676,39 +10747,7 @@
           <w:sz w:val="28"/>
           <w:szCs w:val="28"/>
         </w:rPr>
-        <w:t xml:space="preserve">На прикладном уровне </w:t>
-      </w:r>
-      <w:proofErr w:type="spellStart"/>
-      <w:r>
-        <w:rPr>
-          <w:sz w:val="28"/>
-          <w:szCs w:val="28"/>
-        </w:rPr>
-        <w:t>nslookup</w:t>
-      </w:r>
-      <w:proofErr w:type="spellEnd"/>
-      <w:r>
-        <w:rPr>
-          <w:sz w:val="28"/>
-          <w:szCs w:val="28"/>
-        </w:rPr>
-        <w:t xml:space="preserve"> формирует DNS-запрос с идентификатором, флагами (указывающими на запрос), количеством вопросов, количеством ответов, авторитетных записей, дополнительных записей и </w:t>
-      </w:r>
-      <w:proofErr w:type="gramStart"/>
-      <w:r>
-        <w:rPr>
-          <w:sz w:val="28"/>
-          <w:szCs w:val="28"/>
-        </w:rPr>
-        <w:t>секцией вопросов с доменным именем</w:t>
-      </w:r>
-      <w:proofErr w:type="gramEnd"/>
-      <w:r>
-        <w:rPr>
-          <w:sz w:val="28"/>
-          <w:szCs w:val="28"/>
-        </w:rPr>
-        <w:t xml:space="preserve"> и параметрами запроса.</w:t>
+        <w:t>На прикладном уровне nslookup формирует DNS-запрос с идентификатором, флагами (указывающими на запрос), количеством вопросов, количеством ответов, авторитетных записей, дополнительных записей и секцией вопросов с доменным именем и параметрами запроса.</w:t>
       </w:r>
     </w:p>
     <w:p>
@@ -13752,39 +10791,7 @@
           <w:sz w:val="28"/>
           <w:szCs w:val="28"/>
         </w:rPr>
-        <w:t xml:space="preserve">На канальном уровне </w:t>
-      </w:r>
-      <w:proofErr w:type="spellStart"/>
-      <w:r>
-        <w:rPr>
-          <w:sz w:val="28"/>
-          <w:szCs w:val="28"/>
-        </w:rPr>
-        <w:t>Ethernet</w:t>
-      </w:r>
-      <w:proofErr w:type="spellEnd"/>
-      <w:r>
-        <w:rPr>
-          <w:sz w:val="28"/>
-          <w:szCs w:val="28"/>
-        </w:rPr>
-        <w:t xml:space="preserve">-кадр содержит адрес источника и адрес назначения, </w:t>
-      </w:r>
-      <w:proofErr w:type="spellStart"/>
-      <w:r>
-        <w:rPr>
-          <w:sz w:val="28"/>
-          <w:szCs w:val="28"/>
-        </w:rPr>
-        <w:t>Type</w:t>
-      </w:r>
-      <w:proofErr w:type="spellEnd"/>
-      <w:r>
-        <w:rPr>
-          <w:sz w:val="28"/>
-          <w:szCs w:val="28"/>
-        </w:rPr>
-        <w:t xml:space="preserve"> = IPv4.</w:t>
+        <w:t>На канальном уровне Ethernet-кадр содержит адрес источника и адрес назначения, Type = IPv4.</w:t>
       </w:r>
     </w:p>
     <w:p>
@@ -13836,23 +10843,7 @@
           <w:sz w:val="28"/>
           <w:szCs w:val="28"/>
         </w:rPr>
-        <w:t xml:space="preserve">На прикладном уровне </w:t>
-      </w:r>
-      <w:proofErr w:type="spellStart"/>
-      <w:r>
-        <w:rPr>
-          <w:sz w:val="28"/>
-          <w:szCs w:val="28"/>
-        </w:rPr>
-        <w:t>nslookup</w:t>
-      </w:r>
-      <w:proofErr w:type="spellEnd"/>
-      <w:r>
-        <w:rPr>
-          <w:sz w:val="28"/>
-          <w:szCs w:val="28"/>
-        </w:rPr>
-        <w:t xml:space="preserve"> получает DNS-ответ с идентификатором запроса, флагами (обозначающими ответ), количеством вопросов, количеством ответов, авторитетных и дополнительных записей, секцией вопросов, секцией ответов с найденными IP-адресами, секцией авторитетных серверов и секцией дополнительных данных.</w:t>
+        <w:t>На прикладном уровне nslookup получает DNS-ответ с идентификатором запроса, флагами (обозначающими ответ), количеством вопросов, количеством ответов, авторитетных и дополнительных записей, секцией вопросов, секцией ответов с найденными IP-адресами, секцией авторитетных серверов и секцией дополнительных данных.</w:t>
       </w:r>
     </w:p>
     <w:p>
@@ -13896,39 +10887,7 @@
           <w:sz w:val="28"/>
           <w:szCs w:val="28"/>
         </w:rPr>
-        <w:t xml:space="preserve">На канальном уровне </w:t>
-      </w:r>
-      <w:proofErr w:type="spellStart"/>
-      <w:r>
-        <w:rPr>
-          <w:sz w:val="28"/>
-          <w:szCs w:val="28"/>
-        </w:rPr>
-        <w:t>Ethernet</w:t>
-      </w:r>
-      <w:proofErr w:type="spellEnd"/>
-      <w:r>
-        <w:rPr>
-          <w:sz w:val="28"/>
-          <w:szCs w:val="28"/>
-        </w:rPr>
-        <w:t xml:space="preserve">-кадр содержит адрес источника, адрес назначения и </w:t>
-      </w:r>
-      <w:proofErr w:type="spellStart"/>
-      <w:r>
-        <w:rPr>
-          <w:sz w:val="28"/>
-          <w:szCs w:val="28"/>
-        </w:rPr>
-        <w:t>Type</w:t>
-      </w:r>
-      <w:proofErr w:type="spellEnd"/>
-      <w:r>
-        <w:rPr>
-          <w:sz w:val="28"/>
-          <w:szCs w:val="28"/>
-        </w:rPr>
-        <w:t xml:space="preserve"> = IPv4.</w:t>
+        <w:t>На канальном уровне Ethernet-кадр содержит адрес источника, адрес назначения и Type = IPv4.</w:t>
       </w:r>
     </w:p>
     <w:p>
@@ -13979,23 +10938,7 @@
           <w:sz w:val="28"/>
           <w:szCs w:val="28"/>
         </w:rPr>
-        <w:t xml:space="preserve">На прикладном уровне </w:t>
-      </w:r>
-      <w:proofErr w:type="spellStart"/>
-      <w:r>
-        <w:rPr>
-          <w:sz w:val="28"/>
-          <w:szCs w:val="28"/>
-        </w:rPr>
-        <w:t>nslookup</w:t>
-      </w:r>
-      <w:proofErr w:type="spellEnd"/>
-      <w:r>
-        <w:rPr>
-          <w:sz w:val="28"/>
-          <w:szCs w:val="28"/>
-        </w:rPr>
-        <w:t xml:space="preserve"> формирует DNS-запрос с идентификатором, флагами (указывающими на тип запроса), количеством вопросов, количеством ответов, авторитетных и дополнительных записей и секцией вопросов с доменом, запрашиваемым пользователем.</w:t>
+        <w:t>На прикладном уровне nslookup формирует DNS-запрос с идентификатором, флагами (указывающими на тип запроса), количеством вопросов, количеством ответов, авторитетных и дополнительных записей и секцией вопросов с доменом, запрашиваемым пользователем.</w:t>
       </w:r>
     </w:p>
     <w:p>
@@ -14039,39 +10982,7 @@
           <w:sz w:val="28"/>
           <w:szCs w:val="28"/>
         </w:rPr>
-        <w:t xml:space="preserve">На канальном уровне </w:t>
-      </w:r>
-      <w:proofErr w:type="spellStart"/>
-      <w:r>
-        <w:rPr>
-          <w:sz w:val="28"/>
-          <w:szCs w:val="28"/>
-        </w:rPr>
-        <w:t>Ethernet</w:t>
-      </w:r>
-      <w:proofErr w:type="spellEnd"/>
-      <w:r>
-        <w:rPr>
-          <w:sz w:val="28"/>
-          <w:szCs w:val="28"/>
-        </w:rPr>
-        <w:t xml:space="preserve">-кадр содержит адрес источника, адрес назначения и </w:t>
-      </w:r>
-      <w:proofErr w:type="spellStart"/>
-      <w:r>
-        <w:rPr>
-          <w:sz w:val="28"/>
-          <w:szCs w:val="28"/>
-        </w:rPr>
-        <w:t>Type</w:t>
-      </w:r>
-      <w:proofErr w:type="spellEnd"/>
-      <w:r>
-        <w:rPr>
-          <w:sz w:val="28"/>
-          <w:szCs w:val="28"/>
-        </w:rPr>
-        <w:t xml:space="preserve"> = IPv4.</w:t>
+        <w:t>На канальном уровне Ethernet-кадр содержит адрес источника, адрес назначения и Type = IPv4.</w:t>
       </w:r>
     </w:p>
     <w:p>
@@ -14123,23 +11034,7 @@
           <w:sz w:val="28"/>
           <w:szCs w:val="28"/>
         </w:rPr>
-        <w:t xml:space="preserve">На прикладном уровне </w:t>
-      </w:r>
-      <w:proofErr w:type="spellStart"/>
-      <w:r>
-        <w:rPr>
-          <w:sz w:val="28"/>
-          <w:szCs w:val="28"/>
-        </w:rPr>
-        <w:t>nslookup</w:t>
-      </w:r>
-      <w:proofErr w:type="spellEnd"/>
-      <w:r>
-        <w:rPr>
-          <w:sz w:val="28"/>
-          <w:szCs w:val="28"/>
-        </w:rPr>
-        <w:t xml:space="preserve"> получает DNS-ответ с идентификатором запроса, флагами (обозначающими ответ), количеством вопросов, количеством ответов, авторитетных и дополнительных записей, секцией вопросов, секцией ответов с разрешёнными IP-адресами, секцией авторитетных серверов и секцией дополнительных данных.</w:t>
+        <w:t>На прикладном уровне nslookup получает DNS-ответ с идентификатором запроса, флагами (обозначающими ответ), количеством вопросов, количеством ответов, авторитетных и дополнительных записей, секцией вопросов, секцией ответов с разрешёнными IP-адресами, секцией авторитетных серверов и секцией дополнительных данных.</w:t>
       </w:r>
     </w:p>
     <w:p>
@@ -14153,6 +11048,7 @@
       </w:pPr>
       <w:r>
         <w:rPr>
+          <w:noProof/>
           <w:sz w:val="28"/>
           <w:szCs w:val="28"/>
           <w:lang w:val="en-US"/>
@@ -14265,6 +11161,7 @@
       </w:pPr>
       <w:r>
         <w:rPr>
+          <w:noProof/>
           <w:sz w:val="28"/>
           <w:szCs w:val="28"/>
         </w:rPr>
@@ -14362,14 +11259,7 @@
           <w:sz w:val="28"/>
           <w:szCs w:val="28"/>
         </w:rPr>
-        <w:t xml:space="preserve">первого </w:t>
-      </w:r>
-      <w:r>
-        <w:rPr>
-          <w:sz w:val="28"/>
-          <w:szCs w:val="28"/>
-        </w:rPr>
-        <w:t>ответа</w:t>
+        <w:t>первого ответа</w:t>
       </w:r>
     </w:p>
     <w:p>
@@ -14383,6 +11273,7 @@
       </w:pPr>
       <w:r>
         <w:rPr>
+          <w:noProof/>
           <w:sz w:val="28"/>
           <w:szCs w:val="28"/>
         </w:rPr>
@@ -14493,6 +11384,7 @@
       </w:pPr>
       <w:r>
         <w:rPr>
+          <w:noProof/>
           <w:sz w:val="28"/>
           <w:szCs w:val="28"/>
         </w:rPr>
@@ -14590,14 +11482,7 @@
           <w:sz w:val="28"/>
           <w:szCs w:val="28"/>
         </w:rPr>
-        <w:t xml:space="preserve">второго </w:t>
-      </w:r>
-      <w:r>
-        <w:rPr>
-          <w:sz w:val="28"/>
-          <w:szCs w:val="28"/>
-        </w:rPr>
-        <w:t>ответа</w:t>
+        <w:t>второго ответа</w:t>
       </w:r>
     </w:p>
     <w:p>
@@ -14701,39 +11586,7 @@
           <w:sz w:val="28"/>
           <w:szCs w:val="28"/>
         </w:rPr>
-        <w:t xml:space="preserve">Трасса трафика в пункте 2 (например, при выполнении команды </w:t>
-      </w:r>
-      <w:proofErr w:type="spellStart"/>
-      <w:r>
-        <w:rPr>
-          <w:sz w:val="28"/>
-          <w:szCs w:val="28"/>
-        </w:rPr>
-        <w:t>tracert</w:t>
-      </w:r>
-      <w:proofErr w:type="spellEnd"/>
-      <w:r>
-        <w:rPr>
-          <w:sz w:val="28"/>
-          <w:szCs w:val="28"/>
-        </w:rPr>
-        <w:t xml:space="preserve">) и пункте 4 (анализ HTTP-трафика) различается уровнем протоколов и назначением пакетов. В </w:t>
-      </w:r>
-      <w:proofErr w:type="spellStart"/>
-      <w:r>
-        <w:rPr>
-          <w:sz w:val="28"/>
-          <w:szCs w:val="28"/>
-        </w:rPr>
-        <w:t>tracert</w:t>
-      </w:r>
-      <w:proofErr w:type="spellEnd"/>
-      <w:r>
-        <w:rPr>
-          <w:sz w:val="28"/>
-          <w:szCs w:val="28"/>
-        </w:rPr>
-        <w:t xml:space="preserve"> используется протокол ICMP, и пакеты направляются по маршруту от узла к узлу, чтобы определить путь до цели — поэтому трасса содержит несколько промежуточных IP-адресов (маршрутизаторов). В случае HTTP-запроса трасса обычно проходит напрямую по уже установленному маршруту TCP, без промежуточных ICMP-сообщений — пакеты идут только между клиентом и сервером, что отражает обычное соединение для передачи данных.</w:t>
+        <w:t>Трасса трафика в пункте 2 (например, при выполнении команды tracert) и пункте 4 (анализ HTTP-трафика) различается уровнем протоколов и назначением пакетов. В tracert используется протокол ICMP, и пакеты направляются по маршруту от узла к узлу, чтобы определить путь до цели — поэтому трасса содержит несколько промежуточных IP-адресов (маршрутизаторов). В случае HTTP-запроса трасса обычно проходит напрямую по уже установленному маршруту TCP, без промежуточных ICMP-сообщений — пакеты идут только между клиентом и сервером, что отражает обычное соединение для передачи данных.</w:t>
       </w:r>
     </w:p>
     <w:p>
@@ -14754,37 +11607,14 @@
           <w:sz w:val="28"/>
           <w:szCs w:val="28"/>
         </w:rPr>
-        <w:t>2</w:t>
-      </w:r>
-      <w:r>
-        <w:rPr>
-          <w:sz w:val="28"/>
-          <w:szCs w:val="28"/>
-        </w:rPr>
-        <w:t xml:space="preserve">. </w:t>
-      </w:r>
-      <w:r>
-        <w:rPr>
-          <w:sz w:val="28"/>
-          <w:szCs w:val="28"/>
-        </w:rPr>
-        <w:t>Что содержится в поле «</w:t>
-      </w:r>
-      <w:proofErr w:type="spellStart"/>
-      <w:r>
-        <w:rPr>
-          <w:sz w:val="28"/>
-          <w:szCs w:val="28"/>
-        </w:rPr>
-        <w:t>Answers</w:t>
-      </w:r>
-      <w:proofErr w:type="spellEnd"/>
-      <w:r>
-        <w:rPr>
-          <w:sz w:val="28"/>
-          <w:szCs w:val="28"/>
-        </w:rPr>
-        <w:t>» DNS-ответа</w:t>
+        <w:t xml:space="preserve">2. </w:t>
+      </w:r>
+      <w:r>
+        <w:rPr>
+          <w:sz w:val="28"/>
+          <w:szCs w:val="28"/>
+        </w:rPr>
+        <w:t>Что содержится в поле «Answers» DNS-ответа</w:t>
       </w:r>
       <w:r>
         <w:rPr>
@@ -14822,23 +11652,7 @@
           <w:sz w:val="28"/>
           <w:szCs w:val="28"/>
         </w:rPr>
-        <w:t xml:space="preserve">В поле </w:t>
-      </w:r>
-      <w:proofErr w:type="spellStart"/>
-      <w:r>
-        <w:rPr>
-          <w:sz w:val="28"/>
-          <w:szCs w:val="28"/>
-        </w:rPr>
-        <w:t>Answers</w:t>
-      </w:r>
-      <w:proofErr w:type="spellEnd"/>
-      <w:r>
-        <w:rPr>
-          <w:sz w:val="28"/>
-          <w:szCs w:val="28"/>
-        </w:rPr>
-        <w:t xml:space="preserve"> DNS-ответа содержится основная информация, которая является результатом запроса. Это могут быть записи типа A (IPv4-адреса), AAAA (IPv6-адреса), CNAME (каноническое имя), MX (почтовый сервер) и </w:t>
+        <w:t xml:space="preserve">В поле Answers DNS-ответа содержится основная информация, которая является результатом запроса. Это могут быть записи типа A (IPv4-адреса), AAAA (IPv6-адреса), CNAME (каноническое имя), MX (почтовый сервер) и </w:t>
       </w:r>
       <w:r>
         <w:rPr>
@@ -14846,23 +11660,7 @@
           <w:szCs w:val="28"/>
         </w:rPr>
         <w:lastRenderedPageBreak/>
-        <w:t xml:space="preserve">другие. Каждая запись включает доменное имя, тип записи, время жизни (TTL), класс (обычно IN — </w:t>
-      </w:r>
-      <w:proofErr w:type="spellStart"/>
-      <w:r>
-        <w:rPr>
-          <w:sz w:val="28"/>
-          <w:szCs w:val="28"/>
-        </w:rPr>
-        <w:t>Internet</w:t>
-      </w:r>
-      <w:proofErr w:type="spellEnd"/>
-      <w:r>
-        <w:rPr>
-          <w:sz w:val="28"/>
-          <w:szCs w:val="28"/>
-        </w:rPr>
-        <w:t>) и соответствующее значение, например IP-адрес, который сопоставлен запрашиваемому домену</w:t>
+        <w:t>другие. Каждая запись включает доменное имя, тип записи, время жизни (TTL), класс (обычно IN — Internet) и соответствующее значение, например IP-адрес, который сопоставлен запрашиваемому домену</w:t>
       </w:r>
     </w:p>
     <w:p>
@@ -14890,39 +11688,7 @@
           <w:sz w:val="28"/>
           <w:szCs w:val="28"/>
         </w:rPr>
-        <w:t xml:space="preserve">Каковы имена серверов, возвращающих </w:t>
-      </w:r>
-      <w:proofErr w:type="spellStart"/>
-      <w:r>
-        <w:rPr>
-          <w:sz w:val="28"/>
-          <w:szCs w:val="28"/>
-        </w:rPr>
-        <w:t>авторитативный</w:t>
-      </w:r>
-      <w:proofErr w:type="spellEnd"/>
-      <w:r>
-        <w:rPr>
-          <w:sz w:val="28"/>
-          <w:szCs w:val="28"/>
-        </w:rPr>
-        <w:t xml:space="preserve"> (</w:t>
-      </w:r>
-      <w:proofErr w:type="spellStart"/>
-      <w:r>
-        <w:rPr>
-          <w:sz w:val="28"/>
-          <w:szCs w:val="28"/>
-        </w:rPr>
-        <w:t>authoritative</w:t>
-      </w:r>
-      <w:proofErr w:type="spellEnd"/>
-      <w:r>
-        <w:rPr>
-          <w:sz w:val="28"/>
-          <w:szCs w:val="28"/>
-        </w:rPr>
-        <w:t>) отклик</w:t>
+        <w:t>Каковы имена серверов, возвращающих авторитативный (authoritative) отклик</w:t>
       </w:r>
       <w:r>
         <w:rPr>
@@ -14960,87 +11726,7 @@
           <w:sz w:val="28"/>
           <w:szCs w:val="28"/>
         </w:rPr>
-        <w:t xml:space="preserve">Имена серверов, возвращающих </w:t>
-      </w:r>
-      <w:proofErr w:type="spellStart"/>
-      <w:r>
-        <w:rPr>
-          <w:sz w:val="28"/>
-          <w:szCs w:val="28"/>
-        </w:rPr>
-        <w:t>авторитативный</w:t>
-      </w:r>
-      <w:proofErr w:type="spellEnd"/>
-      <w:r>
-        <w:rPr>
-          <w:sz w:val="28"/>
-          <w:szCs w:val="28"/>
-        </w:rPr>
-        <w:t xml:space="preserve"> (</w:t>
-      </w:r>
-      <w:proofErr w:type="spellStart"/>
-      <w:r>
-        <w:rPr>
-          <w:sz w:val="28"/>
-          <w:szCs w:val="28"/>
-        </w:rPr>
-        <w:t>authoritative</w:t>
-      </w:r>
-      <w:proofErr w:type="spellEnd"/>
-      <w:r>
-        <w:rPr>
-          <w:sz w:val="28"/>
-          <w:szCs w:val="28"/>
-        </w:rPr>
-        <w:t xml:space="preserve">) отклик, указываются в секции </w:t>
-      </w:r>
-      <w:proofErr w:type="spellStart"/>
-      <w:r>
-        <w:rPr>
-          <w:sz w:val="28"/>
-          <w:szCs w:val="28"/>
-        </w:rPr>
-        <w:t>Authority</w:t>
-      </w:r>
-      <w:proofErr w:type="spellEnd"/>
-      <w:r>
-        <w:rPr>
-          <w:sz w:val="28"/>
-          <w:szCs w:val="28"/>
-        </w:rPr>
-        <w:t xml:space="preserve"> DNS-ответа. Обычно это имена NS-серверов (</w:t>
-      </w:r>
-      <w:proofErr w:type="spellStart"/>
-      <w:r>
-        <w:rPr>
-          <w:sz w:val="28"/>
-          <w:szCs w:val="28"/>
-        </w:rPr>
-        <w:t>Name</w:t>
-      </w:r>
-      <w:proofErr w:type="spellEnd"/>
-      <w:r>
-        <w:rPr>
-          <w:sz w:val="28"/>
-          <w:szCs w:val="28"/>
-        </w:rPr>
-        <w:t xml:space="preserve"> </w:t>
-      </w:r>
-      <w:proofErr w:type="spellStart"/>
-      <w:r>
-        <w:rPr>
-          <w:sz w:val="28"/>
-          <w:szCs w:val="28"/>
-        </w:rPr>
-        <w:t>Servers</w:t>
-      </w:r>
-      <w:proofErr w:type="spellEnd"/>
-      <w:r>
-        <w:rPr>
-          <w:sz w:val="28"/>
-          <w:szCs w:val="28"/>
-        </w:rPr>
-        <w:t>), ответственных за конкретную зону домена. Примеры таких имён: ns1.yandex.ru, ns2.yandex.net и т.п. Именно эти серверы хранят оригинальные записи зоны и могут возвращать достоверные ответы без обращения к другим DNS-серверам</w:t>
+        <w:t>Имена серверов, возвращающих авторитативный (authoritative) отклик, указываются в секции Authority DNS-ответа. Обычно это имена NS-серверов (Name Servers), ответственных за конкретную зону домена. Примеры таких имён: ns1.yandex.ru, ns2.yandex.net и т.п. Именно эти серверы хранят оригинальные записи зоны и могут возвращать достоверные ответы без обращения к другим DNS-серверам</w:t>
       </w:r>
     </w:p>
     <w:p>
@@ -15085,7 +11771,7 @@
           <w:szCs w:val="28"/>
         </w:rPr>
       </w:pPr>
-      <w:bookmarkStart w:id="13" w:name="_Toc212846563"/>
+      <w:bookmarkStart w:id="12" w:name="_Toc212846563"/>
       <w:r>
         <w:rPr>
           <w:b/>
@@ -15123,7 +11809,7 @@
         </w:rPr>
         <w:t>од</w:t>
       </w:r>
-      <w:bookmarkEnd w:id="13"/>
+      <w:bookmarkEnd w:id="12"/>
       <w:r>
         <w:rPr>
           <w:b/>
@@ -15149,39 +11835,7 @@
           <w:sz w:val="28"/>
           <w:szCs w:val="28"/>
         </w:rPr>
-        <w:t xml:space="preserve">В ходе лабораторной работы были изучены и проанализированы ключевые сетевые протоколы, работающие на различных уровнях модели OSI. В процессе выполнения заданий исследовались ICMP-пакеты при использовании команд </w:t>
-      </w:r>
-      <w:proofErr w:type="spellStart"/>
-      <w:r>
-        <w:rPr>
-          <w:sz w:val="28"/>
-          <w:szCs w:val="28"/>
-        </w:rPr>
-        <w:t>ping</w:t>
-      </w:r>
-      <w:proofErr w:type="spellEnd"/>
-      <w:r>
-        <w:rPr>
-          <w:sz w:val="28"/>
-          <w:szCs w:val="28"/>
-        </w:rPr>
-        <w:t xml:space="preserve"> и </w:t>
-      </w:r>
-      <w:proofErr w:type="spellStart"/>
-      <w:r>
-        <w:rPr>
-          <w:sz w:val="28"/>
-          <w:szCs w:val="28"/>
-        </w:rPr>
-        <w:t>tracert</w:t>
-      </w:r>
-      <w:proofErr w:type="spellEnd"/>
-      <w:r>
-        <w:rPr>
-          <w:sz w:val="28"/>
-          <w:szCs w:val="28"/>
-        </w:rPr>
-        <w:t>, что позволило освоить принципы сетевой диагностики и маршрутизации. Также был проведён анализ HTTP-трафика при отправке запросов типа GET, что продемонстрировало особенности передачи веб-страниц и взаимодействия клиент-сервер. Изучение DNS-трафика показало процесс преобразования доменных имён в IP-адреса и работу DNS-серверов. При анализе ARP-трафика рассматривалось сопоставление IP- и MAC-адресов в локальной сети.</w:t>
+        <w:t>В ходе лабораторной работы были подробно изучены и проанализированы основные сетевые протоколы, функционирующие на различных уровнях модели OSI.</w:t>
       </w:r>
     </w:p>
     <w:p>
@@ -15199,30 +11853,104 @@
           <w:sz w:val="28"/>
           <w:szCs w:val="28"/>
         </w:rPr>
-        <w:t xml:space="preserve">В результате выполнения лабораторной работы были закреплены навыки работы с анализатором </w:t>
-      </w:r>
-      <w:proofErr w:type="spellStart"/>
-      <w:r>
-        <w:rPr>
-          <w:sz w:val="28"/>
-          <w:szCs w:val="28"/>
-        </w:rPr>
-        <w:t>Wireshark</w:t>
-      </w:r>
-      <w:proofErr w:type="spellEnd"/>
-      <w:r>
-        <w:rPr>
-          <w:sz w:val="28"/>
-          <w:szCs w:val="28"/>
-        </w:rPr>
-        <w:t>, включая настройку фильтров и интерпретацию сетевых пакетов.</w:t>
-      </w:r>
-    </w:p>
-    <w:p>
-      <w:pPr>
-        <w:spacing w:line="360" w:lineRule="auto"/>
-        <w:jc w:val="both"/>
-        <w:outlineLvl w:val="0"/>
+        <w:t>В пункте 1 при исследовании трафика, создаваемого утилитой ping, были изучены ICMP Echo Request и Echo Reply пакеты, а также механизм фрагментации IP-пакетов при превышении MTU. Это позволило понять принципы проверки доступности узлов и целостности передачи данных.</w:t>
+      </w:r>
+    </w:p>
+    <w:p>
+      <w:pPr>
+        <w:spacing w:line="360" w:lineRule="auto"/>
+        <w:ind w:firstLine="709"/>
+        <w:jc w:val="both"/>
+        <w:rPr>
+          <w:sz w:val="28"/>
+          <w:szCs w:val="28"/>
+        </w:rPr>
+      </w:pPr>
+      <w:r>
+        <w:rPr>
+          <w:sz w:val="28"/>
+          <w:szCs w:val="28"/>
+        </w:rPr>
+        <w:t>В пункте 2 при анализе трафика утилиты tracert было показано, как с помощью постепенного увеличения значения TTL можно определить маршрут следования пакетов до целевого узла. Были выявлены различия между ICMP Echo Reply и ICMP Time Exceeded, что демонстрирует работу протокола при диагностике сети.</w:t>
+      </w:r>
+    </w:p>
+    <w:p>
+      <w:pPr>
+        <w:spacing w:line="360" w:lineRule="auto"/>
+        <w:ind w:firstLine="709"/>
+        <w:jc w:val="both"/>
+        <w:rPr>
+          <w:sz w:val="28"/>
+          <w:szCs w:val="28"/>
+        </w:rPr>
+      </w:pPr>
+      <w:r>
+        <w:rPr>
+          <w:sz w:val="28"/>
+          <w:szCs w:val="28"/>
+        </w:rPr>
+        <w:t>В пункте 3 при анализе HTTP-трафика рассматривались запросы и ответы протокола, включая коды состояния 200 (OK) и 304 (Not Modified), которые показывают успешную передачу данных и использование кеша. Это позволило понять особенности клиент-серверного взаимодействия и роль HTTP в прикладном уровне.</w:t>
+      </w:r>
+    </w:p>
+    <w:p>
+      <w:pPr>
+        <w:spacing w:line="360" w:lineRule="auto"/>
+        <w:ind w:firstLine="709"/>
+        <w:jc w:val="both"/>
+        <w:rPr>
+          <w:sz w:val="28"/>
+          <w:szCs w:val="28"/>
+        </w:rPr>
+      </w:pPr>
+      <w:r>
+        <w:rPr>
+          <w:sz w:val="28"/>
+          <w:szCs w:val="28"/>
+        </w:rPr>
+        <w:t>В пункте 4 анализ DNS-трафика показал процесс преобразования доменных имён в IP-адреса с использованием UDP-запросов. Были изучены типы DNS-записей (A, AAAA, NS и др.) и структура DNS-сообщений, что помогло понять работу системы доменных имён.</w:t>
+      </w:r>
+    </w:p>
+    <w:p>
+      <w:pPr>
+        <w:spacing w:line="360" w:lineRule="auto"/>
+        <w:ind w:firstLine="709"/>
+        <w:jc w:val="both"/>
+        <w:rPr>
+          <w:sz w:val="28"/>
+          <w:szCs w:val="28"/>
+        </w:rPr>
+      </w:pPr>
+      <w:r>
+        <w:rPr>
+          <w:sz w:val="28"/>
+          <w:szCs w:val="28"/>
+        </w:rPr>
+        <w:t>В пункте 5 при исследовании ARP-трафика была рассмотрена процедура сопоставления IP- и MAC-адресов в локальной сети, а также структура ARP-запросов и ответов. Это позволило проследить взаимодействие устройств на канальном уровне.</w:t>
+      </w:r>
+    </w:p>
+    <w:p>
+      <w:pPr>
+        <w:spacing w:line="360" w:lineRule="auto"/>
+        <w:ind w:firstLine="709"/>
+        <w:jc w:val="both"/>
+        <w:rPr>
+          <w:sz w:val="28"/>
+          <w:szCs w:val="28"/>
+        </w:rPr>
+      </w:pPr>
+      <w:r>
+        <w:rPr>
+          <w:sz w:val="28"/>
+          <w:szCs w:val="28"/>
+        </w:rPr>
+        <w:t>В пункте 6 при анализе трафика утилиты nslookup было продемонстрировано формирование и обработка DNS-запросов различных типов (например, A и NS), что позволило закрепить знания о разрешении имён и авторитативных DNS-серверах.</w:t>
+      </w:r>
+    </w:p>
+    <w:p>
+      <w:pPr>
+        <w:spacing w:line="360" w:lineRule="auto"/>
+        <w:ind w:firstLine="709"/>
+        <w:jc w:val="both"/>
         <w:rPr>
           <w:b/>
           <w:bCs/>
@@ -15230,6 +11958,14 @@
           <w:szCs w:val="28"/>
         </w:rPr>
       </w:pPr>
+      <w:r>
+        <w:rPr>
+          <w:sz w:val="28"/>
+          <w:szCs w:val="28"/>
+        </w:rPr>
+        <w:lastRenderedPageBreak/>
+        <w:t>В результате выполнения лабораторной работы были закреплены практические навыки работы с анализатором пакетов Wireshark, включая применение фильтров, захват и интерпретацию сетевого трафика. Полученные результаты подтвердили взаимосвязь протоколов разных уровней и их роль в обеспечении сетевого взаимодействия.</w:t>
+      </w:r>
     </w:p>
     <w:sectPr>
       <w:footerReference w:type="even" r:id="rId58"/>
@@ -15246,7 +11982,7 @@
 </file>
 
 <file path=word/endnotes.xml><?xml version="1.0" encoding="utf-8"?>
-<w:endnotes xmlns:wpc="http://schemas.microsoft.com/office/word/2010/wordprocessingCanvas" xmlns:cx="http://schemas.microsoft.com/office/drawing/2014/chartex" xmlns:cx1="http://schemas.microsoft.com/office/drawing/2015/9/8/chartex" xmlns:cx2="http://schemas.microsoft.com/office/drawing/2015/10/21/chartex" xmlns:cx3="http://schemas.microsoft.com/office/drawing/2016/5/9/chartex" xmlns:cx4="http://schemas.microsoft.com/office/drawing/2016/5/10/chartex" xmlns:cx5="http://schemas.microsoft.com/office/drawing/2016/5/11/chartex" xmlns:cx6="http://schemas.microsoft.com/office/drawing/2016/5/12/chartex" xmlns:cx7="http://schemas.microsoft.com/office/drawing/2016/5/13/chartex" xmlns:cx8="http://schemas.microsoft.com/office/drawing/2016/5/14/chartex" xmlns:mc="http://schemas.openxmlformats.org/markup-compatibility/2006" xmlns:aink="http://schemas.microsoft.com/office/drawing/2016/ink" xmlns:am3d="http://schemas.microsoft.com/office/drawing/2017/model3d" xmlns:o="urn:schemas-microsoft-com:office:office" xmlns:r="http://schemas.openxmlformats.org/officeDocument/2006/relationships" xmlns:m="http://schemas.openxmlformats.org/officeDocument/2006/math" xmlns:v="urn:schemas-microsoft-com:vml" xmlns:wp14="http://schemas.microsoft.com/office/word/2010/wordprocessingDrawing" xmlns:wp="http://schemas.openxmlformats.org/drawingml/2006/wordprocessingDrawing" xmlns:w10="urn:schemas-microsoft-com:office:word" xmlns:w="http://schemas.openxmlformats.org/wordprocessingml/2006/main" xmlns:w14="http://schemas.microsoft.com/office/word/2010/wordml" xmlns:w15="http://schemas.microsoft.com/office/word/2012/wordml" xmlns:w16cid="http://schemas.microsoft.com/office/word/2016/wordml/cid" xmlns:w16se="http://schemas.microsoft.com/office/word/2015/wordml/symex" xmlns:wpg="http://schemas.microsoft.com/office/word/2010/wordprocessingGroup" xmlns:wpi="http://schemas.microsoft.com/office/word/2010/wordprocessingInk" xmlns:wne="http://schemas.microsoft.com/office/word/2006/wordml" xmlns:wps="http://schemas.microsoft.com/office/word/2010/wordprocessingShape" mc:Ignorable="w14 w15 w16se w16cid wp14">
+<w:endnotes xmlns:wpc="http://schemas.microsoft.com/office/word/2010/wordprocessingCanvas" xmlns:cx="http://schemas.microsoft.com/office/drawing/2014/chartex" xmlns:cx1="http://schemas.microsoft.com/office/drawing/2015/9/8/chartex" xmlns:cx2="http://schemas.microsoft.com/office/drawing/2015/10/21/chartex" xmlns:cx3="http://schemas.microsoft.com/office/drawing/2016/5/9/chartex" xmlns:cx4="http://schemas.microsoft.com/office/drawing/2016/5/10/chartex" xmlns:cx5="http://schemas.microsoft.com/office/drawing/2016/5/11/chartex" xmlns:cx6="http://schemas.microsoft.com/office/drawing/2016/5/12/chartex" xmlns:cx7="http://schemas.microsoft.com/office/drawing/2016/5/13/chartex" xmlns:cx8="http://schemas.microsoft.com/office/drawing/2016/5/14/chartex" xmlns:mc="http://schemas.openxmlformats.org/markup-compatibility/2006" xmlns:aink="http://schemas.microsoft.com/office/drawing/2016/ink" xmlns:am3d="http://schemas.microsoft.com/office/drawing/2017/model3d" xmlns:o="urn:schemas-microsoft-com:office:office" xmlns:oel="http://schemas.microsoft.com/office/2019/extlst" xmlns:r="http://schemas.openxmlformats.org/officeDocument/2006/relationships" xmlns:m="http://schemas.openxmlformats.org/officeDocument/2006/math" xmlns:v="urn:schemas-microsoft-com:vml" xmlns:wp14="http://schemas.microsoft.com/office/word/2010/wordprocessingDrawing" xmlns:wp="http://schemas.openxmlformats.org/drawingml/2006/wordprocessingDrawing" xmlns:w10="urn:schemas-microsoft-com:office:word" xmlns:w="http://schemas.openxmlformats.org/wordprocessingml/2006/main" xmlns:w14="http://schemas.microsoft.com/office/word/2010/wordml" xmlns:w15="http://schemas.microsoft.com/office/word/2012/wordml" xmlns:w16cex="http://schemas.microsoft.com/office/word/2018/wordml/cex" xmlns:w16cid="http://schemas.microsoft.com/office/word/2016/wordml/cid" xmlns:w16="http://schemas.microsoft.com/office/word/2018/wordml" xmlns:w16sdtdh="http://schemas.microsoft.com/office/word/2020/wordml/sdtdatahash" xmlns:w16se="http://schemas.microsoft.com/office/word/2015/wordml/symex" xmlns:wpg="http://schemas.microsoft.com/office/word/2010/wordprocessingGroup" xmlns:wpi="http://schemas.microsoft.com/office/word/2010/wordprocessingInk" xmlns:wne="http://schemas.microsoft.com/office/word/2006/wordml" xmlns:wps="http://schemas.microsoft.com/office/word/2010/wordprocessingShape" mc:Ignorable="w14 w15 w16se w16cid w16 w16cex w16sdtdh wp14">
   <w:endnote w:type="separator" w:id="-1">
     <w:p>
       <w:r>
@@ -15265,7 +12001,7 @@
 </file>
 
 <file path=word/footer1.xml><?xml version="1.0" encoding="utf-8"?>
-<w:ftr xmlns:wpc="http://schemas.microsoft.com/office/word/2010/wordprocessingCanvas" xmlns:cx="http://schemas.microsoft.com/office/drawing/2014/chartex" xmlns:cx1="http://schemas.microsoft.com/office/drawing/2015/9/8/chartex" xmlns:cx2="http://schemas.microsoft.com/office/drawing/2015/10/21/chartex" xmlns:cx3="http://schemas.microsoft.com/office/drawing/2016/5/9/chartex" xmlns:cx4="http://schemas.microsoft.com/office/drawing/2016/5/10/chartex" xmlns:cx5="http://schemas.microsoft.com/office/drawing/2016/5/11/chartex" xmlns:cx6="http://schemas.microsoft.com/office/drawing/2016/5/12/chartex" xmlns:cx7="http://schemas.microsoft.com/office/drawing/2016/5/13/chartex" xmlns:cx8="http://schemas.microsoft.com/office/drawing/2016/5/14/chartex" xmlns:mc="http://schemas.openxmlformats.org/markup-compatibility/2006" xmlns:aink="http://schemas.microsoft.com/office/drawing/2016/ink" xmlns:am3d="http://schemas.microsoft.com/office/drawing/2017/model3d" xmlns:o="urn:schemas-microsoft-com:office:office" xmlns:r="http://schemas.openxmlformats.org/officeDocument/2006/relationships" xmlns:m="http://schemas.openxmlformats.org/officeDocument/2006/math" xmlns:v="urn:schemas-microsoft-com:vml" xmlns:wp14="http://schemas.microsoft.com/office/word/2010/wordprocessingDrawing" xmlns:wp="http://schemas.openxmlformats.org/drawingml/2006/wordprocessingDrawing" xmlns:w10="urn:schemas-microsoft-com:office:word" xmlns:w="http://schemas.openxmlformats.org/wordprocessingml/2006/main" xmlns:w14="http://schemas.microsoft.com/office/word/2010/wordml" xmlns:w15="http://schemas.microsoft.com/office/word/2012/wordml" xmlns:w16cid="http://schemas.microsoft.com/office/word/2016/wordml/cid" xmlns:w16se="http://schemas.microsoft.com/office/word/2015/wordml/symex" xmlns:wpg="http://schemas.microsoft.com/office/word/2010/wordprocessingGroup" xmlns:wpi="http://schemas.microsoft.com/office/word/2010/wordprocessingInk" xmlns:wne="http://schemas.microsoft.com/office/word/2006/wordml" xmlns:wps="http://schemas.microsoft.com/office/word/2010/wordprocessingShape" mc:Ignorable="w14 w15 w16se w16cid wp14">
+<w:ftr xmlns:wpc="http://schemas.microsoft.com/office/word/2010/wordprocessingCanvas" xmlns:cx="http://schemas.microsoft.com/office/drawing/2014/chartex" xmlns:cx1="http://schemas.microsoft.com/office/drawing/2015/9/8/chartex" xmlns:cx2="http://schemas.microsoft.com/office/drawing/2015/10/21/chartex" xmlns:cx3="http://schemas.microsoft.com/office/drawing/2016/5/9/chartex" xmlns:cx4="http://schemas.microsoft.com/office/drawing/2016/5/10/chartex" xmlns:cx5="http://schemas.microsoft.com/office/drawing/2016/5/11/chartex" xmlns:cx6="http://schemas.microsoft.com/office/drawing/2016/5/12/chartex" xmlns:cx7="http://schemas.microsoft.com/office/drawing/2016/5/13/chartex" xmlns:cx8="http://schemas.microsoft.com/office/drawing/2016/5/14/chartex" xmlns:mc="http://schemas.openxmlformats.org/markup-compatibility/2006" xmlns:aink="http://schemas.microsoft.com/office/drawing/2016/ink" xmlns:am3d="http://schemas.microsoft.com/office/drawing/2017/model3d" xmlns:o="urn:schemas-microsoft-com:office:office" xmlns:oel="http://schemas.microsoft.com/office/2019/extlst" xmlns:r="http://schemas.openxmlformats.org/officeDocument/2006/relationships" xmlns:m="http://schemas.openxmlformats.org/officeDocument/2006/math" xmlns:v="urn:schemas-microsoft-com:vml" xmlns:wp14="http://schemas.microsoft.com/office/word/2010/wordprocessingDrawing" xmlns:wp="http://schemas.openxmlformats.org/drawingml/2006/wordprocessingDrawing" xmlns:w10="urn:schemas-microsoft-com:office:word" xmlns:w="http://schemas.openxmlformats.org/wordprocessingml/2006/main" xmlns:w14="http://schemas.microsoft.com/office/word/2010/wordml" xmlns:w15="http://schemas.microsoft.com/office/word/2012/wordml" xmlns:w16cex="http://schemas.microsoft.com/office/word/2018/wordml/cex" xmlns:w16cid="http://schemas.microsoft.com/office/word/2016/wordml/cid" xmlns:w16="http://schemas.microsoft.com/office/word/2018/wordml" xmlns:w16sdtdh="http://schemas.microsoft.com/office/word/2020/wordml/sdtdatahash" xmlns:w16se="http://schemas.microsoft.com/office/word/2015/wordml/symex" xmlns:wpg="http://schemas.microsoft.com/office/word/2010/wordprocessingGroup" xmlns:wpi="http://schemas.microsoft.com/office/word/2010/wordprocessingInk" xmlns:wne="http://schemas.microsoft.com/office/word/2006/wordml" xmlns:wps="http://schemas.microsoft.com/office/word/2010/wordprocessingShape" mc:Ignorable="w14 w15 w16se w16cid w16 w16cex w16sdtdh wp14">
   <w:p>
     <w:pPr>
       <w:pStyle w:val="a3"/>
@@ -15368,7 +12104,7 @@
               <v:stroke joinstyle="miter"/>
               <v:path gradientshapeok="t" o:connecttype="rect"/>
             </v:shapetype>
-            <v:shape id="Textbox 1" o:spid="_x0000_s1026" type="#_x0000_t202" style="position:absolute;margin-left:310.55pt;margin-top:793.75pt;width:18.05pt;height:13.05pt;z-index:-251657216;visibility:visible;mso-wrap-style:square;mso-wrap-distance-left:0;mso-wrap-distance-top:0;mso-wrap-distance-right:0;mso-wrap-distance-bottom:0;mso-position-horizontal:absolute;mso-position-horizontal-relative:page;mso-position-vertical:absolute;mso-position-vertical-relative:page;v-text-anchor:top" o:gfxdata="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" filled="f" stroked="f">
+            <v:shape id="Textbox 1" o:spid="_x0000_s1026" type="#_x0000_t202" style="position:absolute;margin-left:310.55pt;margin-top:793.75pt;width:18.05pt;height:13.05pt;z-index:-251657216;visibility:visible;mso-wrap-style:square;mso-wrap-distance-left:0;mso-wrap-distance-top:0;mso-wrap-distance-right:0;mso-wrap-distance-bottom:0;mso-position-horizontal:absolute;mso-position-horizontal-relative:page;mso-position-vertical:absolute;mso-position-vertical-relative:page;v-text-anchor:top" o:gfxdata="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" filled="f" stroked="f">
               <v:textbox inset="0,0,0,0">
                 <w:txbxContent>
                   <w:p>
@@ -15428,7 +12164,7 @@
 </file>
 
 <file path=word/footer2.xml><?xml version="1.0" encoding="utf-8"?>
-<w:ftr xmlns:wpc="http://schemas.microsoft.com/office/word/2010/wordprocessingCanvas" xmlns:cx="http://schemas.microsoft.com/office/drawing/2014/chartex" xmlns:cx1="http://schemas.microsoft.com/office/drawing/2015/9/8/chartex" xmlns:cx2="http://schemas.microsoft.com/office/drawing/2015/10/21/chartex" xmlns:cx3="http://schemas.microsoft.com/office/drawing/2016/5/9/chartex" xmlns:cx4="http://schemas.microsoft.com/office/drawing/2016/5/10/chartex" xmlns:cx5="http://schemas.microsoft.com/office/drawing/2016/5/11/chartex" xmlns:cx6="http://schemas.microsoft.com/office/drawing/2016/5/12/chartex" xmlns:cx7="http://schemas.microsoft.com/office/drawing/2016/5/13/chartex" xmlns:cx8="http://schemas.microsoft.com/office/drawing/2016/5/14/chartex" xmlns:mc="http://schemas.openxmlformats.org/markup-compatibility/2006" xmlns:aink="http://schemas.microsoft.com/office/drawing/2016/ink" xmlns:am3d="http://schemas.microsoft.com/office/drawing/2017/model3d" xmlns:o="urn:schemas-microsoft-com:office:office" xmlns:r="http://schemas.openxmlformats.org/officeDocument/2006/relationships" xmlns:m="http://schemas.openxmlformats.org/officeDocument/2006/math" xmlns:v="urn:schemas-microsoft-com:vml" xmlns:wp14="http://schemas.microsoft.com/office/word/2010/wordprocessingDrawing" xmlns:wp="http://schemas.openxmlformats.org/drawingml/2006/wordprocessingDrawing" xmlns:w10="urn:schemas-microsoft-com:office:word" xmlns:w="http://schemas.openxmlformats.org/wordprocessingml/2006/main" xmlns:w14="http://schemas.microsoft.com/office/word/2010/wordml" xmlns:w15="http://schemas.microsoft.com/office/word/2012/wordml" xmlns:w16cid="http://schemas.microsoft.com/office/word/2016/wordml/cid" xmlns:w16se="http://schemas.microsoft.com/office/word/2015/wordml/symex" xmlns:wpg="http://schemas.microsoft.com/office/word/2010/wordprocessingGroup" xmlns:wpi="http://schemas.microsoft.com/office/word/2010/wordprocessingInk" xmlns:wne="http://schemas.microsoft.com/office/word/2006/wordml" xmlns:wps="http://schemas.microsoft.com/office/word/2010/wordprocessingShape" mc:Ignorable="w14 w15 w16se w16cid wp14">
+<w:ftr xmlns:wpc="http://schemas.microsoft.com/office/word/2010/wordprocessingCanvas" xmlns:cx="http://schemas.microsoft.com/office/drawing/2014/chartex" xmlns:cx1="http://schemas.microsoft.com/office/drawing/2015/9/8/chartex" xmlns:cx2="http://schemas.microsoft.com/office/drawing/2015/10/21/chartex" xmlns:cx3="http://schemas.microsoft.com/office/drawing/2016/5/9/chartex" xmlns:cx4="http://schemas.microsoft.com/office/drawing/2016/5/10/chartex" xmlns:cx5="http://schemas.microsoft.com/office/drawing/2016/5/11/chartex" xmlns:cx6="http://schemas.microsoft.com/office/drawing/2016/5/12/chartex" xmlns:cx7="http://schemas.microsoft.com/office/drawing/2016/5/13/chartex" xmlns:cx8="http://schemas.microsoft.com/office/drawing/2016/5/14/chartex" xmlns:mc="http://schemas.openxmlformats.org/markup-compatibility/2006" xmlns:aink="http://schemas.microsoft.com/office/drawing/2016/ink" xmlns:am3d="http://schemas.microsoft.com/office/drawing/2017/model3d" xmlns:o="urn:schemas-microsoft-com:office:office" xmlns:oel="http://schemas.microsoft.com/office/2019/extlst" xmlns:r="http://schemas.openxmlformats.org/officeDocument/2006/relationships" xmlns:m="http://schemas.openxmlformats.org/officeDocument/2006/math" xmlns:v="urn:schemas-microsoft-com:vml" xmlns:wp14="http://schemas.microsoft.com/office/word/2010/wordprocessingDrawing" xmlns:wp="http://schemas.openxmlformats.org/drawingml/2006/wordprocessingDrawing" xmlns:w10="urn:schemas-microsoft-com:office:word" xmlns:w="http://schemas.openxmlformats.org/wordprocessingml/2006/main" xmlns:w14="http://schemas.microsoft.com/office/word/2010/wordml" xmlns:w15="http://schemas.microsoft.com/office/word/2012/wordml" xmlns:w16cex="http://schemas.microsoft.com/office/word/2018/wordml/cex" xmlns:w16cid="http://schemas.microsoft.com/office/word/2016/wordml/cid" xmlns:w16="http://schemas.microsoft.com/office/word/2018/wordml" xmlns:w16sdtdh="http://schemas.microsoft.com/office/word/2020/wordml/sdtdatahash" xmlns:w16se="http://schemas.microsoft.com/office/word/2015/wordml/symex" xmlns:wpg="http://schemas.microsoft.com/office/word/2010/wordprocessingGroup" xmlns:wpi="http://schemas.microsoft.com/office/word/2010/wordprocessingInk" xmlns:wne="http://schemas.microsoft.com/office/word/2006/wordml" xmlns:wps="http://schemas.microsoft.com/office/word/2010/wordprocessingShape" mc:Ignorable="w14 w15 w16se w16cid w16 w16cex w16sdtdh wp14">
   <w:sdt>
     <w:sdtPr>
       <w:rPr>
@@ -15480,7 +12216,7 @@
 </file>
 
 <file path=word/footer3.xml><?xml version="1.0" encoding="utf-8"?>
-<w:ftr xmlns:wpc="http://schemas.microsoft.com/office/word/2010/wordprocessingCanvas" xmlns:cx="http://schemas.microsoft.com/office/drawing/2014/chartex" xmlns:cx1="http://schemas.microsoft.com/office/drawing/2015/9/8/chartex" xmlns:cx2="http://schemas.microsoft.com/office/drawing/2015/10/21/chartex" xmlns:cx3="http://schemas.microsoft.com/office/drawing/2016/5/9/chartex" xmlns:cx4="http://schemas.microsoft.com/office/drawing/2016/5/10/chartex" xmlns:cx5="http://schemas.microsoft.com/office/drawing/2016/5/11/chartex" xmlns:cx6="http://schemas.microsoft.com/office/drawing/2016/5/12/chartex" xmlns:cx7="http://schemas.microsoft.com/office/drawing/2016/5/13/chartex" xmlns:cx8="http://schemas.microsoft.com/office/drawing/2016/5/14/chartex" xmlns:mc="http://schemas.openxmlformats.org/markup-compatibility/2006" xmlns:aink="http://schemas.microsoft.com/office/drawing/2016/ink" xmlns:am3d="http://schemas.microsoft.com/office/drawing/2017/model3d" xmlns:o="urn:schemas-microsoft-com:office:office" xmlns:r="http://schemas.openxmlformats.org/officeDocument/2006/relationships" xmlns:m="http://schemas.openxmlformats.org/officeDocument/2006/math" xmlns:v="urn:schemas-microsoft-com:vml" xmlns:wp14="http://schemas.microsoft.com/office/word/2010/wordprocessingDrawing" xmlns:wp="http://schemas.openxmlformats.org/drawingml/2006/wordprocessingDrawing" xmlns:w10="urn:schemas-microsoft-com:office:word" xmlns:w="http://schemas.openxmlformats.org/wordprocessingml/2006/main" xmlns:w14="http://schemas.microsoft.com/office/word/2010/wordml" xmlns:w15="http://schemas.microsoft.com/office/word/2012/wordml" xmlns:w16cid="http://schemas.microsoft.com/office/word/2016/wordml/cid" xmlns:w16se="http://schemas.microsoft.com/office/word/2015/wordml/symex" xmlns:wpg="http://schemas.microsoft.com/office/word/2010/wordprocessingGroup" xmlns:wpi="http://schemas.microsoft.com/office/word/2010/wordprocessingInk" xmlns:wne="http://schemas.microsoft.com/office/word/2006/wordml" xmlns:wps="http://schemas.microsoft.com/office/word/2010/wordprocessingShape" mc:Ignorable="w14 w15 w16se w16cid wp14">
+<w:ftr xmlns:wpc="http://schemas.microsoft.com/office/word/2010/wordprocessingCanvas" xmlns:cx="http://schemas.microsoft.com/office/drawing/2014/chartex" xmlns:cx1="http://schemas.microsoft.com/office/drawing/2015/9/8/chartex" xmlns:cx2="http://schemas.microsoft.com/office/drawing/2015/10/21/chartex" xmlns:cx3="http://schemas.microsoft.com/office/drawing/2016/5/9/chartex" xmlns:cx4="http://schemas.microsoft.com/office/drawing/2016/5/10/chartex" xmlns:cx5="http://schemas.microsoft.com/office/drawing/2016/5/11/chartex" xmlns:cx6="http://schemas.microsoft.com/office/drawing/2016/5/12/chartex" xmlns:cx7="http://schemas.microsoft.com/office/drawing/2016/5/13/chartex" xmlns:cx8="http://schemas.microsoft.com/office/drawing/2016/5/14/chartex" xmlns:mc="http://schemas.openxmlformats.org/markup-compatibility/2006" xmlns:aink="http://schemas.microsoft.com/office/drawing/2016/ink" xmlns:am3d="http://schemas.microsoft.com/office/drawing/2017/model3d" xmlns:o="urn:schemas-microsoft-com:office:office" xmlns:oel="http://schemas.microsoft.com/office/2019/extlst" xmlns:r="http://schemas.openxmlformats.org/officeDocument/2006/relationships" xmlns:m="http://schemas.openxmlformats.org/officeDocument/2006/math" xmlns:v="urn:schemas-microsoft-com:vml" xmlns:wp14="http://schemas.microsoft.com/office/word/2010/wordprocessingDrawing" xmlns:wp="http://schemas.openxmlformats.org/drawingml/2006/wordprocessingDrawing" xmlns:w10="urn:schemas-microsoft-com:office:word" xmlns:w="http://schemas.openxmlformats.org/wordprocessingml/2006/main" xmlns:w14="http://schemas.microsoft.com/office/word/2010/wordml" xmlns:w15="http://schemas.microsoft.com/office/word/2012/wordml" xmlns:w16cex="http://schemas.microsoft.com/office/word/2018/wordml/cex" xmlns:w16cid="http://schemas.microsoft.com/office/word/2016/wordml/cid" xmlns:w16="http://schemas.microsoft.com/office/word/2018/wordml" xmlns:w16sdtdh="http://schemas.microsoft.com/office/word/2020/wordml/sdtdatahash" xmlns:w16se="http://schemas.microsoft.com/office/word/2015/wordml/symex" xmlns:wpg="http://schemas.microsoft.com/office/word/2010/wordprocessingGroup" xmlns:wpi="http://schemas.microsoft.com/office/word/2010/wordprocessingInk" xmlns:wne="http://schemas.microsoft.com/office/word/2006/wordml" xmlns:wps="http://schemas.microsoft.com/office/word/2010/wordprocessingShape" mc:Ignorable="w14 w15 w16se w16cid w16 w16cex w16sdtdh wp14">
   <w:sdt>
     <w:sdtPr>
       <w:rPr>
@@ -15545,7 +12281,7 @@
 </file>
 
 <file path=word/footnotes.xml><?xml version="1.0" encoding="utf-8"?>
-<w:footnotes xmlns:wpc="http://schemas.microsoft.com/office/word/2010/wordprocessingCanvas" xmlns:cx="http://schemas.microsoft.com/office/drawing/2014/chartex" xmlns:cx1="http://schemas.microsoft.com/office/drawing/2015/9/8/chartex" xmlns:cx2="http://schemas.microsoft.com/office/drawing/2015/10/21/chartex" xmlns:cx3="http://schemas.microsoft.com/office/drawing/2016/5/9/chartex" xmlns:cx4="http://schemas.microsoft.com/office/drawing/2016/5/10/chartex" xmlns:cx5="http://schemas.microsoft.com/office/drawing/2016/5/11/chartex" xmlns:cx6="http://schemas.microsoft.com/office/drawing/2016/5/12/chartex" xmlns:cx7="http://schemas.microsoft.com/office/drawing/2016/5/13/chartex" xmlns:cx8="http://schemas.microsoft.com/office/drawing/2016/5/14/chartex" xmlns:mc="http://schemas.openxmlformats.org/markup-compatibility/2006" xmlns:aink="http://schemas.microsoft.com/office/drawing/2016/ink" xmlns:am3d="http://schemas.microsoft.com/office/drawing/2017/model3d" xmlns:o="urn:schemas-microsoft-com:office:office" xmlns:r="http://schemas.openxmlformats.org/officeDocument/2006/relationships" xmlns:m="http://schemas.openxmlformats.org/officeDocument/2006/math" xmlns:v="urn:schemas-microsoft-com:vml" xmlns:wp14="http://schemas.microsoft.com/office/word/2010/wordprocessingDrawing" xmlns:wp="http://schemas.openxmlformats.org/drawingml/2006/wordprocessingDrawing" xmlns:w10="urn:schemas-microsoft-com:office:word" xmlns:w="http://schemas.openxmlformats.org/wordprocessingml/2006/main" xmlns:w14="http://schemas.microsoft.com/office/word/2010/wordml" xmlns:w15="http://schemas.microsoft.com/office/word/2012/wordml" xmlns:w16cid="http://schemas.microsoft.com/office/word/2016/wordml/cid" xmlns:w16se="http://schemas.microsoft.com/office/word/2015/wordml/symex" xmlns:wpg="http://schemas.microsoft.com/office/word/2010/wordprocessingGroup" xmlns:wpi="http://schemas.microsoft.com/office/word/2010/wordprocessingInk" xmlns:wne="http://schemas.microsoft.com/office/word/2006/wordml" xmlns:wps="http://schemas.microsoft.com/office/word/2010/wordprocessingShape" mc:Ignorable="w14 w15 w16se w16cid wp14">
+<w:footnotes xmlns:wpc="http://schemas.microsoft.com/office/word/2010/wordprocessingCanvas" xmlns:cx="http://schemas.microsoft.com/office/drawing/2014/chartex" xmlns:cx1="http://schemas.microsoft.com/office/drawing/2015/9/8/chartex" xmlns:cx2="http://schemas.microsoft.com/office/drawing/2015/10/21/chartex" xmlns:cx3="http://schemas.microsoft.com/office/drawing/2016/5/9/chartex" xmlns:cx4="http://schemas.microsoft.com/office/drawing/2016/5/10/chartex" xmlns:cx5="http://schemas.microsoft.com/office/drawing/2016/5/11/chartex" xmlns:cx6="http://schemas.microsoft.com/office/drawing/2016/5/12/chartex" xmlns:cx7="http://schemas.microsoft.com/office/drawing/2016/5/13/chartex" xmlns:cx8="http://schemas.microsoft.com/office/drawing/2016/5/14/chartex" xmlns:mc="http://schemas.openxmlformats.org/markup-compatibility/2006" xmlns:aink="http://schemas.microsoft.com/office/drawing/2016/ink" xmlns:am3d="http://schemas.microsoft.com/office/drawing/2017/model3d" xmlns:o="urn:schemas-microsoft-com:office:office" xmlns:oel="http://schemas.microsoft.com/office/2019/extlst" xmlns:r="http://schemas.openxmlformats.org/officeDocument/2006/relationships" xmlns:m="http://schemas.openxmlformats.org/officeDocument/2006/math" xmlns:v="urn:schemas-microsoft-com:vml" xmlns:wp14="http://schemas.microsoft.com/office/word/2010/wordprocessingDrawing" xmlns:wp="http://schemas.openxmlformats.org/drawingml/2006/wordprocessingDrawing" xmlns:w10="urn:schemas-microsoft-com:office:word" xmlns:w="http://schemas.openxmlformats.org/wordprocessingml/2006/main" xmlns:w14="http://schemas.microsoft.com/office/word/2010/wordml" xmlns:w15="http://schemas.microsoft.com/office/word/2012/wordml" xmlns:w16cex="http://schemas.microsoft.com/office/word/2018/wordml/cex" xmlns:w16cid="http://schemas.microsoft.com/office/word/2016/wordml/cid" xmlns:w16="http://schemas.microsoft.com/office/word/2018/wordml" xmlns:w16sdtdh="http://schemas.microsoft.com/office/word/2020/wordml/sdtdatahash" xmlns:w16se="http://schemas.microsoft.com/office/word/2015/wordml/symex" xmlns:wpg="http://schemas.microsoft.com/office/word/2010/wordprocessingGroup" xmlns:wpi="http://schemas.microsoft.com/office/word/2010/wordprocessingInk" xmlns:wne="http://schemas.microsoft.com/office/word/2006/wordml" xmlns:wps="http://schemas.microsoft.com/office/word/2010/wordprocessingShape" mc:Ignorable="w14 w15 w16se w16cid w16 w16cex w16sdtdh wp14">
   <w:footnote w:type="separator" w:id="-1">
     <w:p>
       <w:r>
@@ -15564,7 +12300,7 @@
 </file>
 
 <file path=word/numbering.xml><?xml version="1.0" encoding="utf-8"?>
-<w:numbering xmlns:wpc="http://schemas.microsoft.com/office/word/2010/wordprocessingCanvas" xmlns:cx="http://schemas.microsoft.com/office/drawing/2014/chartex" xmlns:cx1="http://schemas.microsoft.com/office/drawing/2015/9/8/chartex" xmlns:cx2="http://schemas.microsoft.com/office/drawing/2015/10/21/chartex" xmlns:cx3="http://schemas.microsoft.com/office/drawing/2016/5/9/chartex" xmlns:cx4="http://schemas.microsoft.com/office/drawing/2016/5/10/chartex" xmlns:cx5="http://schemas.microsoft.com/office/drawing/2016/5/11/chartex" xmlns:cx6="http://schemas.microsoft.com/office/drawing/2016/5/12/chartex" xmlns:cx7="http://schemas.microsoft.com/office/drawing/2016/5/13/chartex" xmlns:cx8="http://schemas.microsoft.com/office/drawing/2016/5/14/chartex" xmlns:mc="http://schemas.openxmlformats.org/markup-compatibility/2006" xmlns:aink="http://schemas.microsoft.com/office/drawing/2016/ink" xmlns:am3d="http://schemas.microsoft.com/office/drawing/2017/model3d" xmlns:o="urn:schemas-microsoft-com:office:office" xmlns:r="http://schemas.openxmlformats.org/officeDocument/2006/relationships" xmlns:m="http://schemas.openxmlformats.org/officeDocument/2006/math" xmlns:v="urn:schemas-microsoft-com:vml" xmlns:wp14="http://schemas.microsoft.com/office/word/2010/wordprocessingDrawing" xmlns:wp="http://schemas.openxmlformats.org/drawingml/2006/wordprocessingDrawing" xmlns:w10="urn:schemas-microsoft-com:office:word" xmlns:w="http://schemas.openxmlformats.org/wordprocessingml/2006/main" xmlns:w14="http://schemas.microsoft.com/office/word/2010/wordml" xmlns:w15="http://schemas.microsoft.com/office/word/2012/wordml" xmlns:w16cid="http://schemas.microsoft.com/office/word/2016/wordml/cid" xmlns:w16se="http://schemas.microsoft.com/office/word/2015/wordml/symex" xmlns:wpg="http://schemas.microsoft.com/office/word/2010/wordprocessingGroup" xmlns:wpi="http://schemas.microsoft.com/office/word/2010/wordprocessingInk" xmlns:wne="http://schemas.microsoft.com/office/word/2006/wordml" xmlns:wps="http://schemas.microsoft.com/office/word/2010/wordprocessingShape" mc:Ignorable="w14 w15 w16se w16cid wp14">
+<w:numbering xmlns:wpc="http://schemas.microsoft.com/office/word/2010/wordprocessingCanvas" xmlns:cx="http://schemas.microsoft.com/office/drawing/2014/chartex" xmlns:cx1="http://schemas.microsoft.com/office/drawing/2015/9/8/chartex" xmlns:cx2="http://schemas.microsoft.com/office/drawing/2015/10/21/chartex" xmlns:cx3="http://schemas.microsoft.com/office/drawing/2016/5/9/chartex" xmlns:cx4="http://schemas.microsoft.com/office/drawing/2016/5/10/chartex" xmlns:cx5="http://schemas.microsoft.com/office/drawing/2016/5/11/chartex" xmlns:cx6="http://schemas.microsoft.com/office/drawing/2016/5/12/chartex" xmlns:cx7="http://schemas.microsoft.com/office/drawing/2016/5/13/chartex" xmlns:cx8="http://schemas.microsoft.com/office/drawing/2016/5/14/chartex" xmlns:mc="http://schemas.openxmlformats.org/markup-compatibility/2006" xmlns:aink="http://schemas.microsoft.com/office/drawing/2016/ink" xmlns:am3d="http://schemas.microsoft.com/office/drawing/2017/model3d" xmlns:o="urn:schemas-microsoft-com:office:office" xmlns:oel="http://schemas.microsoft.com/office/2019/extlst" xmlns:r="http://schemas.openxmlformats.org/officeDocument/2006/relationships" xmlns:m="http://schemas.openxmlformats.org/officeDocument/2006/math" xmlns:v="urn:schemas-microsoft-com:vml" xmlns:wp14="http://schemas.microsoft.com/office/word/2010/wordprocessingDrawing" xmlns:wp="http://schemas.openxmlformats.org/drawingml/2006/wordprocessingDrawing" xmlns:w10="urn:schemas-microsoft-com:office:word" xmlns:w="http://schemas.openxmlformats.org/wordprocessingml/2006/main" xmlns:w14="http://schemas.microsoft.com/office/word/2010/wordml" xmlns:w15="http://schemas.microsoft.com/office/word/2012/wordml" xmlns:w16cex="http://schemas.microsoft.com/office/word/2018/wordml/cex" xmlns:w16cid="http://schemas.microsoft.com/office/word/2016/wordml/cid" xmlns:w16="http://schemas.microsoft.com/office/word/2018/wordml" xmlns:w16sdtdh="http://schemas.microsoft.com/office/word/2020/wordml/sdtdatahash" xmlns:w16se="http://schemas.microsoft.com/office/word/2015/wordml/symex" xmlns:wpg="http://schemas.microsoft.com/office/word/2010/wordprocessingGroup" xmlns:wpi="http://schemas.microsoft.com/office/word/2010/wordprocessingInk" xmlns:wne="http://schemas.microsoft.com/office/word/2006/wordml" xmlns:wps="http://schemas.microsoft.com/office/word/2010/wordprocessingShape" mc:Ignorable="w14 w15 w16se w16cid w16 w16cex w16sdtdh wp14">
   <w:abstractNum w:abstractNumId="0" w15:restartNumberingAfterBreak="0">
     <w:nsid w:val="2ACC1233"/>
     <w:multiLevelType w:val="hybridMultilevel"/>
@@ -16101,29 +12837,29 @@
       </w:pPr>
     </w:lvl>
   </w:abstractNum>
-  <w:num w:numId="1">
+  <w:num w:numId="1" w16cid:durableId="1040469859">
     <w:abstractNumId w:val="5"/>
   </w:num>
-  <w:num w:numId="2">
+  <w:num w:numId="2" w16cid:durableId="1299918129">
     <w:abstractNumId w:val="0"/>
   </w:num>
-  <w:num w:numId="3">
+  <w:num w:numId="3" w16cid:durableId="1607619409">
     <w:abstractNumId w:val="4"/>
   </w:num>
-  <w:num w:numId="4">
+  <w:num w:numId="4" w16cid:durableId="1712879780">
     <w:abstractNumId w:val="1"/>
   </w:num>
-  <w:num w:numId="5">
+  <w:num w:numId="5" w16cid:durableId="2087918547">
     <w:abstractNumId w:val="2"/>
   </w:num>
-  <w:num w:numId="6">
+  <w:num w:numId="6" w16cid:durableId="1503013556">
     <w:abstractNumId w:val="3"/>
   </w:num>
 </w:numbering>
 </file>
 
 <file path=word/styles.xml><?xml version="1.0" encoding="utf-8"?>
-<w:styles xmlns:mc="http://schemas.openxmlformats.org/markup-compatibility/2006" xmlns:r="http://schemas.openxmlformats.org/officeDocument/2006/relationships" xmlns:w="http://schemas.openxmlformats.org/wordprocessingml/2006/main" xmlns:w14="http://schemas.microsoft.com/office/word/2010/wordml" xmlns:w15="http://schemas.microsoft.com/office/word/2012/wordml" xmlns:w16cid="http://schemas.microsoft.com/office/word/2016/wordml/cid" xmlns:w16se="http://schemas.microsoft.com/office/word/2015/wordml/symex" mc:Ignorable="w14 w15 w16se w16cid">
+<w:styles xmlns:mc="http://schemas.openxmlformats.org/markup-compatibility/2006" xmlns:r="http://schemas.openxmlformats.org/officeDocument/2006/relationships" xmlns:w="http://schemas.openxmlformats.org/wordprocessingml/2006/main" xmlns:w14="http://schemas.microsoft.com/office/word/2010/wordml" xmlns:w15="http://schemas.microsoft.com/office/word/2012/wordml" xmlns:w16cex="http://schemas.microsoft.com/office/word/2018/wordml/cex" xmlns:w16cid="http://schemas.microsoft.com/office/word/2016/wordml/cid" xmlns:w16="http://schemas.microsoft.com/office/word/2018/wordml" xmlns:w16sdtdh="http://schemas.microsoft.com/office/word/2020/wordml/sdtdatahash" xmlns:w16se="http://schemas.microsoft.com/office/word/2015/wordml/symex" mc:Ignorable="w14 w15 w16se w16cid w16 w16cex w16sdtdh">
   <w:docDefaults>
     <w:rPrDefault>
       <w:rPr>
@@ -16133,7 +12869,7 @@
     </w:rPrDefault>
     <w:pPrDefault/>
   </w:docDefaults>
-  <w:latentStyles w:defLockedState="0" w:defUIPriority="0" w:defSemiHidden="0" w:defUnhideWhenUsed="0" w:defQFormat="0" w:count="375">
+  <w:latentStyles w:defLockedState="0" w:defUIPriority="0" w:defSemiHidden="0" w:defUnhideWhenUsed="0" w:defQFormat="0" w:count="376">
     <w:lsdException w:name="Normal" w:qFormat="1"/>
     <w:lsdException w:name="heading 1" w:uiPriority="9" w:qFormat="1"/>
     <w:lsdException w:name="heading 2" w:semiHidden="1" w:unhideWhenUsed="1" w:qFormat="1"/>
@@ -16416,6 +13152,7 @@
     <w:lsdException w:name="Smart Hyperlink" w:semiHidden="1" w:uiPriority="99" w:unhideWhenUsed="1"/>
     <w:lsdException w:name="Hashtag" w:semiHidden="1" w:uiPriority="99" w:unhideWhenUsed="1"/>
     <w:lsdException w:name="Unresolved Mention" w:semiHidden="1" w:uiPriority="99" w:unhideWhenUsed="1"/>
+    <w:lsdException w:name="Smart Link" w:semiHidden="1" w:uiPriority="99" w:unhideWhenUsed="1"/>
   </w:latentStyles>
   <w:style w:type="paragraph" w:default="1" w:styleId="a">
     <w:name w:val="Normal"/>

--- a/5_semester/Инфокоммуникационные/ИСИС-2.docx
+++ b/5_semester/Инфокоммуникационные/ИСИС-2.docx
@@ -1695,7 +1695,7 @@
               <w:rPr>
                 <w:webHidden/>
               </w:rPr>
-              <w:t>23</w:t>
+              <w:t>24</w:t>
             </w:r>
             <w:r>
               <w:rPr>
@@ -1771,7 +1771,7 @@
               <w:rPr>
                 <w:webHidden/>
               </w:rPr>
-              <w:t>25</w:t>
+              <w:t>27</w:t>
             </w:r>
             <w:r>
               <w:rPr>
@@ -1847,7 +1847,7 @@
               <w:rPr>
                 <w:webHidden/>
               </w:rPr>
-              <w:t>28</w:t>
+              <w:t>30</w:t>
             </w:r>
             <w:r>
               <w:rPr>
@@ -1916,7 +1916,7 @@
               <w:rPr>
                 <w:webHidden/>
               </w:rPr>
-              <w:t>30</w:t>
+              <w:t>32</w:t>
             </w:r>
             <w:r>
               <w:rPr>
@@ -1977,7 +1977,7 @@
               <w:rPr>
                 <w:webHidden/>
               </w:rPr>
-              <w:t>36</w:t>
+              <w:t>38</w:t>
             </w:r>
             <w:r>
               <w:rPr>
@@ -2102,8 +2102,17 @@
           <w:sz w:val="28"/>
           <w:szCs w:val="28"/>
         </w:rPr>
-        <w:t xml:space="preserve"> протокольных блоков данных, анализируя трафик с помощью утилиты Wireshark</w:t>
-      </w:r>
+        <w:t xml:space="preserve"> протокольных блоков данных, анализируя трафик с помощью утилиты </w:t>
+      </w:r>
+      <w:proofErr w:type="spellStart"/>
+      <w:r>
+        <w:rPr>
+          <w:sz w:val="28"/>
+          <w:szCs w:val="28"/>
+        </w:rPr>
+        <w:t>Wireshark</w:t>
+      </w:r>
+      <w:proofErr w:type="spellEnd"/>
       <w:r>
         <w:rPr>
           <w:sz w:val="28"/>
@@ -2210,7 +2219,55 @@
           <w:sz w:val="28"/>
           <w:szCs w:val="28"/>
         </w:rPr>
-        <w:t xml:space="preserve">Пункт 1. Необходимо отследить и проанализировать трафик, создаваемый утилитой ping, выполняя команду ping -l размер_пакета </w:t>
+        <w:t xml:space="preserve">Пункт 1. Необходимо отследить и проанализировать трафик, создаваемый утилитой </w:t>
+      </w:r>
+      <w:proofErr w:type="spellStart"/>
+      <w:r>
+        <w:rPr>
+          <w:sz w:val="28"/>
+          <w:szCs w:val="28"/>
+        </w:rPr>
+        <w:t>ping</w:t>
+      </w:r>
+      <w:proofErr w:type="spellEnd"/>
+      <w:r>
+        <w:rPr>
+          <w:sz w:val="28"/>
+          <w:szCs w:val="28"/>
+        </w:rPr>
+        <w:t xml:space="preserve">, выполняя команду </w:t>
+      </w:r>
+      <w:proofErr w:type="spellStart"/>
+      <w:r>
+        <w:rPr>
+          <w:sz w:val="28"/>
+          <w:szCs w:val="28"/>
+        </w:rPr>
+        <w:t>ping</w:t>
+      </w:r>
+      <w:proofErr w:type="spellEnd"/>
+      <w:r>
+        <w:rPr>
+          <w:sz w:val="28"/>
+          <w:szCs w:val="28"/>
+        </w:rPr>
+        <w:t xml:space="preserve"> -l </w:t>
+      </w:r>
+      <w:proofErr w:type="spellStart"/>
+      <w:r>
+        <w:rPr>
+          <w:sz w:val="28"/>
+          <w:szCs w:val="28"/>
+        </w:rPr>
+        <w:t>размер_пакета</w:t>
+      </w:r>
+      <w:proofErr w:type="spellEnd"/>
+      <w:r>
+        <w:rPr>
+          <w:sz w:val="28"/>
+          <w:szCs w:val="28"/>
+        </w:rPr>
+        <w:t xml:space="preserve"> </w:t>
       </w:r>
       <w:hyperlink r:id="rId9" w:history="1">
         <w:r>
@@ -2227,7 +2284,23 @@
           <w:sz w:val="28"/>
           <w:szCs w:val="28"/>
         </w:rPr>
-        <w:t xml:space="preserve"> с изменением размера пакета от 100 до 10000 байт. После захвата пакетов в программе Wireshark требуется сохранить полученную трассу и на её основе ответить на шесть вопросов, касающихся особенностей передачи и структуры ICMP-пакетов.</w:t>
+        <w:t xml:space="preserve"> с изменением размера пакета от 100 до 10000 байт. После захвата пакетов в программе </w:t>
+      </w:r>
+      <w:proofErr w:type="spellStart"/>
+      <w:r>
+        <w:rPr>
+          <w:sz w:val="28"/>
+          <w:szCs w:val="28"/>
+        </w:rPr>
+        <w:t>Wireshark</w:t>
+      </w:r>
+      <w:proofErr w:type="spellEnd"/>
+      <w:r>
+        <w:rPr>
+          <w:sz w:val="28"/>
+          <w:szCs w:val="28"/>
+        </w:rPr>
+        <w:t xml:space="preserve"> требуется сохранить полученную трассу и на её основе ответить на шесть вопросов, касающихся особенностей передачи и структуры ICMP-пакетов.</w:t>
       </w:r>
     </w:p>
     <w:p>
@@ -2244,7 +2317,39 @@
           <w:sz w:val="28"/>
           <w:szCs w:val="28"/>
         </w:rPr>
-        <w:t>Пункт 2. Следует отследить и проанализировать трафик, создаваемый утилитой tracert, выполняя команду tracert -d www.yandex.ru. После захвата и сохранения трассы необходимо провести анализ последовательности переданных ICMP-пакетов и на основе наблюдений ответить на пять вопросов, связанных с особенностями работы протокола при трассировке маршрута.</w:t>
+        <w:t xml:space="preserve">Пункт 2. Следует отследить и проанализировать трафик, создаваемый утилитой </w:t>
+      </w:r>
+      <w:proofErr w:type="spellStart"/>
+      <w:r>
+        <w:rPr>
+          <w:sz w:val="28"/>
+          <w:szCs w:val="28"/>
+        </w:rPr>
+        <w:t>tracert</w:t>
+      </w:r>
+      <w:proofErr w:type="spellEnd"/>
+      <w:r>
+        <w:rPr>
+          <w:sz w:val="28"/>
+          <w:szCs w:val="28"/>
+        </w:rPr>
+        <w:t xml:space="preserve">, выполняя команду </w:t>
+      </w:r>
+      <w:proofErr w:type="spellStart"/>
+      <w:r>
+        <w:rPr>
+          <w:sz w:val="28"/>
+          <w:szCs w:val="28"/>
+        </w:rPr>
+        <w:t>tracert</w:t>
+      </w:r>
+      <w:proofErr w:type="spellEnd"/>
+      <w:r>
+        <w:rPr>
+          <w:sz w:val="28"/>
+          <w:szCs w:val="28"/>
+        </w:rPr>
+        <w:t xml:space="preserve"> -d www.yandex.ru. После захвата и сохранения трассы необходимо провести анализ последовательности переданных ICMP-пакетов и на основе наблюдений ответить на пять вопросов, связанных с особенностями работы протокола при трассировке маршрута.</w:t>
       </w:r>
     </w:p>
     <w:p>
@@ -2279,7 +2384,23 @@
           <w:sz w:val="28"/>
           <w:szCs w:val="28"/>
         </w:rPr>
-        <w:t xml:space="preserve"> в браузере. В программе Wireshark требуется зафиксировать пары сообщений HTTP-запроса и ответа, а также повторный условный GET-запрос. После анализа структуры пакетов и заголовков необходимо ответить на поставленные вопросы по передаче данных и работе механизма кеширования.</w:t>
+        <w:t xml:space="preserve"> в браузере. В программе </w:t>
+      </w:r>
+      <w:proofErr w:type="spellStart"/>
+      <w:r>
+        <w:rPr>
+          <w:sz w:val="28"/>
+          <w:szCs w:val="28"/>
+        </w:rPr>
+        <w:t>Wireshark</w:t>
+      </w:r>
+      <w:proofErr w:type="spellEnd"/>
+      <w:r>
+        <w:rPr>
+          <w:sz w:val="28"/>
+          <w:szCs w:val="28"/>
+        </w:rPr>
+        <w:t xml:space="preserve"> требуется зафиксировать пары сообщений HTTP-запроса и ответа, а также повторный условный GET-запрос. После анализа структуры пакетов и заголовков необходимо ответить на поставленные вопросы по передаче данных и работе механизма кеширования.</w:t>
       </w:r>
     </w:p>
     <w:p>
@@ -2314,7 +2435,55 @@
           <w:sz w:val="28"/>
           <w:szCs w:val="28"/>
         </w:rPr>
-        <w:t xml:space="preserve"> Для этого требуется предварительно очистить кэш DNS командой ipconfig /flushdns, очистить кэш браузера и выполнить заход на сайт. После фиксации пакетов в Wireshark следует сохранить трассу и ответить на три вопроса, касающиеся особенностей DNS-запросов и ответов.</w:t>
+        <w:t xml:space="preserve"> Для этого требуется предварительно очистить кэш DNS командой </w:t>
+      </w:r>
+      <w:proofErr w:type="spellStart"/>
+      <w:r>
+        <w:rPr>
+          <w:sz w:val="28"/>
+          <w:szCs w:val="28"/>
+        </w:rPr>
+        <w:t>ipconfig</w:t>
+      </w:r>
+      <w:proofErr w:type="spellEnd"/>
+      <w:r>
+        <w:rPr>
+          <w:sz w:val="28"/>
+          <w:szCs w:val="28"/>
+        </w:rPr>
+        <w:t xml:space="preserve"> /</w:t>
+      </w:r>
+      <w:proofErr w:type="spellStart"/>
+      <w:r>
+        <w:rPr>
+          <w:sz w:val="28"/>
+          <w:szCs w:val="28"/>
+        </w:rPr>
+        <w:t>flushdns</w:t>
+      </w:r>
+      <w:proofErr w:type="spellEnd"/>
+      <w:r>
+        <w:rPr>
+          <w:sz w:val="28"/>
+          <w:szCs w:val="28"/>
+        </w:rPr>
+        <w:t xml:space="preserve">, очистить кэш браузера и выполнить заход на сайт. После фиксации пакетов в </w:t>
+      </w:r>
+      <w:proofErr w:type="spellStart"/>
+      <w:r>
+        <w:rPr>
+          <w:sz w:val="28"/>
+          <w:szCs w:val="28"/>
+        </w:rPr>
+        <w:t>Wireshark</w:t>
+      </w:r>
+      <w:proofErr w:type="spellEnd"/>
+      <w:r>
+        <w:rPr>
+          <w:sz w:val="28"/>
+          <w:szCs w:val="28"/>
+        </w:rPr>
+        <w:t xml:space="preserve"> следует сохранить трассу и ответить на три вопроса, касающиеся особенностей DNS-запросов и ответов.</w:t>
       </w:r>
     </w:p>
     <w:p>
@@ -2349,15 +2518,120 @@
           <w:sz w:val="28"/>
           <w:szCs w:val="28"/>
         </w:rPr>
-        <w:t xml:space="preserve"> Перед началом анализа требуется очистить ARP-таблицу с помощью команды netsh interface ip delete arpcache и убедиться в её очистке командой arp -a. После захвата пакетов </w:t>
-      </w:r>
+        <w:t xml:space="preserve"> Перед началом анализа требуется очистить ARP-таблицу с помощью команды </w:t>
+      </w:r>
+      <w:proofErr w:type="spellStart"/>
+      <w:r>
+        <w:rPr>
+          <w:sz w:val="28"/>
+          <w:szCs w:val="28"/>
+        </w:rPr>
+        <w:t>netsh</w:t>
+      </w:r>
+      <w:proofErr w:type="spellEnd"/>
+      <w:r>
+        <w:rPr>
+          <w:sz w:val="28"/>
+          <w:szCs w:val="28"/>
+        </w:rPr>
+        <w:t xml:space="preserve"> </w:t>
+      </w:r>
+      <w:proofErr w:type="spellStart"/>
+      <w:r>
+        <w:rPr>
+          <w:sz w:val="28"/>
+          <w:szCs w:val="28"/>
+        </w:rPr>
+        <w:t>interface</w:t>
+      </w:r>
+      <w:proofErr w:type="spellEnd"/>
+      <w:r>
+        <w:rPr>
+          <w:sz w:val="28"/>
+          <w:szCs w:val="28"/>
+        </w:rPr>
+        <w:t xml:space="preserve"> </w:t>
+      </w:r>
+      <w:proofErr w:type="spellStart"/>
+      <w:r>
+        <w:rPr>
+          <w:sz w:val="28"/>
+          <w:szCs w:val="28"/>
+        </w:rPr>
+        <w:t>ip</w:t>
+      </w:r>
+      <w:proofErr w:type="spellEnd"/>
+      <w:r>
+        <w:rPr>
+          <w:sz w:val="28"/>
+          <w:szCs w:val="28"/>
+        </w:rPr>
+        <w:t xml:space="preserve"> </w:t>
+      </w:r>
+      <w:proofErr w:type="spellStart"/>
+      <w:r>
+        <w:rPr>
+          <w:sz w:val="28"/>
+          <w:szCs w:val="28"/>
+        </w:rPr>
+        <w:t>delete</w:t>
+      </w:r>
+      <w:proofErr w:type="spellEnd"/>
+      <w:r>
+        <w:rPr>
+          <w:sz w:val="28"/>
+          <w:szCs w:val="28"/>
+        </w:rPr>
+        <w:t xml:space="preserve"> </w:t>
+      </w:r>
+      <w:proofErr w:type="spellStart"/>
+      <w:r>
+        <w:rPr>
+          <w:sz w:val="28"/>
+          <w:szCs w:val="28"/>
+        </w:rPr>
+        <w:t>arpcache</w:t>
+      </w:r>
+      <w:proofErr w:type="spellEnd"/>
+      <w:r>
+        <w:rPr>
+          <w:sz w:val="28"/>
+          <w:szCs w:val="28"/>
+        </w:rPr>
+        <w:t xml:space="preserve"> и убедиться в её очистке командой </w:t>
+      </w:r>
+      <w:proofErr w:type="spellStart"/>
+      <w:r>
+        <w:rPr>
+          <w:sz w:val="28"/>
+          <w:szCs w:val="28"/>
+        </w:rPr>
+        <w:t>arp</w:t>
+      </w:r>
+      <w:proofErr w:type="spellEnd"/>
+      <w:r>
+        <w:rPr>
+          <w:sz w:val="28"/>
+          <w:szCs w:val="28"/>
+        </w:rPr>
+        <w:t xml:space="preserve"> -a. После захвата пакетов </w:t>
+      </w:r>
+      <w:proofErr w:type="spellStart"/>
       <w:r>
         <w:rPr>
           <w:sz w:val="28"/>
           <w:szCs w:val="28"/>
         </w:rPr>
         <w:lastRenderedPageBreak/>
-        <w:t>Wireshark следует сохранить трассу и ответить на три вопроса, связанных с определением и назначением MAC-адресов устройств.</w:t>
+        <w:t>Wireshark</w:t>
+      </w:r>
+      <w:proofErr w:type="spellEnd"/>
+      <w:r>
+        <w:rPr>
+          <w:sz w:val="28"/>
+          <w:szCs w:val="28"/>
+        </w:rPr>
+        <w:t xml:space="preserve"> следует сохранить трассу и ответить на три вопроса, связанных с определением и назначением MAC-адресов устройств.</w:t>
       </w:r>
     </w:p>
     <w:p>
@@ -2375,7 +2649,39 @@
           <w:sz w:val="28"/>
           <w:szCs w:val="28"/>
         </w:rPr>
-        <w:t xml:space="preserve">Пункт 6 (дополнительный). Необходимо отследить и проанализировать трафик, создаваемый утилитой nslookup, выполняя команды nslookup </w:t>
+        <w:t xml:space="preserve">Пункт 6 (дополнительный). Необходимо отследить и проанализировать трафик, создаваемый утилитой </w:t>
+      </w:r>
+      <w:proofErr w:type="spellStart"/>
+      <w:r>
+        <w:rPr>
+          <w:sz w:val="28"/>
+          <w:szCs w:val="28"/>
+        </w:rPr>
+        <w:t>nslookup</w:t>
+      </w:r>
+      <w:proofErr w:type="spellEnd"/>
+      <w:r>
+        <w:rPr>
+          <w:sz w:val="28"/>
+          <w:szCs w:val="28"/>
+        </w:rPr>
+        <w:t xml:space="preserve">, выполняя команды </w:t>
+      </w:r>
+      <w:proofErr w:type="spellStart"/>
+      <w:r>
+        <w:rPr>
+          <w:sz w:val="28"/>
+          <w:szCs w:val="28"/>
+        </w:rPr>
+        <w:t>nslookup</w:t>
+      </w:r>
+      <w:proofErr w:type="spellEnd"/>
+      <w:r>
+        <w:rPr>
+          <w:sz w:val="28"/>
+          <w:szCs w:val="28"/>
+        </w:rPr>
+        <w:t xml:space="preserve"> </w:t>
       </w:r>
       <w:hyperlink r:id="rId13" w:history="1">
         <w:r>
@@ -2392,7 +2698,39 @@
           <w:sz w:val="28"/>
           <w:szCs w:val="28"/>
         </w:rPr>
-        <w:t xml:space="preserve"> и nslookup -type=NS www.yandex.ru. После захвата и сохранения трасс необходимо проанализировать переданные DNS-запросы и ответы, а также ответить на три вопроса, касающиеся различий между типами запросов и структурой ответов.</w:t>
+        <w:t xml:space="preserve"> и </w:t>
+      </w:r>
+      <w:proofErr w:type="spellStart"/>
+      <w:r>
+        <w:rPr>
+          <w:sz w:val="28"/>
+          <w:szCs w:val="28"/>
+        </w:rPr>
+        <w:t>nslookup</w:t>
+      </w:r>
+      <w:proofErr w:type="spellEnd"/>
+      <w:r>
+        <w:rPr>
+          <w:sz w:val="28"/>
+          <w:szCs w:val="28"/>
+        </w:rPr>
+        <w:t xml:space="preserve"> -</w:t>
+      </w:r>
+      <w:proofErr w:type="spellStart"/>
+      <w:r>
+        <w:rPr>
+          <w:sz w:val="28"/>
+          <w:szCs w:val="28"/>
+        </w:rPr>
+        <w:t>type</w:t>
+      </w:r>
+      <w:proofErr w:type="spellEnd"/>
+      <w:r>
+        <w:rPr>
+          <w:sz w:val="28"/>
+          <w:szCs w:val="28"/>
+        </w:rPr>
+        <w:t>=NS www.yandex.ru. После захвата и сохранения трасс необходимо проанализировать переданные DNS-запросы и ответы, а также ответить на три вопроса, касающиеся различий между типами запросов и структурой ответов.</w:t>
       </w:r>
     </w:p>
     <w:p>
@@ -2410,7 +2748,39 @@
           <w:sz w:val="28"/>
           <w:szCs w:val="28"/>
         </w:rPr>
-        <w:t>Пункт 7 (дополнительный). Необходимо отследить и проанализировать FTP-трафик, возникающий при скачивании небольшого файла с FTP-сервера. Для этого используется фильтр ftp || ftp-data, после чего выполняется загрузка файла через браузер по адресу ftp://.... По результатам захвата необходимо сохранить трассу и ответить на три вопроса, касающихся особенностей структуры и передачи данных протокола FTP.</w:t>
+        <w:t xml:space="preserve">Пункт 7 (дополнительный). Необходимо отследить и проанализировать FTP-трафик, возникающий при скачивании небольшого файла с FTP-сервера. Для этого используется фильтр </w:t>
+      </w:r>
+      <w:proofErr w:type="spellStart"/>
+      <w:r>
+        <w:rPr>
+          <w:sz w:val="28"/>
+          <w:szCs w:val="28"/>
+        </w:rPr>
+        <w:t>ftp</w:t>
+      </w:r>
+      <w:proofErr w:type="spellEnd"/>
+      <w:r>
+        <w:rPr>
+          <w:sz w:val="28"/>
+          <w:szCs w:val="28"/>
+        </w:rPr>
+        <w:t xml:space="preserve"> || </w:t>
+      </w:r>
+      <w:proofErr w:type="spellStart"/>
+      <w:r>
+        <w:rPr>
+          <w:sz w:val="28"/>
+          <w:szCs w:val="28"/>
+        </w:rPr>
+        <w:t>ftp-data</w:t>
+      </w:r>
+      <w:proofErr w:type="spellEnd"/>
+      <w:r>
+        <w:rPr>
+          <w:sz w:val="28"/>
+          <w:szCs w:val="28"/>
+        </w:rPr>
+        <w:t>, после чего выполняется загрузка файла через браузер по адресу ftp://.... По результатам захвата необходимо сохранить трассу и ответить на три вопроса, касающихся особенностей структуры и передачи данных протокола FTP.</w:t>
       </w:r>
     </w:p>
     <w:p>
@@ -2428,7 +2798,87 @@
           <w:sz w:val="28"/>
           <w:szCs w:val="28"/>
         </w:rPr>
-        <w:t>Пункт 8 (дополнительный). Необходимо отследить и проанализировать DHCP-трафик, возникающий при назначении IP-адреса. Для этого настраивается фильтр bootp, затем выполняются команды ipconfig /release и ipconfig /renew. После захвата пакетов требуется построить временную диаграмму обмена первыми четырьмя DHCP-пакетами и ответить на четыре вопроса, связанных с адресацией и взаимодействием DHCP-клиента и сервера.</w:t>
+        <w:t xml:space="preserve">Пункт 8 (дополнительный). Необходимо отследить и проанализировать DHCP-трафик, возникающий при назначении IP-адреса. Для этого настраивается фильтр </w:t>
+      </w:r>
+      <w:proofErr w:type="spellStart"/>
+      <w:r>
+        <w:rPr>
+          <w:sz w:val="28"/>
+          <w:szCs w:val="28"/>
+        </w:rPr>
+        <w:t>bootp</w:t>
+      </w:r>
+      <w:proofErr w:type="spellEnd"/>
+      <w:r>
+        <w:rPr>
+          <w:sz w:val="28"/>
+          <w:szCs w:val="28"/>
+        </w:rPr>
+        <w:t xml:space="preserve">, затем выполняются команды </w:t>
+      </w:r>
+      <w:proofErr w:type="spellStart"/>
+      <w:r>
+        <w:rPr>
+          <w:sz w:val="28"/>
+          <w:szCs w:val="28"/>
+        </w:rPr>
+        <w:t>ipconfig</w:t>
+      </w:r>
+      <w:proofErr w:type="spellEnd"/>
+      <w:r>
+        <w:rPr>
+          <w:sz w:val="28"/>
+          <w:szCs w:val="28"/>
+        </w:rPr>
+        <w:t xml:space="preserve"> /</w:t>
+      </w:r>
+      <w:proofErr w:type="spellStart"/>
+      <w:r>
+        <w:rPr>
+          <w:sz w:val="28"/>
+          <w:szCs w:val="28"/>
+        </w:rPr>
+        <w:t>release</w:t>
+      </w:r>
+      <w:proofErr w:type="spellEnd"/>
+      <w:r>
+        <w:rPr>
+          <w:sz w:val="28"/>
+          <w:szCs w:val="28"/>
+        </w:rPr>
+        <w:t xml:space="preserve"> и </w:t>
+      </w:r>
+      <w:proofErr w:type="spellStart"/>
+      <w:r>
+        <w:rPr>
+          <w:sz w:val="28"/>
+          <w:szCs w:val="28"/>
+        </w:rPr>
+        <w:t>ipconfig</w:t>
+      </w:r>
+      <w:proofErr w:type="spellEnd"/>
+      <w:r>
+        <w:rPr>
+          <w:sz w:val="28"/>
+          <w:szCs w:val="28"/>
+        </w:rPr>
+        <w:t xml:space="preserve"> /</w:t>
+      </w:r>
+      <w:proofErr w:type="spellStart"/>
+      <w:r>
+        <w:rPr>
+          <w:sz w:val="28"/>
+          <w:szCs w:val="28"/>
+        </w:rPr>
+        <w:t>renew</w:t>
+      </w:r>
+      <w:proofErr w:type="spellEnd"/>
+      <w:r>
+        <w:rPr>
+          <w:sz w:val="28"/>
+          <w:szCs w:val="28"/>
+        </w:rPr>
+        <w:t>. После захвата пакетов требуется построить временную диаграмму обмена первыми четырьмя DHCP-пакетами и ответить на четыре вопроса, связанных с адресацией и взаимодействием DHCP-клиента и сервера.</w:t>
       </w:r>
     </w:p>
     <w:p>
@@ -4273,6 +4723,7 @@
         </w:rPr>
         <w:t xml:space="preserve">0800 указывает на инкапсулированный пакет </w:t>
       </w:r>
+      <w:proofErr w:type="spellStart"/>
       <w:r>
         <w:rPr>
           <w:sz w:val="28"/>
@@ -4281,6 +4732,7 @@
         </w:rPr>
         <w:t>IPv</w:t>
       </w:r>
+      <w:proofErr w:type="spellEnd"/>
       <w:r>
         <w:rPr>
           <w:sz w:val="28"/>
@@ -4323,6 +4775,7 @@
         </w:rPr>
         <w:t>На сетевом уровне (</w:t>
       </w:r>
+      <w:proofErr w:type="spellStart"/>
       <w:r>
         <w:rPr>
           <w:sz w:val="28"/>
@@ -4331,6 +4784,7 @@
         </w:rPr>
         <w:t>IPv</w:t>
       </w:r>
+      <w:proofErr w:type="spellEnd"/>
       <w:r>
         <w:rPr>
           <w:sz w:val="28"/>
@@ -5762,7 +6216,119 @@
           <w:sz w:val="28"/>
           <w:szCs w:val="28"/>
         </w:rPr>
-        <w:t xml:space="preserve">Фрагментация исходного пакета действительно имеет место. Она наблюдается при размере ping-пакета, превышающем максимально допустимое значение MTU для Ethernet — 1480 байт полезной нагрузки (при общем MTU = 1500 байт и IP-заголовке размером 20 байт). В захваченных данных видно, что при длине пакета более 1480 байт IP-пакет делится на несколько фрагментов. Признаком фрагментации служат поля Flags и Fragment Offset в заголовке IP. Наличие установленного бита MF (More Fragments = 1) и ненулевого значения Fragment Offset, </w:t>
+        <w:t xml:space="preserve">Фрагментация исходного пакета действительно имеет место. Она наблюдается при размере </w:t>
+      </w:r>
+      <w:proofErr w:type="spellStart"/>
+      <w:r>
+        <w:rPr>
+          <w:sz w:val="28"/>
+          <w:szCs w:val="28"/>
+        </w:rPr>
+        <w:t>ping</w:t>
+      </w:r>
+      <w:proofErr w:type="spellEnd"/>
+      <w:r>
+        <w:rPr>
+          <w:sz w:val="28"/>
+          <w:szCs w:val="28"/>
+        </w:rPr>
+        <w:t xml:space="preserve">-пакета, превышающем максимально допустимое значение MTU для Ethernet — 1480 байт полезной нагрузки (при общем MTU = 1500 байт и IP-заголовке размером 20 байт). В захваченных данных видно, что при длине пакета более 1480 байт IP-пакет делится на несколько фрагментов. Признаком фрагментации служат поля </w:t>
+      </w:r>
+      <w:proofErr w:type="spellStart"/>
+      <w:r>
+        <w:rPr>
+          <w:sz w:val="28"/>
+          <w:szCs w:val="28"/>
+        </w:rPr>
+        <w:t>Flags</w:t>
+      </w:r>
+      <w:proofErr w:type="spellEnd"/>
+      <w:r>
+        <w:rPr>
+          <w:sz w:val="28"/>
+          <w:szCs w:val="28"/>
+        </w:rPr>
+        <w:t xml:space="preserve"> и </w:t>
+      </w:r>
+      <w:proofErr w:type="spellStart"/>
+      <w:r>
+        <w:rPr>
+          <w:sz w:val="28"/>
+          <w:szCs w:val="28"/>
+        </w:rPr>
+        <w:t>Fragment</w:t>
+      </w:r>
+      <w:proofErr w:type="spellEnd"/>
+      <w:r>
+        <w:rPr>
+          <w:sz w:val="28"/>
+          <w:szCs w:val="28"/>
+        </w:rPr>
+        <w:t xml:space="preserve"> </w:t>
+      </w:r>
+      <w:proofErr w:type="spellStart"/>
+      <w:r>
+        <w:rPr>
+          <w:sz w:val="28"/>
+          <w:szCs w:val="28"/>
+        </w:rPr>
+        <w:t>Offset</w:t>
+      </w:r>
+      <w:proofErr w:type="spellEnd"/>
+      <w:r>
+        <w:rPr>
+          <w:sz w:val="28"/>
+          <w:szCs w:val="28"/>
+        </w:rPr>
+        <w:t xml:space="preserve"> в заголовке IP. Наличие установленного бита MF (More </w:t>
+      </w:r>
+      <w:proofErr w:type="spellStart"/>
+      <w:r>
+        <w:rPr>
+          <w:sz w:val="28"/>
+          <w:szCs w:val="28"/>
+        </w:rPr>
+        <w:t>Fragments</w:t>
+      </w:r>
+      <w:proofErr w:type="spellEnd"/>
+      <w:r>
+        <w:rPr>
+          <w:sz w:val="28"/>
+          <w:szCs w:val="28"/>
+        </w:rPr>
+        <w:t xml:space="preserve"> = 1) и ненулевого значения </w:t>
+      </w:r>
+      <w:proofErr w:type="spellStart"/>
+      <w:r>
+        <w:rPr>
+          <w:sz w:val="28"/>
+          <w:szCs w:val="28"/>
+        </w:rPr>
+        <w:t>Fragment</w:t>
+      </w:r>
+      <w:proofErr w:type="spellEnd"/>
+      <w:r>
+        <w:rPr>
+          <w:sz w:val="28"/>
+          <w:szCs w:val="28"/>
+        </w:rPr>
+        <w:t xml:space="preserve"> </w:t>
+      </w:r>
+      <w:proofErr w:type="spellStart"/>
+      <w:r>
+        <w:rPr>
+          <w:sz w:val="28"/>
+          <w:szCs w:val="28"/>
+        </w:rPr>
+        <w:t>Offset</w:t>
+      </w:r>
+      <w:proofErr w:type="spellEnd"/>
+      <w:r>
+        <w:rPr>
+          <w:sz w:val="28"/>
+          <w:szCs w:val="28"/>
+        </w:rPr>
+        <w:t xml:space="preserve">, </w:t>
       </w:r>
       <w:r>
         <w:rPr>
@@ -5771,6 +6337,7 @@
         </w:rPr>
         <w:t xml:space="preserve">а также </w:t>
       </w:r>
+      <w:proofErr w:type="spellStart"/>
       <w:r>
         <w:rPr>
           <w:sz w:val="28"/>
@@ -5779,6 +6346,7 @@
         </w:rPr>
         <w:t>IPv</w:t>
       </w:r>
+      <w:proofErr w:type="spellEnd"/>
       <w:r>
         <w:rPr>
           <w:sz w:val="28"/>
@@ -5995,7 +6563,71 @@
           <w:sz w:val="28"/>
           <w:szCs w:val="28"/>
         </w:rPr>
-        <w:t xml:space="preserve"> Признак того, что фрагмент пакета является последним или промежуточным, содержится в поле Flags заголовка IP. Если бит MF (More Fragments) установлен в значение 1, это означает, что после данного фрагмента следуют ещё части исходного пакета, то есть данный фрагмент является промежуточным. Если значение MF = 0, данный фрагмент является последним или единственным во всей передаче. Для упорядочивания фрагментов используется также поле Fragment Offset, которое указывает смещение текущего фрагмента относительно начала исходного IP-пакета. </w:t>
+        <w:t xml:space="preserve"> Признак того, что фрагмент пакета является последним или промежуточным, содержится в поле </w:t>
+      </w:r>
+      <w:proofErr w:type="spellStart"/>
+      <w:r>
+        <w:rPr>
+          <w:sz w:val="28"/>
+          <w:szCs w:val="28"/>
+        </w:rPr>
+        <w:t>Flags</w:t>
+      </w:r>
+      <w:proofErr w:type="spellEnd"/>
+      <w:r>
+        <w:rPr>
+          <w:sz w:val="28"/>
+          <w:szCs w:val="28"/>
+        </w:rPr>
+        <w:t xml:space="preserve"> заголовка IP. Если бит MF (More </w:t>
+      </w:r>
+      <w:proofErr w:type="spellStart"/>
+      <w:r>
+        <w:rPr>
+          <w:sz w:val="28"/>
+          <w:szCs w:val="28"/>
+        </w:rPr>
+        <w:t>Fragments</w:t>
+      </w:r>
+      <w:proofErr w:type="spellEnd"/>
+      <w:r>
+        <w:rPr>
+          <w:sz w:val="28"/>
+          <w:szCs w:val="28"/>
+        </w:rPr>
+        <w:t xml:space="preserve">) установлен в значение 1, это означает, что после данного фрагмента следуют ещё части исходного пакета, то есть данный фрагмент является промежуточным. Если значение MF = 0, данный фрагмент является последним или единственным во всей передаче. Для упорядочивания фрагментов используется также поле </w:t>
+      </w:r>
+      <w:proofErr w:type="spellStart"/>
+      <w:r>
+        <w:rPr>
+          <w:sz w:val="28"/>
+          <w:szCs w:val="28"/>
+        </w:rPr>
+        <w:t>Fragment</w:t>
+      </w:r>
+      <w:proofErr w:type="spellEnd"/>
+      <w:r>
+        <w:rPr>
+          <w:sz w:val="28"/>
+          <w:szCs w:val="28"/>
+        </w:rPr>
+        <w:t xml:space="preserve"> </w:t>
+      </w:r>
+      <w:proofErr w:type="spellStart"/>
+      <w:r>
+        <w:rPr>
+          <w:sz w:val="28"/>
+          <w:szCs w:val="28"/>
+        </w:rPr>
+        <w:t>Offset</w:t>
+      </w:r>
+      <w:proofErr w:type="spellEnd"/>
+      <w:r>
+        <w:rPr>
+          <w:sz w:val="28"/>
+          <w:szCs w:val="28"/>
+        </w:rPr>
+        <w:t xml:space="preserve">, которое указывает смещение текущего фрагмента относительно начала исходного IP-пакета. </w:t>
       </w:r>
       <w:r>
         <w:rPr>
@@ -6270,7 +6902,23 @@
           <w:sz w:val="28"/>
           <w:szCs w:val="28"/>
         </w:rPr>
-        <w:t>Чему равно количество фрагментов при передаче ping-пакетов</w:t>
+        <w:t xml:space="preserve">Чему равно количество фрагментов при передаче </w:t>
+      </w:r>
+      <w:proofErr w:type="spellStart"/>
+      <w:r>
+        <w:rPr>
+          <w:sz w:val="28"/>
+          <w:szCs w:val="28"/>
+        </w:rPr>
+        <w:t>ping</w:t>
+      </w:r>
+      <w:proofErr w:type="spellEnd"/>
+      <w:r>
+        <w:rPr>
+          <w:sz w:val="28"/>
+          <w:szCs w:val="28"/>
+        </w:rPr>
+        <w:t>-пакетов</w:t>
       </w:r>
       <w:r>
         <w:rPr>
@@ -6313,7 +6961,23 @@
           <w:sz w:val="28"/>
           <w:szCs w:val="28"/>
         </w:rPr>
-        <w:t>Количество фрагментов при передаче ping-пакетов зависит от размера передаваемых данных. При размере пакета 100 байт передача осуществляется без фрагментации, то есть формируется один IP-пакет. При увеличении длины пакета до 1480 байт и более происходит деление пакета на несколько частей. В захваченных данных количество фрагментов увеличивается пропорционально размеру пакета: для пакета длиной около 1480 байт — два фрагмента, для 3000 байт — три, для 4500 байт — четыре и так далее. Таким образом, каждые дополнительные 1480 байт полезной нагрузки создают новый фрагмент при передаче.</w:t>
+        <w:t xml:space="preserve">Количество фрагментов при передаче </w:t>
+      </w:r>
+      <w:proofErr w:type="spellStart"/>
+      <w:r>
+        <w:rPr>
+          <w:sz w:val="28"/>
+          <w:szCs w:val="28"/>
+        </w:rPr>
+        <w:t>ping</w:t>
+      </w:r>
+      <w:proofErr w:type="spellEnd"/>
+      <w:r>
+        <w:rPr>
+          <w:sz w:val="28"/>
+          <w:szCs w:val="28"/>
+        </w:rPr>
+        <w:t>-пакетов зависит от размера передаваемых данных. При размере пакета 100 байт передача осуществляется без фрагментации, то есть формируется один IP-пакет. При увеличении длины пакета до 1480 байт и более происходит деление пакета на несколько частей. В захваченных данных количество фрагментов увеличивается пропорционально размеру пакета: для пакета длиной около 1480 байт — два фрагмента, для 3000 байт — три, для 4500 байт — четыре и так далее. Таким образом, каждые дополнительные 1480 байт полезной нагрузки создают новый фрагмент при передаче.</w:t>
       </w:r>
     </w:p>
     <w:p>
@@ -6350,7 +7014,23 @@
           <w:sz w:val="28"/>
           <w:szCs w:val="28"/>
         </w:rPr>
-        <w:t>Построить график, в котором на оси абсцисс находится размер пакета, а по оси ординат – количество фрагментов, на которое был разделён каждый̆ ping-пакет</w:t>
+        <w:t xml:space="preserve">Построить график, в котором на оси абсцисс находится размер пакета, а по оси ординат – количество фрагментов, на которое был разделён каждый̆ </w:t>
+      </w:r>
+      <w:proofErr w:type="spellStart"/>
+      <w:r>
+        <w:rPr>
+          <w:sz w:val="28"/>
+          <w:szCs w:val="28"/>
+        </w:rPr>
+        <w:t>ping</w:t>
+      </w:r>
+      <w:proofErr w:type="spellEnd"/>
+      <w:r>
+        <w:rPr>
+          <w:sz w:val="28"/>
+          <w:szCs w:val="28"/>
+        </w:rPr>
+        <w:t>-пакет</w:t>
       </w:r>
       <w:r>
         <w:rPr>
@@ -6549,8 +7229,17 @@
           <w:sz w:val="28"/>
           <w:szCs w:val="28"/>
         </w:rPr>
-        <w:t>Как изменить поле TTL с помощью утилиты ping</w:t>
-      </w:r>
+        <w:t xml:space="preserve">Как изменить поле TTL с помощью утилиты </w:t>
+      </w:r>
+      <w:proofErr w:type="spellStart"/>
+      <w:r>
+        <w:rPr>
+          <w:sz w:val="28"/>
+          <w:szCs w:val="28"/>
+        </w:rPr>
+        <w:t>ping</w:t>
+      </w:r>
+      <w:proofErr w:type="spellEnd"/>
       <w:r>
         <w:rPr>
           <w:sz w:val="28"/>
@@ -6591,7 +7280,39 @@
           <w:sz w:val="28"/>
           <w:szCs w:val="28"/>
         </w:rPr>
-        <w:t>Поле TTL (Time To Live) изменяется с помощью параметра -i утилиты ping. Например, команда ping -l 2000 -n 1 -i 5 www.yandex.ru устанавливает значение TTL, равное 5. Изменение TTL позволяет ограничивать количество маршрутизаторов, через которые может пройти пакет, прежде чем будет отброшен.</w:t>
+        <w:t xml:space="preserve">Поле TTL (Time To Live) изменяется с помощью параметра -i утилиты </w:t>
+      </w:r>
+      <w:proofErr w:type="spellStart"/>
+      <w:r>
+        <w:rPr>
+          <w:sz w:val="28"/>
+          <w:szCs w:val="28"/>
+        </w:rPr>
+        <w:t>ping</w:t>
+      </w:r>
+      <w:proofErr w:type="spellEnd"/>
+      <w:r>
+        <w:rPr>
+          <w:sz w:val="28"/>
+          <w:szCs w:val="28"/>
+        </w:rPr>
+        <w:t xml:space="preserve">. Например, команда </w:t>
+      </w:r>
+      <w:proofErr w:type="spellStart"/>
+      <w:r>
+        <w:rPr>
+          <w:sz w:val="28"/>
+          <w:szCs w:val="28"/>
+        </w:rPr>
+        <w:t>ping</w:t>
+      </w:r>
+      <w:proofErr w:type="spellEnd"/>
+      <w:r>
+        <w:rPr>
+          <w:sz w:val="28"/>
+          <w:szCs w:val="28"/>
+        </w:rPr>
+        <w:t xml:space="preserve"> -l 2000 -n 1 -i 5 www.yandex.ru устанавливает значение TTL, равное 5. Изменение TTL позволяет ограничивать количество маршрутизаторов, через которые может пройти пакет, прежде чем будет отброшен.</w:t>
       </w:r>
     </w:p>
     <w:p>
@@ -6753,7 +7474,23 @@
           <w:sz w:val="28"/>
           <w:szCs w:val="28"/>
         </w:rPr>
-        <w:t>Что содержится в поле данных ping-пакета</w:t>
+        <w:t xml:space="preserve">Что содержится в поле данных </w:t>
+      </w:r>
+      <w:proofErr w:type="spellStart"/>
+      <w:r>
+        <w:rPr>
+          <w:sz w:val="28"/>
+          <w:szCs w:val="28"/>
+        </w:rPr>
+        <w:t>ping</w:t>
+      </w:r>
+      <w:proofErr w:type="spellEnd"/>
+      <w:r>
+        <w:rPr>
+          <w:sz w:val="28"/>
+          <w:szCs w:val="28"/>
+        </w:rPr>
+        <w:t>-пакета</w:t>
       </w:r>
       <w:r>
         <w:rPr>
@@ -6810,7 +7547,39 @@
           <w:sz w:val="28"/>
           <w:szCs w:val="28"/>
         </w:rPr>
-        <w:t>) ping-пакета содержит последовательность байтов, формируемую утилитой ping для проверки целостности передаваемой информации. В стандартной реализации Windows содержимое этого поля представляет собой повторяющийся шаблон ASCII-символов, длина которого задаётся параметром -l. Поле данных не несёт прикладной информации, а используется исключительно для контроля целостности передачи. В случае фрагментации ICMP-заголовок (8 байт) присутствует только в первом фрагменте, а последующие фрагменты содержат оставшуюся часть пользовательских данных.</w:t>
+        <w:t xml:space="preserve">) </w:t>
+      </w:r>
+      <w:proofErr w:type="spellStart"/>
+      <w:r>
+        <w:rPr>
+          <w:sz w:val="28"/>
+          <w:szCs w:val="28"/>
+        </w:rPr>
+        <w:t>ping</w:t>
+      </w:r>
+      <w:proofErr w:type="spellEnd"/>
+      <w:r>
+        <w:rPr>
+          <w:sz w:val="28"/>
+          <w:szCs w:val="28"/>
+        </w:rPr>
+        <w:t xml:space="preserve">-пакета содержит последовательность байтов, формируемую утилитой </w:t>
+      </w:r>
+      <w:proofErr w:type="spellStart"/>
+      <w:r>
+        <w:rPr>
+          <w:sz w:val="28"/>
+          <w:szCs w:val="28"/>
+        </w:rPr>
+        <w:t>ping</w:t>
+      </w:r>
+      <w:proofErr w:type="spellEnd"/>
+      <w:r>
+        <w:rPr>
+          <w:sz w:val="28"/>
+          <w:szCs w:val="28"/>
+        </w:rPr>
+        <w:t xml:space="preserve"> для проверки целостности передаваемой информации. В стандартной реализации Windows содержимое этого поля представляет собой повторяющийся шаблон ASCII-символов, длина которого задаётся параметром -l. Поле данных не несёт прикладной информации, а используется исключительно для контроля целостности передачи. В случае фрагментации ICMP-заголовок (8 байт) присутствует только в первом фрагменте, а последующие фрагменты содержат оставшуюся часть пользовательских данных.</w:t>
       </w:r>
     </w:p>
     <w:p>
@@ -6904,6 +7673,7 @@
         </w:rPr>
         <w:t xml:space="preserve">По результатам работы команды </w:t>
       </w:r>
+      <w:proofErr w:type="spellStart"/>
       <w:r>
         <w:rPr>
           <w:sz w:val="28"/>
@@ -6912,6 +7682,7 @@
         </w:rPr>
         <w:t>tracert</w:t>
       </w:r>
+      <w:proofErr w:type="spellEnd"/>
       <w:r>
         <w:rPr>
           <w:sz w:val="28"/>
@@ -6933,6 +7704,7 @@
         </w:rPr>
         <w:t xml:space="preserve">в </w:t>
       </w:r>
+      <w:proofErr w:type="spellStart"/>
       <w:r>
         <w:rPr>
           <w:sz w:val="28"/>
@@ -6941,6 +7713,7 @@
         </w:rPr>
         <w:t>WireShark</w:t>
       </w:r>
+      <w:proofErr w:type="spellEnd"/>
       <w:r>
         <w:rPr>
           <w:sz w:val="28"/>
@@ -7150,7 +7923,23 @@
           <w:sz w:val="28"/>
           <w:szCs w:val="28"/>
         </w:rPr>
-        <w:t>На канальном уровне формируется кадр Ethernet II, содержащий MAC-адреса отправителя и получателя. Destination MAC указывает на следующий маршрутизатор в цепочке, а Source MAC — на сетевую карту отправляющего устройства. Этот уровень обеспечивает передачу данных внутри локального сегмента сети и инкапсулирует IP-пакет, передаваемый выше.</w:t>
+        <w:t xml:space="preserve">На канальном уровне формируется кадр Ethernet II, содержащий MAC-адреса отправителя и получателя. </w:t>
+      </w:r>
+      <w:proofErr w:type="spellStart"/>
+      <w:r>
+        <w:rPr>
+          <w:sz w:val="28"/>
+          <w:szCs w:val="28"/>
+        </w:rPr>
+        <w:t>Destination</w:t>
+      </w:r>
+      <w:proofErr w:type="spellEnd"/>
+      <w:r>
+        <w:rPr>
+          <w:sz w:val="28"/>
+          <w:szCs w:val="28"/>
+        </w:rPr>
+        <w:t xml:space="preserve"> MAC указывает на следующий маршрутизатор в цепочке, а Source MAC — на сетевую карту отправляющего устройства. Этот уровень обеспечивает передачу данных внутри локального сегмента сети и инкапсулирует IP-пакет, передаваемый выше.</w:t>
       </w:r>
     </w:p>
     <w:p>
@@ -7183,7 +7972,103 @@
           <w:sz w:val="28"/>
           <w:szCs w:val="28"/>
         </w:rPr>
-        <w:t>IP-пакет включает стандартный заголовок длиной 20 байт, Version = 4, Protocol = ICMP (1), поля Source IP и Destination IP. TTL (Time To Live) — ключевой параметр для tracert: утилита увеличивает TTL с каждым пакетом (1, 2, 3…), и при достижении 0 на маршрутизаторе формируется ICMP-пакет с типом 11 (Time Exceeded). Это позволяет определить IP промежуточного узла по полю Source IP в ответном пакете. Когда TTL достигает конечного хоста, тот возвращает ICMP Echo Reply.</w:t>
+        <w:t xml:space="preserve">IP-пакет включает стандартный заголовок длиной 20 байт, </w:t>
+      </w:r>
+      <w:proofErr w:type="spellStart"/>
+      <w:r>
+        <w:rPr>
+          <w:sz w:val="28"/>
+          <w:szCs w:val="28"/>
+        </w:rPr>
+        <w:t>Version</w:t>
+      </w:r>
+      <w:proofErr w:type="spellEnd"/>
+      <w:r>
+        <w:rPr>
+          <w:sz w:val="28"/>
+          <w:szCs w:val="28"/>
+        </w:rPr>
+        <w:t xml:space="preserve"> = 4, Protocol = ICMP (1), поля Source IP и </w:t>
+      </w:r>
+      <w:proofErr w:type="spellStart"/>
+      <w:r>
+        <w:rPr>
+          <w:sz w:val="28"/>
+          <w:szCs w:val="28"/>
+        </w:rPr>
+        <w:t>Destination</w:t>
+      </w:r>
+      <w:proofErr w:type="spellEnd"/>
+      <w:r>
+        <w:rPr>
+          <w:sz w:val="28"/>
+          <w:szCs w:val="28"/>
+        </w:rPr>
+        <w:t xml:space="preserve"> IP. TTL (Time To Live) — ключевой параметр для </w:t>
+      </w:r>
+      <w:proofErr w:type="spellStart"/>
+      <w:r>
+        <w:rPr>
+          <w:sz w:val="28"/>
+          <w:szCs w:val="28"/>
+        </w:rPr>
+        <w:t>tracert</w:t>
+      </w:r>
+      <w:proofErr w:type="spellEnd"/>
+      <w:r>
+        <w:rPr>
+          <w:sz w:val="28"/>
+          <w:szCs w:val="28"/>
+        </w:rPr>
+        <w:t xml:space="preserve">: утилита увеличивает TTL с каждым пакетом (1, 2, 3…), и при достижении 0 на маршрутизаторе формируется ICMP-пакет с типом 11 (Time </w:t>
+      </w:r>
+      <w:proofErr w:type="spellStart"/>
+      <w:r>
+        <w:rPr>
+          <w:sz w:val="28"/>
+          <w:szCs w:val="28"/>
+        </w:rPr>
+        <w:t>Exceeded</w:t>
+      </w:r>
+      <w:proofErr w:type="spellEnd"/>
+      <w:r>
+        <w:rPr>
+          <w:sz w:val="28"/>
+          <w:szCs w:val="28"/>
+        </w:rPr>
+        <w:t xml:space="preserve">). Это позволяет определить IP промежуточного узла по полю Source IP в ответном пакете. Когда TTL достигает конечного хоста, тот возвращает ICMP </w:t>
+      </w:r>
+      <w:proofErr w:type="spellStart"/>
+      <w:r>
+        <w:rPr>
+          <w:sz w:val="28"/>
+          <w:szCs w:val="28"/>
+        </w:rPr>
+        <w:t>Echo</w:t>
+      </w:r>
+      <w:proofErr w:type="spellEnd"/>
+      <w:r>
+        <w:rPr>
+          <w:sz w:val="28"/>
+          <w:szCs w:val="28"/>
+        </w:rPr>
+        <w:t xml:space="preserve"> </w:t>
+      </w:r>
+      <w:proofErr w:type="spellStart"/>
+      <w:r>
+        <w:rPr>
+          <w:sz w:val="28"/>
+          <w:szCs w:val="28"/>
+        </w:rPr>
+        <w:t>Reply</w:t>
+      </w:r>
+      <w:proofErr w:type="spellEnd"/>
+      <w:r>
+        <w:rPr>
+          <w:sz w:val="28"/>
+          <w:szCs w:val="28"/>
+        </w:rPr>
+        <w:t>.</w:t>
       </w:r>
     </w:p>
     <w:p>
@@ -7217,7 +8102,167 @@
           <w:sz w:val="28"/>
           <w:szCs w:val="28"/>
         </w:rPr>
-        <w:t>На Прикладной/ICMP уровне содержится ICMP-сообщение. Отправляемый запрос имеет Type = 8 (Echo Request) и Code = 0, с полями Identifier, Sequence Number, Checksum и блоком данных (обычно 48 байт). Промежуточные узлы возвращают сообщения Type = 11 (Time Exceeded), а конечный хост — Type = 0 (Echo Reply), при этом Identifier и Sequence Number совпадают с отправленным запросом, что позволяет сопоставить запрос и ответ.</w:t>
+        <w:t>На Прикладной/ICMP уровне содержится ICMP-сообщение. Отправляемый запрос имеет Type = 8 (</w:t>
+      </w:r>
+      <w:proofErr w:type="spellStart"/>
+      <w:r>
+        <w:rPr>
+          <w:sz w:val="28"/>
+          <w:szCs w:val="28"/>
+        </w:rPr>
+        <w:t>Echo</w:t>
+      </w:r>
+      <w:proofErr w:type="spellEnd"/>
+      <w:r>
+        <w:rPr>
+          <w:sz w:val="28"/>
+          <w:szCs w:val="28"/>
+        </w:rPr>
+        <w:t xml:space="preserve"> </w:t>
+      </w:r>
+      <w:proofErr w:type="spellStart"/>
+      <w:r>
+        <w:rPr>
+          <w:sz w:val="28"/>
+          <w:szCs w:val="28"/>
+        </w:rPr>
+        <w:t>Request</w:t>
+      </w:r>
+      <w:proofErr w:type="spellEnd"/>
+      <w:r>
+        <w:rPr>
+          <w:sz w:val="28"/>
+          <w:szCs w:val="28"/>
+        </w:rPr>
+        <w:t xml:space="preserve">) и Code = 0, с полями </w:t>
+      </w:r>
+      <w:proofErr w:type="spellStart"/>
+      <w:r>
+        <w:rPr>
+          <w:sz w:val="28"/>
+          <w:szCs w:val="28"/>
+        </w:rPr>
+        <w:t>Identifier</w:t>
+      </w:r>
+      <w:proofErr w:type="spellEnd"/>
+      <w:r>
+        <w:rPr>
+          <w:sz w:val="28"/>
+          <w:szCs w:val="28"/>
+        </w:rPr>
+        <w:t xml:space="preserve">, </w:t>
+      </w:r>
+      <w:proofErr w:type="spellStart"/>
+      <w:r>
+        <w:rPr>
+          <w:sz w:val="28"/>
+          <w:szCs w:val="28"/>
+        </w:rPr>
+        <w:t>Sequence</w:t>
+      </w:r>
+      <w:proofErr w:type="spellEnd"/>
+      <w:r>
+        <w:rPr>
+          <w:sz w:val="28"/>
+          <w:szCs w:val="28"/>
+        </w:rPr>
+        <w:t xml:space="preserve"> Number, </w:t>
+      </w:r>
+      <w:proofErr w:type="spellStart"/>
+      <w:r>
+        <w:rPr>
+          <w:sz w:val="28"/>
+          <w:szCs w:val="28"/>
+        </w:rPr>
+        <w:t>Checksum</w:t>
+      </w:r>
+      <w:proofErr w:type="spellEnd"/>
+      <w:r>
+        <w:rPr>
+          <w:sz w:val="28"/>
+          <w:szCs w:val="28"/>
+        </w:rPr>
+        <w:t xml:space="preserve"> и блоком данных (обычно 48 байт). Промежуточные узлы возвращают сообщения Type = 11 (Time </w:t>
+      </w:r>
+      <w:proofErr w:type="spellStart"/>
+      <w:r>
+        <w:rPr>
+          <w:sz w:val="28"/>
+          <w:szCs w:val="28"/>
+        </w:rPr>
+        <w:t>Exceeded</w:t>
+      </w:r>
+      <w:proofErr w:type="spellEnd"/>
+      <w:r>
+        <w:rPr>
+          <w:sz w:val="28"/>
+          <w:szCs w:val="28"/>
+        </w:rPr>
+        <w:t>), а конечный хост — Type = 0 (</w:t>
+      </w:r>
+      <w:proofErr w:type="spellStart"/>
+      <w:r>
+        <w:rPr>
+          <w:sz w:val="28"/>
+          <w:szCs w:val="28"/>
+        </w:rPr>
+        <w:t>Echo</w:t>
+      </w:r>
+      <w:proofErr w:type="spellEnd"/>
+      <w:r>
+        <w:rPr>
+          <w:sz w:val="28"/>
+          <w:szCs w:val="28"/>
+        </w:rPr>
+        <w:t xml:space="preserve"> </w:t>
+      </w:r>
+      <w:proofErr w:type="spellStart"/>
+      <w:r>
+        <w:rPr>
+          <w:sz w:val="28"/>
+          <w:szCs w:val="28"/>
+        </w:rPr>
+        <w:t>Reply</w:t>
+      </w:r>
+      <w:proofErr w:type="spellEnd"/>
+      <w:r>
+        <w:rPr>
+          <w:sz w:val="28"/>
+          <w:szCs w:val="28"/>
+        </w:rPr>
+        <w:t xml:space="preserve">), при этом </w:t>
+      </w:r>
+      <w:proofErr w:type="spellStart"/>
+      <w:r>
+        <w:rPr>
+          <w:sz w:val="28"/>
+          <w:szCs w:val="28"/>
+        </w:rPr>
+        <w:t>Identifier</w:t>
+      </w:r>
+      <w:proofErr w:type="spellEnd"/>
+      <w:r>
+        <w:rPr>
+          <w:sz w:val="28"/>
+          <w:szCs w:val="28"/>
+        </w:rPr>
+        <w:t xml:space="preserve"> и </w:t>
+      </w:r>
+      <w:proofErr w:type="spellStart"/>
+      <w:r>
+        <w:rPr>
+          <w:sz w:val="28"/>
+          <w:szCs w:val="28"/>
+        </w:rPr>
+        <w:t>Sequence</w:t>
+      </w:r>
+      <w:proofErr w:type="spellEnd"/>
+      <w:r>
+        <w:rPr>
+          <w:sz w:val="28"/>
+          <w:szCs w:val="28"/>
+        </w:rPr>
+        <w:t xml:space="preserve"> Number совпадают с отправленным запросом, что позволяет сопоставить запрос и ответ.</w:t>
       </w:r>
     </w:p>
     <w:p>
@@ -7251,8 +8296,17 @@
           <w:sz w:val="28"/>
           <w:szCs w:val="28"/>
         </w:rPr>
-        <w:t>Особенности структуры PDU для tracert</w:t>
-      </w:r>
+        <w:t xml:space="preserve">Особенности структуры PDU для </w:t>
+      </w:r>
+      <w:proofErr w:type="spellStart"/>
+      <w:r>
+        <w:rPr>
+          <w:sz w:val="28"/>
+          <w:szCs w:val="28"/>
+        </w:rPr>
+        <w:t>tracert</w:t>
+      </w:r>
+      <w:proofErr w:type="spellEnd"/>
     </w:p>
     <w:p>
       <w:pPr>
@@ -7268,7 +8322,23 @@
           <w:sz w:val="28"/>
           <w:szCs w:val="28"/>
         </w:rPr>
-        <w:t>Сообщения Time Exceeded включают в себя фрагмент исходного IP-пакета, что позволяет утилите определить на каком хопе TTL был исчерпан и строить маршрут прохождения пакета. Такая вложенность IP-заголовка и ICMP-данных является ключевой для диагностики сети.</w:t>
+        <w:t xml:space="preserve">Сообщения Time </w:t>
+      </w:r>
+      <w:proofErr w:type="spellStart"/>
+      <w:r>
+        <w:rPr>
+          <w:sz w:val="28"/>
+          <w:szCs w:val="28"/>
+        </w:rPr>
+        <w:t>Exceeded</w:t>
+      </w:r>
+      <w:proofErr w:type="spellEnd"/>
+      <w:r>
+        <w:rPr>
+          <w:sz w:val="28"/>
+          <w:szCs w:val="28"/>
+        </w:rPr>
+        <w:t xml:space="preserve"> включают в себя фрагмент исходного IP-пакета, что позволяет утилите определить на каком хопе TTL был исчерпан и строить маршрут прохождения пакета. Такая вложенность IP-заголовка и ICMP-данных является ключевой для диагностики сети.</w:t>
       </w:r>
     </w:p>
     <w:p>
@@ -7468,7 +8538,39 @@
           <w:sz w:val="28"/>
           <w:szCs w:val="28"/>
         </w:rPr>
-        <w:t>Сколько байт содержится в заголовке IP? Сколько байт содержится в поле данных</w:t>
+        <w:t xml:space="preserve">Сколько </w:t>
+      </w:r>
+      <w:proofErr w:type="spellStart"/>
+      <w:r>
+        <w:rPr>
+          <w:sz w:val="28"/>
+          <w:szCs w:val="28"/>
+        </w:rPr>
+        <w:t>байт</w:t>
+      </w:r>
+      <w:proofErr w:type="spellEnd"/>
+      <w:r>
+        <w:rPr>
+          <w:sz w:val="28"/>
+          <w:szCs w:val="28"/>
+        </w:rPr>
+        <w:t xml:space="preserve"> содержится в заголовке IP? Сколько </w:t>
+      </w:r>
+      <w:proofErr w:type="spellStart"/>
+      <w:r>
+        <w:rPr>
+          <w:sz w:val="28"/>
+          <w:szCs w:val="28"/>
+        </w:rPr>
+        <w:t>байт</w:t>
+      </w:r>
+      <w:proofErr w:type="spellEnd"/>
+      <w:r>
+        <w:rPr>
+          <w:sz w:val="28"/>
+          <w:szCs w:val="28"/>
+        </w:rPr>
+        <w:t xml:space="preserve"> содержится в поле данных</w:t>
       </w:r>
       <w:r>
         <w:rPr>
@@ -7544,8 +8646,17 @@
           <w:sz w:val="28"/>
           <w:szCs w:val="28"/>
         </w:rPr>
-        <w:t>Как и почему изменяется поле TTL в следующих друг за другом ICMP-пакетах tracert</w:t>
-      </w:r>
+        <w:t xml:space="preserve">Как и почему изменяется поле TTL в следующих друг за другом ICMP-пакетах </w:t>
+      </w:r>
+      <w:proofErr w:type="spellStart"/>
+      <w:r>
+        <w:rPr>
+          <w:sz w:val="28"/>
+          <w:szCs w:val="28"/>
+        </w:rPr>
+        <w:t>tracert</w:t>
+      </w:r>
+      <w:proofErr w:type="spellEnd"/>
       <w:r>
         <w:rPr>
           <w:sz w:val="28"/>
@@ -7586,7 +8697,55 @@
           <w:sz w:val="28"/>
           <w:szCs w:val="28"/>
         </w:rPr>
-        <w:t>Поле TTL в ICMP-пакетах tracert изменяется с каждым последующим пакетом: первый пакет имеет TTL=1, первый маршрутизатор уменьшает его до 0 и отправляет обратно ICMP Time Exceeded, второй пакет TTL=2 проходит через первый роутер и уменьшается на 1, второй роутер уменьшает TTL до 0 и возвращает Time Exceeded, и так далее, что позволяет постепенно определить весь маршрут до конечного узла.</w:t>
+        <w:t xml:space="preserve">Поле TTL в ICMP-пакетах </w:t>
+      </w:r>
+      <w:proofErr w:type="spellStart"/>
+      <w:r>
+        <w:rPr>
+          <w:sz w:val="28"/>
+          <w:szCs w:val="28"/>
+        </w:rPr>
+        <w:t>tracert</w:t>
+      </w:r>
+      <w:proofErr w:type="spellEnd"/>
+      <w:r>
+        <w:rPr>
+          <w:sz w:val="28"/>
+          <w:szCs w:val="28"/>
+        </w:rPr>
+        <w:t xml:space="preserve"> изменяется с каждым последующим пакетом: первый пакет имеет TTL=1, первый маршрутизатор уменьшает его до 0 и отправляет обратно ICMP Time </w:t>
+      </w:r>
+      <w:proofErr w:type="spellStart"/>
+      <w:r>
+        <w:rPr>
+          <w:sz w:val="28"/>
+          <w:szCs w:val="28"/>
+        </w:rPr>
+        <w:t>Exceeded</w:t>
+      </w:r>
+      <w:proofErr w:type="spellEnd"/>
+      <w:r>
+        <w:rPr>
+          <w:sz w:val="28"/>
+          <w:szCs w:val="28"/>
+        </w:rPr>
+        <w:t xml:space="preserve">, второй пакет TTL=2 проходит через первый роутер и уменьшается на 1, второй роутер уменьшает TTL до 0 и возвращает Time </w:t>
+      </w:r>
+      <w:proofErr w:type="spellStart"/>
+      <w:r>
+        <w:rPr>
+          <w:sz w:val="28"/>
+          <w:szCs w:val="28"/>
+        </w:rPr>
+        <w:t>Exceeded</w:t>
+      </w:r>
+      <w:proofErr w:type="spellEnd"/>
+      <w:r>
+        <w:rPr>
+          <w:sz w:val="28"/>
+          <w:szCs w:val="28"/>
+        </w:rPr>
+        <w:t>, и так далее, что позволяет постепенно определить весь маршрут до конечного узла.</w:t>
       </w:r>
     </w:p>
     <w:p>
@@ -7621,8 +8780,33 @@
           <w:sz w:val="28"/>
           <w:szCs w:val="28"/>
         </w:rPr>
-        <w:t>Чем отличаются ICMP-пакеты, генерируемые утилитой tracert, от ICMP-пакетов, генерируемых утилитой ping</w:t>
-      </w:r>
+        <w:t xml:space="preserve">Чем отличаются ICMP-пакеты, генерируемые утилитой </w:t>
+      </w:r>
+      <w:proofErr w:type="spellStart"/>
+      <w:r>
+        <w:rPr>
+          <w:sz w:val="28"/>
+          <w:szCs w:val="28"/>
+        </w:rPr>
+        <w:t>tracert</w:t>
+      </w:r>
+      <w:proofErr w:type="spellEnd"/>
+      <w:r>
+        <w:rPr>
+          <w:sz w:val="28"/>
+          <w:szCs w:val="28"/>
+        </w:rPr>
+        <w:t xml:space="preserve">, от ICMP-пакетов, генерируемых утилитой </w:t>
+      </w:r>
+      <w:proofErr w:type="spellStart"/>
+      <w:r>
+        <w:rPr>
+          <w:sz w:val="28"/>
+          <w:szCs w:val="28"/>
+        </w:rPr>
+        <w:t>ping</w:t>
+      </w:r>
+      <w:proofErr w:type="spellEnd"/>
       <w:r>
         <w:rPr>
           <w:sz w:val="28"/>
@@ -7663,7 +8847,151 @@
           <w:sz w:val="28"/>
           <w:szCs w:val="28"/>
         </w:rPr>
-        <w:t>ICMP-пакеты tracert отличаются от ping тем, что tracert использует поэтапно увеличивающийся TTL для получения Time Exceeded от промежуточных маршрутизаторов, а ping просто отправляет Echo Request на конечный адрес и ожидает Echo Reply, проверяя доступность узла</w:t>
+        <w:t xml:space="preserve">ICMP-пакеты </w:t>
+      </w:r>
+      <w:proofErr w:type="spellStart"/>
+      <w:r>
+        <w:rPr>
+          <w:sz w:val="28"/>
+          <w:szCs w:val="28"/>
+        </w:rPr>
+        <w:t>tracert</w:t>
+      </w:r>
+      <w:proofErr w:type="spellEnd"/>
+      <w:r>
+        <w:rPr>
+          <w:sz w:val="28"/>
+          <w:szCs w:val="28"/>
+        </w:rPr>
+        <w:t xml:space="preserve"> отличаются от </w:t>
+      </w:r>
+      <w:proofErr w:type="spellStart"/>
+      <w:r>
+        <w:rPr>
+          <w:sz w:val="28"/>
+          <w:szCs w:val="28"/>
+        </w:rPr>
+        <w:t>ping</w:t>
+      </w:r>
+      <w:proofErr w:type="spellEnd"/>
+      <w:r>
+        <w:rPr>
+          <w:sz w:val="28"/>
+          <w:szCs w:val="28"/>
+        </w:rPr>
+        <w:t xml:space="preserve"> тем, что </w:t>
+      </w:r>
+      <w:proofErr w:type="spellStart"/>
+      <w:r>
+        <w:rPr>
+          <w:sz w:val="28"/>
+          <w:szCs w:val="28"/>
+        </w:rPr>
+        <w:t>tracert</w:t>
+      </w:r>
+      <w:proofErr w:type="spellEnd"/>
+      <w:r>
+        <w:rPr>
+          <w:sz w:val="28"/>
+          <w:szCs w:val="28"/>
+        </w:rPr>
+        <w:t xml:space="preserve"> использует поэтапно увеличивающийся TTL для получения Time </w:t>
+      </w:r>
+      <w:proofErr w:type="spellStart"/>
+      <w:r>
+        <w:rPr>
+          <w:sz w:val="28"/>
+          <w:szCs w:val="28"/>
+        </w:rPr>
+        <w:t>Exceeded</w:t>
+      </w:r>
+      <w:proofErr w:type="spellEnd"/>
+      <w:r>
+        <w:rPr>
+          <w:sz w:val="28"/>
+          <w:szCs w:val="28"/>
+        </w:rPr>
+        <w:t xml:space="preserve"> от промежуточных маршрутизаторов, а </w:t>
+      </w:r>
+      <w:proofErr w:type="spellStart"/>
+      <w:r>
+        <w:rPr>
+          <w:sz w:val="28"/>
+          <w:szCs w:val="28"/>
+        </w:rPr>
+        <w:t>ping</w:t>
+      </w:r>
+      <w:proofErr w:type="spellEnd"/>
+      <w:r>
+        <w:rPr>
+          <w:sz w:val="28"/>
+          <w:szCs w:val="28"/>
+        </w:rPr>
+        <w:t xml:space="preserve"> просто отправляет </w:t>
+      </w:r>
+      <w:proofErr w:type="spellStart"/>
+      <w:r>
+        <w:rPr>
+          <w:sz w:val="28"/>
+          <w:szCs w:val="28"/>
+        </w:rPr>
+        <w:t>Echo</w:t>
+      </w:r>
+      <w:proofErr w:type="spellEnd"/>
+      <w:r>
+        <w:rPr>
+          <w:sz w:val="28"/>
+          <w:szCs w:val="28"/>
+        </w:rPr>
+        <w:t xml:space="preserve"> </w:t>
+      </w:r>
+      <w:proofErr w:type="spellStart"/>
+      <w:r>
+        <w:rPr>
+          <w:sz w:val="28"/>
+          <w:szCs w:val="28"/>
+        </w:rPr>
+        <w:t>Request</w:t>
+      </w:r>
+      <w:proofErr w:type="spellEnd"/>
+      <w:r>
+        <w:rPr>
+          <w:sz w:val="28"/>
+          <w:szCs w:val="28"/>
+        </w:rPr>
+        <w:t xml:space="preserve"> на конечный адрес и ожидает </w:t>
+      </w:r>
+      <w:proofErr w:type="spellStart"/>
+      <w:r>
+        <w:rPr>
+          <w:sz w:val="28"/>
+          <w:szCs w:val="28"/>
+        </w:rPr>
+        <w:t>Echo</w:t>
+      </w:r>
+      <w:proofErr w:type="spellEnd"/>
+      <w:r>
+        <w:rPr>
+          <w:sz w:val="28"/>
+          <w:szCs w:val="28"/>
+        </w:rPr>
+        <w:t xml:space="preserve"> </w:t>
+      </w:r>
+      <w:proofErr w:type="spellStart"/>
+      <w:r>
+        <w:rPr>
+          <w:sz w:val="28"/>
+          <w:szCs w:val="28"/>
+        </w:rPr>
+        <w:t>Reply</w:t>
+      </w:r>
+      <w:proofErr w:type="spellEnd"/>
+      <w:r>
+        <w:rPr>
+          <w:sz w:val="28"/>
+          <w:szCs w:val="28"/>
+        </w:rPr>
+        <w:t>, проверяя доступность узла</w:t>
       </w:r>
       <w:r>
         <w:rPr>
@@ -7698,7 +9026,39 @@
           <w:sz w:val="28"/>
           <w:szCs w:val="28"/>
         </w:rPr>
-        <w:t>Чем отличаются полученные пакеты «ICMP reply» от «ICMP error» и зачем нужны</w:t>
+        <w:t xml:space="preserve">Чем отличаются полученные пакеты «ICMP </w:t>
+      </w:r>
+      <w:proofErr w:type="spellStart"/>
+      <w:r>
+        <w:rPr>
+          <w:sz w:val="28"/>
+          <w:szCs w:val="28"/>
+        </w:rPr>
+        <w:t>reply</w:t>
+      </w:r>
+      <w:proofErr w:type="spellEnd"/>
+      <w:r>
+        <w:rPr>
+          <w:sz w:val="28"/>
+          <w:szCs w:val="28"/>
+        </w:rPr>
+        <w:t xml:space="preserve">» от «ICMP </w:t>
+      </w:r>
+      <w:proofErr w:type="spellStart"/>
+      <w:r>
+        <w:rPr>
+          <w:sz w:val="28"/>
+          <w:szCs w:val="28"/>
+        </w:rPr>
+        <w:t>error</w:t>
+      </w:r>
+      <w:proofErr w:type="spellEnd"/>
+      <w:r>
+        <w:rPr>
+          <w:sz w:val="28"/>
+          <w:szCs w:val="28"/>
+        </w:rPr>
+        <w:t>» и зачем нужны</w:t>
       </w:r>
       <w:r>
         <w:rPr>
@@ -7754,7 +9114,119 @@
           <w:sz w:val="28"/>
           <w:szCs w:val="28"/>
         </w:rPr>
-        <w:t>Полученные пакеты ICMP reply подтверждают успешное достижение узла (Echo Reply), а ICMP error, например Time Exceeded или Destination Unreachable, информируют об ошибках передачи пакета и позволяют диагностировать маршрут; оба типа нужны для полной картины работы сети</w:t>
+        <w:t xml:space="preserve">Полученные пакеты ICMP </w:t>
+      </w:r>
+      <w:proofErr w:type="spellStart"/>
+      <w:r>
+        <w:rPr>
+          <w:sz w:val="28"/>
+          <w:szCs w:val="28"/>
+        </w:rPr>
+        <w:t>reply</w:t>
+      </w:r>
+      <w:proofErr w:type="spellEnd"/>
+      <w:r>
+        <w:rPr>
+          <w:sz w:val="28"/>
+          <w:szCs w:val="28"/>
+        </w:rPr>
+        <w:t xml:space="preserve"> подтверждают успешное достижение узла (</w:t>
+      </w:r>
+      <w:proofErr w:type="spellStart"/>
+      <w:r>
+        <w:rPr>
+          <w:sz w:val="28"/>
+          <w:szCs w:val="28"/>
+        </w:rPr>
+        <w:t>Echo</w:t>
+      </w:r>
+      <w:proofErr w:type="spellEnd"/>
+      <w:r>
+        <w:rPr>
+          <w:sz w:val="28"/>
+          <w:szCs w:val="28"/>
+        </w:rPr>
+        <w:t xml:space="preserve"> </w:t>
+      </w:r>
+      <w:proofErr w:type="spellStart"/>
+      <w:r>
+        <w:rPr>
+          <w:sz w:val="28"/>
+          <w:szCs w:val="28"/>
+        </w:rPr>
+        <w:t>Reply</w:t>
+      </w:r>
+      <w:proofErr w:type="spellEnd"/>
+      <w:r>
+        <w:rPr>
+          <w:sz w:val="28"/>
+          <w:szCs w:val="28"/>
+        </w:rPr>
+        <w:t xml:space="preserve">), а ICMP </w:t>
+      </w:r>
+      <w:proofErr w:type="spellStart"/>
+      <w:r>
+        <w:rPr>
+          <w:sz w:val="28"/>
+          <w:szCs w:val="28"/>
+        </w:rPr>
+        <w:t>error</w:t>
+      </w:r>
+      <w:proofErr w:type="spellEnd"/>
+      <w:r>
+        <w:rPr>
+          <w:sz w:val="28"/>
+          <w:szCs w:val="28"/>
+        </w:rPr>
+        <w:t xml:space="preserve">, например Time </w:t>
+      </w:r>
+      <w:proofErr w:type="spellStart"/>
+      <w:r>
+        <w:rPr>
+          <w:sz w:val="28"/>
+          <w:szCs w:val="28"/>
+        </w:rPr>
+        <w:t>Exceeded</w:t>
+      </w:r>
+      <w:proofErr w:type="spellEnd"/>
+      <w:r>
+        <w:rPr>
+          <w:sz w:val="28"/>
+          <w:szCs w:val="28"/>
+        </w:rPr>
+        <w:t xml:space="preserve"> или </w:t>
+      </w:r>
+      <w:proofErr w:type="spellStart"/>
+      <w:r>
+        <w:rPr>
+          <w:sz w:val="28"/>
+          <w:szCs w:val="28"/>
+        </w:rPr>
+        <w:t>Destination</w:t>
+      </w:r>
+      <w:proofErr w:type="spellEnd"/>
+      <w:r>
+        <w:rPr>
+          <w:sz w:val="28"/>
+          <w:szCs w:val="28"/>
+        </w:rPr>
+        <w:t xml:space="preserve"> </w:t>
+      </w:r>
+      <w:proofErr w:type="spellStart"/>
+      <w:r>
+        <w:rPr>
+          <w:sz w:val="28"/>
+          <w:szCs w:val="28"/>
+        </w:rPr>
+        <w:t>Unreachable</w:t>
+      </w:r>
+      <w:proofErr w:type="spellEnd"/>
+      <w:r>
+        <w:rPr>
+          <w:sz w:val="28"/>
+          <w:szCs w:val="28"/>
+        </w:rPr>
+        <w:t>, информируют об ошибках передачи пакета и позволяют диагностировать маршрут; оба типа нужны для полной картины работы сети</w:t>
       </w:r>
       <w:r>
         <w:rPr>
@@ -7789,7 +9261,23 @@
           <w:sz w:val="28"/>
           <w:szCs w:val="28"/>
         </w:rPr>
-        <w:t>Что изменится в работе tracert, если убрать ключ “-d”? Какой дополнительный трафик при этом будет генерироваться</w:t>
+        <w:t xml:space="preserve">Что изменится в работе </w:t>
+      </w:r>
+      <w:proofErr w:type="spellStart"/>
+      <w:r>
+        <w:rPr>
+          <w:sz w:val="28"/>
+          <w:szCs w:val="28"/>
+        </w:rPr>
+        <w:t>tracert</w:t>
+      </w:r>
+      <w:proofErr w:type="spellEnd"/>
+      <w:r>
+        <w:rPr>
+          <w:sz w:val="28"/>
+          <w:szCs w:val="28"/>
+        </w:rPr>
+        <w:t>, если убрать ключ “-d”? Какой дополнительный трафик при этом будет генерироваться</w:t>
       </w:r>
       <w:r>
         <w:rPr>
@@ -7832,7 +9320,23 @@
           <w:sz w:val="28"/>
           <w:szCs w:val="28"/>
         </w:rPr>
-        <w:t>сли убрать ключ «-d» в tracert, будет выполняться разрешение IP-адресов в доменные имена через DNS, что создаст дополнительный DNS-трафик на каждый промежуточный хоп и увеличит время выполнения трассировки</w:t>
+        <w:t xml:space="preserve">сли убрать ключ «-d» в </w:t>
+      </w:r>
+      <w:proofErr w:type="spellStart"/>
+      <w:r>
+        <w:rPr>
+          <w:sz w:val="28"/>
+          <w:szCs w:val="28"/>
+        </w:rPr>
+        <w:t>tracert</w:t>
+      </w:r>
+      <w:proofErr w:type="spellEnd"/>
+      <w:r>
+        <w:rPr>
+          <w:sz w:val="28"/>
+          <w:szCs w:val="28"/>
+        </w:rPr>
+        <w:t>, будет выполняться разрешение IP-адресов в доменные имена через DNS, что создаст дополнительный DNS-трафик на каждый промежуточный хоп и увеличит время выполнения трассировки</w:t>
       </w:r>
       <w:r>
         <w:rPr>
@@ -8269,7 +9773,23 @@
           <w:szCs w:val="28"/>
         </w:rPr>
         <w:lastRenderedPageBreak/>
-        <w:t>Код 200 (OK) — это успешный ответ сервера. Он означает, что запрос клиента обработан корректно, и сервер отправил полный ответ (например, HTML-страницу, изображение и т. д.). Такой код появляется при первом обращении к ресурсу или когда данные не были закешированы ранее.</w:t>
+        <w:t xml:space="preserve">Код 200 (OK) — это успешный ответ сервера. Он означает, что запрос клиента обработан корректно, и сервер отправил полный ответ (например, HTML-страницу, изображение и т. д.). Такой код появляется при первом обращении к ресурсу или когда данные не были </w:t>
+      </w:r>
+      <w:proofErr w:type="spellStart"/>
+      <w:r>
+        <w:rPr>
+          <w:sz w:val="28"/>
+          <w:szCs w:val="28"/>
+        </w:rPr>
+        <w:t>закешированы</w:t>
+      </w:r>
+      <w:proofErr w:type="spellEnd"/>
+      <w:r>
+        <w:rPr>
+          <w:sz w:val="28"/>
+          <w:szCs w:val="28"/>
+        </w:rPr>
+        <w:t xml:space="preserve"> ранее.</w:t>
       </w:r>
     </w:p>
     <w:p>
@@ -8296,7 +9816,55 @@
           <w:sz w:val="28"/>
           <w:szCs w:val="28"/>
         </w:rPr>
-        <w:t>Код 304 (Not Modified) — означает, что запрошенный ресурс не изменился с момента последнего обращения. В ответе сервер не передаёт содержимое файла, а сообщает клиенту использовать локальную копию из кеша. Это уменьшает объём передаваемых данных и ускоряет загрузку страницы.</w:t>
+        <w:t>Код 304 (</w:t>
+      </w:r>
+      <w:proofErr w:type="spellStart"/>
+      <w:r>
+        <w:rPr>
+          <w:sz w:val="28"/>
+          <w:szCs w:val="28"/>
+        </w:rPr>
+        <w:t>Not</w:t>
+      </w:r>
+      <w:proofErr w:type="spellEnd"/>
+      <w:r>
+        <w:rPr>
+          <w:sz w:val="28"/>
+          <w:szCs w:val="28"/>
+        </w:rPr>
+        <w:t xml:space="preserve"> </w:t>
+      </w:r>
+      <w:proofErr w:type="spellStart"/>
+      <w:r>
+        <w:rPr>
+          <w:sz w:val="28"/>
+          <w:szCs w:val="28"/>
+        </w:rPr>
+        <w:t>Modified</w:t>
+      </w:r>
+      <w:proofErr w:type="spellEnd"/>
+      <w:r>
+        <w:rPr>
+          <w:sz w:val="28"/>
+          <w:szCs w:val="28"/>
+        </w:rPr>
+        <w:t xml:space="preserve">) — означает, что запрошенный ресурс не изменился с момента последнего обращения. В ответе сервер не передаёт содержимое файла, а сообщает клиенту использовать локальную копию из </w:t>
+      </w:r>
+      <w:proofErr w:type="spellStart"/>
+      <w:r>
+        <w:rPr>
+          <w:sz w:val="28"/>
+          <w:szCs w:val="28"/>
+        </w:rPr>
+        <w:t>кеша</w:t>
+      </w:r>
+      <w:proofErr w:type="spellEnd"/>
+      <w:r>
+        <w:rPr>
+          <w:sz w:val="28"/>
+          <w:szCs w:val="28"/>
+        </w:rPr>
+        <w:t>. Это уменьшает объём передаваемых данных и ускоряет загрузку страницы.</w:t>
       </w:r>
     </w:p>
     <w:p>
@@ -8380,7 +9948,23 @@
           <w:sz w:val="28"/>
           <w:szCs w:val="28"/>
         </w:rPr>
-        <w:t>На канальном уровне формируется кадр Ethernet II, содержащий физические адреса отправителя и получателя. В поле Destination MAC указывается адрес принимающего устройства, а Source MAC — адрес отправителя. Поле Type = 0x0800 указывает на инкапсуляцию сетевого протокола IPv4. Этот уровень обеспечивает доставку кадров в пределах локальной сети.</w:t>
+        <w:t xml:space="preserve">На канальном уровне формируется кадр Ethernet II, содержащий физические адреса отправителя и получателя. В поле </w:t>
+      </w:r>
+      <w:proofErr w:type="spellStart"/>
+      <w:r>
+        <w:rPr>
+          <w:sz w:val="28"/>
+          <w:szCs w:val="28"/>
+        </w:rPr>
+        <w:t>Destination</w:t>
+      </w:r>
+      <w:proofErr w:type="spellEnd"/>
+      <w:r>
+        <w:rPr>
+          <w:sz w:val="28"/>
+          <w:szCs w:val="28"/>
+        </w:rPr>
+        <w:t xml:space="preserve"> MAC указывается адрес принимающего устройства, а Source MAC — адрес отправителя. Поле Type = 0x0800 указывает на инкапсуляцию сетевого протокола IPv4. Этот уровень обеспечивает доставку кадров в пределах локальной сети.</w:t>
       </w:r>
     </w:p>
     <w:p>
@@ -8414,7 +9998,39 @@
           <w:sz w:val="28"/>
           <w:szCs w:val="28"/>
         </w:rPr>
-        <w:t>IP-пакет содержит заголовок с параметрами маршрутизации: Source IP и Destination IP, Protocol = TCP (6), TTL и контрольную сумму. Сетевой уровень отвечает за доставку пакета между подсетями и определяет маршрут к серверу. Для HTTP-запроса Source IP — клиентский адрес, Destination IP — серверный; для ответа эти поля меняются местами.</w:t>
+        <w:t xml:space="preserve">IP-пакет содержит заголовок с параметрами маршрутизации: Source IP и </w:t>
+      </w:r>
+      <w:proofErr w:type="spellStart"/>
+      <w:r>
+        <w:rPr>
+          <w:sz w:val="28"/>
+          <w:szCs w:val="28"/>
+        </w:rPr>
+        <w:t>Destination</w:t>
+      </w:r>
+      <w:proofErr w:type="spellEnd"/>
+      <w:r>
+        <w:rPr>
+          <w:sz w:val="28"/>
+          <w:szCs w:val="28"/>
+        </w:rPr>
+        <w:t xml:space="preserve"> IP, Protocol = TCP (6), TTL и контрольную сумму. Сетевой уровень отвечает за доставку пакета между подсетями и определяет маршрут к серверу. Для HTTP-запроса Source IP — клиентский адрес, </w:t>
+      </w:r>
+      <w:proofErr w:type="spellStart"/>
+      <w:r>
+        <w:rPr>
+          <w:sz w:val="28"/>
+          <w:szCs w:val="28"/>
+        </w:rPr>
+        <w:t>Destination</w:t>
+      </w:r>
+      <w:proofErr w:type="spellEnd"/>
+      <w:r>
+        <w:rPr>
+          <w:sz w:val="28"/>
+          <w:szCs w:val="28"/>
+        </w:rPr>
+        <w:t xml:space="preserve"> IP — серверный; для ответа эти поля меняются местами.</w:t>
       </w:r>
     </w:p>
     <w:p>
@@ -8847,7 +10463,23 @@
           <w:sz w:val="28"/>
           <w:szCs w:val="28"/>
         </w:rPr>
-        <w:t>На канальном уровне формируется кадр Ethernet II, содержащий физические адреса отправителя и получателя — Source MAC и Destination MAC. Этот уровень обеспечивает доставку кадров в пределах локальной сети и отвечает только за передачу по физической среде, не участвуя в маршрутизации.</w:t>
+        <w:t xml:space="preserve">На канальном уровне формируется кадр Ethernet II, содержащий физические адреса отправителя и получателя — Source MAC и </w:t>
+      </w:r>
+      <w:proofErr w:type="spellStart"/>
+      <w:r>
+        <w:rPr>
+          <w:sz w:val="28"/>
+          <w:szCs w:val="28"/>
+        </w:rPr>
+        <w:t>Destination</w:t>
+      </w:r>
+      <w:proofErr w:type="spellEnd"/>
+      <w:r>
+        <w:rPr>
+          <w:sz w:val="28"/>
+          <w:szCs w:val="28"/>
+        </w:rPr>
+        <w:t xml:space="preserve"> MAC. Этот уровень обеспечивает доставку кадров в пределах локальной сети и отвечает только за передачу по физической среде, не участвуя в маршрутизации.</w:t>
       </w:r>
     </w:p>
     <w:p>
@@ -8874,7 +10506,71 @@
           <w:sz w:val="28"/>
           <w:szCs w:val="28"/>
         </w:rPr>
-        <w:t xml:space="preserve">IP-пакет включает заголовок протокола IPv4 с полями Source IP и Destination IP (например, 192.168.31.1 → 192.168.31.18), а также служебные поля TTL, Identification и Header Checksum. Сетевой уровень отвечает за маршрутизацию </w:t>
+        <w:t xml:space="preserve">IP-пакет включает заголовок протокола IPv4 с полями Source IP и </w:t>
+      </w:r>
+      <w:proofErr w:type="spellStart"/>
+      <w:r>
+        <w:rPr>
+          <w:sz w:val="28"/>
+          <w:szCs w:val="28"/>
+        </w:rPr>
+        <w:t>Destination</w:t>
+      </w:r>
+      <w:proofErr w:type="spellEnd"/>
+      <w:r>
+        <w:rPr>
+          <w:sz w:val="28"/>
+          <w:szCs w:val="28"/>
+        </w:rPr>
+        <w:t xml:space="preserve"> IP (например, 192.168.31.1 → 192.168.31.18), а также служебные поля TTL, </w:t>
+      </w:r>
+      <w:proofErr w:type="spellStart"/>
+      <w:r>
+        <w:rPr>
+          <w:sz w:val="28"/>
+          <w:szCs w:val="28"/>
+        </w:rPr>
+        <w:t>Identification</w:t>
+      </w:r>
+      <w:proofErr w:type="spellEnd"/>
+      <w:r>
+        <w:rPr>
+          <w:sz w:val="28"/>
+          <w:szCs w:val="28"/>
+        </w:rPr>
+        <w:t xml:space="preserve"> и </w:t>
+      </w:r>
+      <w:proofErr w:type="spellStart"/>
+      <w:r>
+        <w:rPr>
+          <w:sz w:val="28"/>
+          <w:szCs w:val="28"/>
+        </w:rPr>
+        <w:t>Header</w:t>
+      </w:r>
+      <w:proofErr w:type="spellEnd"/>
+      <w:r>
+        <w:rPr>
+          <w:sz w:val="28"/>
+          <w:szCs w:val="28"/>
+        </w:rPr>
+        <w:t xml:space="preserve"> </w:t>
+      </w:r>
+      <w:proofErr w:type="spellStart"/>
+      <w:r>
+        <w:rPr>
+          <w:sz w:val="28"/>
+          <w:szCs w:val="28"/>
+        </w:rPr>
+        <w:t>Checksum</w:t>
+      </w:r>
+      <w:proofErr w:type="spellEnd"/>
+      <w:r>
+        <w:rPr>
+          <w:sz w:val="28"/>
+          <w:szCs w:val="28"/>
+        </w:rPr>
+        <w:t xml:space="preserve">. Сетевой уровень отвечает за маршрутизацию </w:t>
       </w:r>
       <w:r>
         <w:rPr>
@@ -8909,7 +10605,55 @@
           <w:sz w:val="28"/>
           <w:szCs w:val="28"/>
         </w:rPr>
-        <w:t>Для передачи DNS-запроса используется протокол UDP, обеспечивающий быструю доставку данных без установления соединения. Заголовок UDP содержит Source Port = 53 (порт DNS-сервера), Destination Port — автоматически выбранный клиентом, а также поля Length и Checksum для контроля целостности данных. UDP не гарантирует доставку, но благодаря лёгкости и скорости идеально подходит для коротких запросов, таких как DNS.</w:t>
+        <w:t xml:space="preserve">Для передачи DNS-запроса используется протокол UDP, обеспечивающий быструю доставку данных без установления соединения. Заголовок UDP содержит Source Port = 53 (порт DNS-сервера), </w:t>
+      </w:r>
+      <w:proofErr w:type="spellStart"/>
+      <w:r>
+        <w:rPr>
+          <w:sz w:val="28"/>
+          <w:szCs w:val="28"/>
+        </w:rPr>
+        <w:t>Destination</w:t>
+      </w:r>
+      <w:proofErr w:type="spellEnd"/>
+      <w:r>
+        <w:rPr>
+          <w:sz w:val="28"/>
+          <w:szCs w:val="28"/>
+        </w:rPr>
+        <w:t xml:space="preserve"> Port — автоматически выбранный клиентом, а также поля </w:t>
+      </w:r>
+      <w:proofErr w:type="spellStart"/>
+      <w:r>
+        <w:rPr>
+          <w:sz w:val="28"/>
+          <w:szCs w:val="28"/>
+        </w:rPr>
+        <w:t>Length</w:t>
+      </w:r>
+      <w:proofErr w:type="spellEnd"/>
+      <w:r>
+        <w:rPr>
+          <w:sz w:val="28"/>
+          <w:szCs w:val="28"/>
+        </w:rPr>
+        <w:t xml:space="preserve"> и </w:t>
+      </w:r>
+      <w:proofErr w:type="spellStart"/>
+      <w:r>
+        <w:rPr>
+          <w:sz w:val="28"/>
+          <w:szCs w:val="28"/>
+        </w:rPr>
+        <w:t>Checksum</w:t>
+      </w:r>
+      <w:proofErr w:type="spellEnd"/>
+      <w:r>
+        <w:rPr>
+          <w:sz w:val="28"/>
+          <w:szCs w:val="28"/>
+        </w:rPr>
+        <w:t xml:space="preserve"> для контроля целостности данных. UDP не гарантирует доставку, но благодаря лёгкости и скорости идеально подходит для коротких запросов, таких как DNS.</w:t>
       </w:r>
     </w:p>
     <w:p>
@@ -8936,7 +10680,167 @@
           <w:sz w:val="28"/>
           <w:szCs w:val="28"/>
         </w:rPr>
-        <w:t>На прикладном уровне размещается протокол DNS (Domain Name System), формирующий ответ на запрос. Сообщение содержит поля: Transaction ID — уникальный идентификатор запроса, Flags = Standard query response, Questions = 1, Answer RRs = 1, Query Name — запрашиваемое доменное имя, Answer — соответствующий IP-адрес, TTL — время жизни записи в кеше. Эта</w:t>
+        <w:t xml:space="preserve">На прикладном уровне размещается протокол DNS (Domain Name System), формирующий ответ на запрос. Сообщение содержит поля: </w:t>
+      </w:r>
+      <w:proofErr w:type="spellStart"/>
+      <w:r>
+        <w:rPr>
+          <w:sz w:val="28"/>
+          <w:szCs w:val="28"/>
+        </w:rPr>
+        <w:t>Transaction</w:t>
+      </w:r>
+      <w:proofErr w:type="spellEnd"/>
+      <w:r>
+        <w:rPr>
+          <w:sz w:val="28"/>
+          <w:szCs w:val="28"/>
+        </w:rPr>
+        <w:t xml:space="preserve"> ID — уникальный идентификатор запроса, </w:t>
+      </w:r>
+      <w:proofErr w:type="spellStart"/>
+      <w:r>
+        <w:rPr>
+          <w:sz w:val="28"/>
+          <w:szCs w:val="28"/>
+        </w:rPr>
+        <w:t>Flags</w:t>
+      </w:r>
+      <w:proofErr w:type="spellEnd"/>
+      <w:r>
+        <w:rPr>
+          <w:sz w:val="28"/>
+          <w:szCs w:val="28"/>
+        </w:rPr>
+        <w:t xml:space="preserve"> = Standard </w:t>
+      </w:r>
+      <w:proofErr w:type="spellStart"/>
+      <w:r>
+        <w:rPr>
+          <w:sz w:val="28"/>
+          <w:szCs w:val="28"/>
+        </w:rPr>
+        <w:t>query</w:t>
+      </w:r>
+      <w:proofErr w:type="spellEnd"/>
+      <w:r>
+        <w:rPr>
+          <w:sz w:val="28"/>
+          <w:szCs w:val="28"/>
+        </w:rPr>
+        <w:t xml:space="preserve"> </w:t>
+      </w:r>
+      <w:proofErr w:type="spellStart"/>
+      <w:r>
+        <w:rPr>
+          <w:sz w:val="28"/>
+          <w:szCs w:val="28"/>
+        </w:rPr>
+        <w:t>response</w:t>
+      </w:r>
+      <w:proofErr w:type="spellEnd"/>
+      <w:r>
+        <w:rPr>
+          <w:sz w:val="28"/>
+          <w:szCs w:val="28"/>
+        </w:rPr>
+        <w:t xml:space="preserve">, </w:t>
+      </w:r>
+      <w:proofErr w:type="spellStart"/>
+      <w:r>
+        <w:rPr>
+          <w:sz w:val="28"/>
+          <w:szCs w:val="28"/>
+        </w:rPr>
+        <w:t>Questions</w:t>
+      </w:r>
+      <w:proofErr w:type="spellEnd"/>
+      <w:r>
+        <w:rPr>
+          <w:sz w:val="28"/>
+          <w:szCs w:val="28"/>
+        </w:rPr>
+        <w:t xml:space="preserve"> = 1, </w:t>
+      </w:r>
+      <w:proofErr w:type="spellStart"/>
+      <w:r>
+        <w:rPr>
+          <w:sz w:val="28"/>
+          <w:szCs w:val="28"/>
+        </w:rPr>
+        <w:t>Answer</w:t>
+      </w:r>
+      <w:proofErr w:type="spellEnd"/>
+      <w:r>
+        <w:rPr>
+          <w:sz w:val="28"/>
+          <w:szCs w:val="28"/>
+        </w:rPr>
+        <w:t xml:space="preserve"> </w:t>
+      </w:r>
+      <w:proofErr w:type="spellStart"/>
+      <w:r>
+        <w:rPr>
+          <w:sz w:val="28"/>
+          <w:szCs w:val="28"/>
+        </w:rPr>
+        <w:t>RRs</w:t>
+      </w:r>
+      <w:proofErr w:type="spellEnd"/>
+      <w:r>
+        <w:rPr>
+          <w:sz w:val="28"/>
+          <w:szCs w:val="28"/>
+        </w:rPr>
+        <w:t xml:space="preserve"> = 1, </w:t>
+      </w:r>
+      <w:proofErr w:type="spellStart"/>
+      <w:r>
+        <w:rPr>
+          <w:sz w:val="28"/>
+          <w:szCs w:val="28"/>
+        </w:rPr>
+        <w:t>Query</w:t>
+      </w:r>
+      <w:proofErr w:type="spellEnd"/>
+      <w:r>
+        <w:rPr>
+          <w:sz w:val="28"/>
+          <w:szCs w:val="28"/>
+        </w:rPr>
+        <w:t xml:space="preserve"> Name — запрашиваемое доменное имя, </w:t>
+      </w:r>
+      <w:proofErr w:type="spellStart"/>
+      <w:r>
+        <w:rPr>
+          <w:sz w:val="28"/>
+          <w:szCs w:val="28"/>
+        </w:rPr>
+        <w:t>Answer</w:t>
+      </w:r>
+      <w:proofErr w:type="spellEnd"/>
+      <w:r>
+        <w:rPr>
+          <w:sz w:val="28"/>
+          <w:szCs w:val="28"/>
+        </w:rPr>
+        <w:t xml:space="preserve"> — соответствующий IP-адрес, TTL — время жизни записи в </w:t>
+      </w:r>
+      <w:proofErr w:type="spellStart"/>
+      <w:r>
+        <w:rPr>
+          <w:sz w:val="28"/>
+          <w:szCs w:val="28"/>
+        </w:rPr>
+        <w:t>кеше</w:t>
+      </w:r>
+      <w:proofErr w:type="spellEnd"/>
+      <w:r>
+        <w:rPr>
+          <w:sz w:val="28"/>
+          <w:szCs w:val="28"/>
+        </w:rPr>
+        <w:t>. Эта</w:t>
       </w:r>
       <w:r>
         <w:rPr>
@@ -9071,6 +10975,7 @@
         </w:rPr>
         <w:t xml:space="preserve"> </w:t>
       </w:r>
+      <w:proofErr w:type="spellStart"/>
       <w:r>
         <w:rPr>
           <w:sz w:val="28"/>
@@ -9079,6 +10984,7 @@
         </w:rPr>
         <w:t>Standart</w:t>
       </w:r>
+      <w:proofErr w:type="spellEnd"/>
       <w:r>
         <w:rPr>
           <w:sz w:val="28"/>
@@ -9376,7 +11282,23 @@
           <w:sz w:val="28"/>
           <w:szCs w:val="28"/>
         </w:rPr>
-        <w:t>Независимые DNS-запросы нужны, если изображения или другие ресурсы (скрипты, стили) находятся на других доменах или поддоменах. Например, сайт example.com может загружать изображения с cdn.example.net или ads.example.org. Чтобы браузер смог установить соединение с этими серверами, сначала выполняются отдельные DNS-запросы для каждого домена.</w:t>
+        <w:t xml:space="preserve">Независимые DNS-запросы нужны, если изображения или другие ресурсы (скрипты, стили) находятся на других доменах или </w:t>
+      </w:r>
+      <w:proofErr w:type="spellStart"/>
+      <w:r>
+        <w:rPr>
+          <w:sz w:val="28"/>
+          <w:szCs w:val="28"/>
+        </w:rPr>
+        <w:t>поддоменах</w:t>
+      </w:r>
+      <w:proofErr w:type="spellEnd"/>
+      <w:r>
+        <w:rPr>
+          <w:sz w:val="28"/>
+          <w:szCs w:val="28"/>
+        </w:rPr>
+        <w:t>. Например, сайт example.com может загружать изображения с cdn.example.net или ads.example.org. Чтобы браузер смог установить соединение с этими серверами, сначала выполняются отдельные DNS-запросы для каждого домена.</w:t>
       </w:r>
     </w:p>
     <w:p>
@@ -10121,7 +12043,23 @@
           <w:sz w:val="28"/>
           <w:szCs w:val="28"/>
         </w:rPr>
-        <w:t>Source MAC — это физический адрес сетевой карты отправителя пакета (например, компьютера клиента или сервера), Destination MAC — адрес получателя в локальной сети (например, маршрутизатора, коммутатора или конечного узла). Эти MAC-адреса идентифицируют конкретные устройства, участвующие в передаче данных по локальной сети, и обеспечивают доставку пакета на физическом уровне.</w:t>
+        <w:t xml:space="preserve">Source MAC — это физический адрес сетевой карты отправителя пакета (например, компьютера клиента или сервера), </w:t>
+      </w:r>
+      <w:proofErr w:type="spellStart"/>
+      <w:r>
+        <w:rPr>
+          <w:sz w:val="28"/>
+          <w:szCs w:val="28"/>
+        </w:rPr>
+        <w:t>Destination</w:t>
+      </w:r>
+      <w:proofErr w:type="spellEnd"/>
+      <w:r>
+        <w:rPr>
+          <w:sz w:val="28"/>
+          <w:szCs w:val="28"/>
+        </w:rPr>
+        <w:t xml:space="preserve"> MAC — адрес получателя в локальной сети (например, маршрутизатора, коммутатора или конечного узла). Эти MAC-адреса идентифицируют конкретные устройства, участвующие в передаче данных по локальной сети, и обеспечивают доставку пакета на физическом уровне.</w:t>
       </w:r>
     </w:p>
     <w:p>
@@ -10252,6 +12190,7 @@
         </w:rPr>
         <w:t xml:space="preserve">Анализ трафика утилиты </w:t>
       </w:r>
+      <w:proofErr w:type="spellStart"/>
       <w:r>
         <w:rPr>
           <w:b/>
@@ -10263,6 +12202,7 @@
         <w:t>nslookup</w:t>
       </w:r>
       <w:bookmarkEnd w:id="11"/>
+      <w:proofErr w:type="spellEnd"/>
     </w:p>
     <w:p>
       <w:pPr>
@@ -10311,6 +12251,7 @@
         </w:rPr>
         <w:t>.</w:t>
       </w:r>
+      <w:proofErr w:type="spellStart"/>
       <w:r>
         <w:rPr>
           <w:sz w:val="28"/>
@@ -10319,6 +12260,7 @@
         </w:rPr>
         <w:t>ru</w:t>
       </w:r>
+      <w:proofErr w:type="spellEnd"/>
       <w:r>
         <w:rPr>
           <w:sz w:val="28"/>
@@ -10333,6 +12275,7 @@
         </w:rPr>
         <w:t xml:space="preserve">через утилиту </w:t>
       </w:r>
+      <w:proofErr w:type="spellStart"/>
       <w:r>
         <w:rPr>
           <w:sz w:val="28"/>
@@ -10341,6 +12284,7 @@
         </w:rPr>
         <w:t>nslookup</w:t>
       </w:r>
+      <w:proofErr w:type="spellEnd"/>
       <w:r>
         <w:rPr>
           <w:sz w:val="28"/>
@@ -10374,7 +12318,23 @@
           <w:sz w:val="28"/>
           <w:szCs w:val="28"/>
         </w:rPr>
-        <w:t>-type=NS</w:t>
+        <w:t>-</w:t>
+      </w:r>
+      <w:proofErr w:type="spellStart"/>
+      <w:r>
+        <w:rPr>
+          <w:sz w:val="28"/>
+          <w:szCs w:val="28"/>
+        </w:rPr>
+        <w:t>type</w:t>
+      </w:r>
+      <w:proofErr w:type="spellEnd"/>
+      <w:r>
+        <w:rPr>
+          <w:sz w:val="28"/>
+          <w:szCs w:val="28"/>
+        </w:rPr>
+        <w:t>=NS</w:t>
       </w:r>
       <w:r>
         <w:rPr>
@@ -10481,6 +12441,7 @@
         </w:rPr>
         <w:t xml:space="preserve">трафик через </w:t>
       </w:r>
+      <w:proofErr w:type="spellStart"/>
       <w:r>
         <w:rPr>
           <w:sz w:val="28"/>
@@ -10489,6 +12450,7 @@
         </w:rPr>
         <w:t>nslookup</w:t>
       </w:r>
+      <w:proofErr w:type="spellEnd"/>
     </w:p>
     <w:p>
       <w:pPr>
@@ -10599,6 +12561,7 @@
         </w:rPr>
         <w:t xml:space="preserve"> </w:t>
       </w:r>
+      <w:proofErr w:type="spellStart"/>
       <w:r>
         <w:rPr>
           <w:sz w:val="28"/>
@@ -10607,6 +12570,7 @@
         </w:rPr>
         <w:t>nslookup</w:t>
       </w:r>
+      <w:proofErr w:type="spellEnd"/>
       <w:r>
         <w:rPr>
           <w:sz w:val="28"/>
@@ -10747,7 +12711,23 @@
           <w:sz w:val="28"/>
           <w:szCs w:val="28"/>
         </w:rPr>
-        <w:t>На прикладном уровне nslookup формирует DNS-запрос с идентификатором, флагами (указывающими на запрос), количеством вопросов, количеством ответов, авторитетных записей, дополнительных записей и секцией вопросов с доменным именем и параметрами запроса.</w:t>
+        <w:t xml:space="preserve">На прикладном уровне </w:t>
+      </w:r>
+      <w:proofErr w:type="spellStart"/>
+      <w:r>
+        <w:rPr>
+          <w:sz w:val="28"/>
+          <w:szCs w:val="28"/>
+        </w:rPr>
+        <w:t>nslookup</w:t>
+      </w:r>
+      <w:proofErr w:type="spellEnd"/>
+      <w:r>
+        <w:rPr>
+          <w:sz w:val="28"/>
+          <w:szCs w:val="28"/>
+        </w:rPr>
+        <w:t xml:space="preserve"> формирует DNS-запрос с идентификатором, флагами (указывающими на запрос), количеством вопросов, количеством ответов, авторитетных записей, дополнительных записей и секцией вопросов с доменным именем и параметрами запроса.</w:t>
       </w:r>
     </w:p>
     <w:p>
@@ -10843,7 +12823,23 @@
           <w:sz w:val="28"/>
           <w:szCs w:val="28"/>
         </w:rPr>
-        <w:t>На прикладном уровне nslookup получает DNS-ответ с идентификатором запроса, флагами (обозначающими ответ), количеством вопросов, количеством ответов, авторитетных и дополнительных записей, секцией вопросов, секцией ответов с найденными IP-адресами, секцией авторитетных серверов и секцией дополнительных данных.</w:t>
+        <w:t xml:space="preserve">На прикладном уровне </w:t>
+      </w:r>
+      <w:proofErr w:type="spellStart"/>
+      <w:r>
+        <w:rPr>
+          <w:sz w:val="28"/>
+          <w:szCs w:val="28"/>
+        </w:rPr>
+        <w:t>nslookup</w:t>
+      </w:r>
+      <w:proofErr w:type="spellEnd"/>
+      <w:r>
+        <w:rPr>
+          <w:sz w:val="28"/>
+          <w:szCs w:val="28"/>
+        </w:rPr>
+        <w:t xml:space="preserve"> получает DNS-ответ с идентификатором запроса, флагами (обозначающими ответ), количеством вопросов, количеством ответов, авторитетных и дополнительных записей, секцией вопросов, секцией ответов с найденными IP-адресами, секцией авторитетных серверов и секцией дополнительных данных.</w:t>
       </w:r>
     </w:p>
     <w:p>
@@ -10938,7 +12934,23 @@
           <w:sz w:val="28"/>
           <w:szCs w:val="28"/>
         </w:rPr>
-        <w:t>На прикладном уровне nslookup формирует DNS-запрос с идентификатором, флагами (указывающими на тип запроса), количеством вопросов, количеством ответов, авторитетных и дополнительных записей и секцией вопросов с доменом, запрашиваемым пользователем.</w:t>
+        <w:t xml:space="preserve">На прикладном уровне </w:t>
+      </w:r>
+      <w:proofErr w:type="spellStart"/>
+      <w:r>
+        <w:rPr>
+          <w:sz w:val="28"/>
+          <w:szCs w:val="28"/>
+        </w:rPr>
+        <w:t>nslookup</w:t>
+      </w:r>
+      <w:proofErr w:type="spellEnd"/>
+      <w:r>
+        <w:rPr>
+          <w:sz w:val="28"/>
+          <w:szCs w:val="28"/>
+        </w:rPr>
+        <w:t xml:space="preserve"> формирует DNS-запрос с идентификатором, флагами (указывающими на тип запроса), количеством вопросов, количеством ответов, авторитетных и дополнительных записей и секцией вопросов с доменом, запрашиваемым пользователем.</w:t>
       </w:r>
     </w:p>
     <w:p>
@@ -11034,7 +13046,23 @@
           <w:sz w:val="28"/>
           <w:szCs w:val="28"/>
         </w:rPr>
-        <w:t>На прикладном уровне nslookup получает DNS-ответ с идентификатором запроса, флагами (обозначающими ответ), количеством вопросов, количеством ответов, авторитетных и дополнительных записей, секцией вопросов, секцией ответов с разрешёнными IP-адресами, секцией авторитетных серверов и секцией дополнительных данных.</w:t>
+        <w:t xml:space="preserve">На прикладном уровне </w:t>
+      </w:r>
+      <w:proofErr w:type="spellStart"/>
+      <w:r>
+        <w:rPr>
+          <w:sz w:val="28"/>
+          <w:szCs w:val="28"/>
+        </w:rPr>
+        <w:t>nslookup</w:t>
+      </w:r>
+      <w:proofErr w:type="spellEnd"/>
+      <w:r>
+        <w:rPr>
+          <w:sz w:val="28"/>
+          <w:szCs w:val="28"/>
+        </w:rPr>
+        <w:t xml:space="preserve"> получает DNS-ответ с идентификатором запроса, флагами (обозначающими ответ), количеством вопросов, количеством ответов, авторитетных и дополнительных записей, секцией вопросов, секцией ответов с разрешёнными IP-адресами, секцией авторитетных серверов и секцией дополнительных данных.</w:t>
       </w:r>
     </w:p>
     <w:p>
@@ -11586,7 +13614,39 @@
           <w:sz w:val="28"/>
           <w:szCs w:val="28"/>
         </w:rPr>
-        <w:t>Трасса трафика в пункте 2 (например, при выполнении команды tracert) и пункте 4 (анализ HTTP-трафика) различается уровнем протоколов и назначением пакетов. В tracert используется протокол ICMP, и пакеты направляются по маршруту от узла к узлу, чтобы определить путь до цели — поэтому трасса содержит несколько промежуточных IP-адресов (маршрутизаторов). В случае HTTP-запроса трасса обычно проходит напрямую по уже установленному маршруту TCP, без промежуточных ICMP-сообщений — пакеты идут только между клиентом и сервером, что отражает обычное соединение для передачи данных.</w:t>
+        <w:t xml:space="preserve">Трасса трафика в пункте 2 (например, при выполнении команды </w:t>
+      </w:r>
+      <w:proofErr w:type="spellStart"/>
+      <w:r>
+        <w:rPr>
+          <w:sz w:val="28"/>
+          <w:szCs w:val="28"/>
+        </w:rPr>
+        <w:t>tracert</w:t>
+      </w:r>
+      <w:proofErr w:type="spellEnd"/>
+      <w:r>
+        <w:rPr>
+          <w:sz w:val="28"/>
+          <w:szCs w:val="28"/>
+        </w:rPr>
+        <w:t xml:space="preserve">) и пункте 4 (анализ HTTP-трафика) различается уровнем протоколов и назначением пакетов. В </w:t>
+      </w:r>
+      <w:proofErr w:type="spellStart"/>
+      <w:r>
+        <w:rPr>
+          <w:sz w:val="28"/>
+          <w:szCs w:val="28"/>
+        </w:rPr>
+        <w:t>tracert</w:t>
+      </w:r>
+      <w:proofErr w:type="spellEnd"/>
+      <w:r>
+        <w:rPr>
+          <w:sz w:val="28"/>
+          <w:szCs w:val="28"/>
+        </w:rPr>
+        <w:t xml:space="preserve"> используется протокол ICMP, и пакеты направляются по маршруту от узла к узлу, чтобы определить путь до цели — поэтому трасса содержит несколько промежуточных IP-адресов (маршрутизаторов). В случае HTTP-запроса трасса обычно проходит напрямую по уже установленному маршруту TCP, без промежуточных ICMP-сообщений — пакеты идут только между клиентом и сервером, что отражает обычное соединение для передачи данных.</w:t>
       </w:r>
     </w:p>
     <w:p>
@@ -11614,7 +13674,23 @@
           <w:sz w:val="28"/>
           <w:szCs w:val="28"/>
         </w:rPr>
-        <w:t>Что содержится в поле «Answers» DNS-ответа</w:t>
+        <w:t>Что содержится в поле «</w:t>
+      </w:r>
+      <w:proofErr w:type="spellStart"/>
+      <w:r>
+        <w:rPr>
+          <w:sz w:val="28"/>
+          <w:szCs w:val="28"/>
+        </w:rPr>
+        <w:t>Answers</w:t>
+      </w:r>
+      <w:proofErr w:type="spellEnd"/>
+      <w:r>
+        <w:rPr>
+          <w:sz w:val="28"/>
+          <w:szCs w:val="28"/>
+        </w:rPr>
+        <w:t>» DNS-ответа</w:t>
       </w:r>
       <w:r>
         <w:rPr>
@@ -11652,7 +13728,23 @@
           <w:sz w:val="28"/>
           <w:szCs w:val="28"/>
         </w:rPr>
-        <w:t xml:space="preserve">В поле Answers DNS-ответа содержится основная информация, которая является результатом запроса. Это могут быть записи типа A (IPv4-адреса), AAAA (IPv6-адреса), CNAME (каноническое имя), MX (почтовый сервер) и </w:t>
+        <w:t xml:space="preserve">В поле </w:t>
+      </w:r>
+      <w:proofErr w:type="spellStart"/>
+      <w:r>
+        <w:rPr>
+          <w:sz w:val="28"/>
+          <w:szCs w:val="28"/>
+        </w:rPr>
+        <w:t>Answers</w:t>
+      </w:r>
+      <w:proofErr w:type="spellEnd"/>
+      <w:r>
+        <w:rPr>
+          <w:sz w:val="28"/>
+          <w:szCs w:val="28"/>
+        </w:rPr>
+        <w:t xml:space="preserve"> DNS-ответа содержится основная информация, которая является результатом запроса. Это могут быть записи типа A (IPv4-адреса), AAAA (IPv6-адреса), CNAME (каноническое имя), MX (почтовый сервер) и </w:t>
       </w:r>
       <w:r>
         <w:rPr>
@@ -11688,7 +13780,39 @@
           <w:sz w:val="28"/>
           <w:szCs w:val="28"/>
         </w:rPr>
-        <w:t>Каковы имена серверов, возвращающих авторитативный (authoritative) отклик</w:t>
+        <w:t xml:space="preserve">Каковы имена серверов, возвращающих </w:t>
+      </w:r>
+      <w:proofErr w:type="spellStart"/>
+      <w:r>
+        <w:rPr>
+          <w:sz w:val="28"/>
+          <w:szCs w:val="28"/>
+        </w:rPr>
+        <w:t>авторитативный</w:t>
+      </w:r>
+      <w:proofErr w:type="spellEnd"/>
+      <w:r>
+        <w:rPr>
+          <w:sz w:val="28"/>
+          <w:szCs w:val="28"/>
+        </w:rPr>
+        <w:t xml:space="preserve"> (</w:t>
+      </w:r>
+      <w:proofErr w:type="spellStart"/>
+      <w:r>
+        <w:rPr>
+          <w:sz w:val="28"/>
+          <w:szCs w:val="28"/>
+        </w:rPr>
+        <w:t>authoritative</w:t>
+      </w:r>
+      <w:proofErr w:type="spellEnd"/>
+      <w:r>
+        <w:rPr>
+          <w:sz w:val="28"/>
+          <w:szCs w:val="28"/>
+        </w:rPr>
+        <w:t>) отклик</w:t>
       </w:r>
       <w:r>
         <w:rPr>
@@ -11726,7 +13850,55 @@
           <w:sz w:val="28"/>
           <w:szCs w:val="28"/>
         </w:rPr>
-        <w:t>Имена серверов, возвращающих авторитативный (authoritative) отклик, указываются в секции Authority DNS-ответа. Обычно это имена NS-серверов (Name Servers), ответственных за конкретную зону домена. Примеры таких имён: ns1.yandex.ru, ns2.yandex.net и т.п. Именно эти серверы хранят оригинальные записи зоны и могут возвращать достоверные ответы без обращения к другим DNS-серверам</w:t>
+        <w:t xml:space="preserve">Имена серверов, возвращающих </w:t>
+      </w:r>
+      <w:proofErr w:type="spellStart"/>
+      <w:r>
+        <w:rPr>
+          <w:sz w:val="28"/>
+          <w:szCs w:val="28"/>
+        </w:rPr>
+        <w:t>авторитативный</w:t>
+      </w:r>
+      <w:proofErr w:type="spellEnd"/>
+      <w:r>
+        <w:rPr>
+          <w:sz w:val="28"/>
+          <w:szCs w:val="28"/>
+        </w:rPr>
+        <w:t xml:space="preserve"> (</w:t>
+      </w:r>
+      <w:proofErr w:type="spellStart"/>
+      <w:r>
+        <w:rPr>
+          <w:sz w:val="28"/>
+          <w:szCs w:val="28"/>
+        </w:rPr>
+        <w:t>authoritative</w:t>
+      </w:r>
+      <w:proofErr w:type="spellEnd"/>
+      <w:r>
+        <w:rPr>
+          <w:sz w:val="28"/>
+          <w:szCs w:val="28"/>
+        </w:rPr>
+        <w:t xml:space="preserve">) отклик, указываются в секции Authority DNS-ответа. Обычно это имена NS-серверов (Name </w:t>
+      </w:r>
+      <w:proofErr w:type="spellStart"/>
+      <w:r>
+        <w:rPr>
+          <w:sz w:val="28"/>
+          <w:szCs w:val="28"/>
+        </w:rPr>
+        <w:t>Servers</w:t>
+      </w:r>
+      <w:proofErr w:type="spellEnd"/>
+      <w:r>
+        <w:rPr>
+          <w:sz w:val="28"/>
+          <w:szCs w:val="28"/>
+        </w:rPr>
+        <w:t>), ответственных за конкретную зону домена. Примеры таких имён: ns1.yandex.ru, ns2.yandex.net и т.п. Именно эти серверы хранят оригинальные записи зоны и могут возвращать достоверные ответы без обращения к другим DNS-серверам</w:t>
       </w:r>
     </w:p>
     <w:p>
@@ -11828,6 +14000,7 @@
         <w:rPr>
           <w:sz w:val="28"/>
           <w:szCs w:val="28"/>
+          <w:lang w:val="en-GB"/>
         </w:rPr>
       </w:pPr>
       <w:r>
@@ -11853,7 +14026,87 @@
           <w:sz w:val="28"/>
           <w:szCs w:val="28"/>
         </w:rPr>
-        <w:t>В пункте 1 при исследовании трафика, создаваемого утилитой ping, были изучены ICMP Echo Request и Echo Reply пакеты, а также механизм фрагментации IP-пакетов при превышении MTU. Это позволило понять принципы проверки доступности узлов и целостности передачи данных.</w:t>
+        <w:t xml:space="preserve">В пункте 1 при исследовании трафика, создаваемого утилитой </w:t>
+      </w:r>
+      <w:proofErr w:type="spellStart"/>
+      <w:r>
+        <w:rPr>
+          <w:sz w:val="28"/>
+          <w:szCs w:val="28"/>
+        </w:rPr>
+        <w:t>ping</w:t>
+      </w:r>
+      <w:proofErr w:type="spellEnd"/>
+      <w:r>
+        <w:rPr>
+          <w:sz w:val="28"/>
+          <w:szCs w:val="28"/>
+        </w:rPr>
+        <w:t xml:space="preserve">, были изучены ICMP </w:t>
+      </w:r>
+      <w:proofErr w:type="spellStart"/>
+      <w:r>
+        <w:rPr>
+          <w:sz w:val="28"/>
+          <w:szCs w:val="28"/>
+        </w:rPr>
+        <w:t>Echo</w:t>
+      </w:r>
+      <w:proofErr w:type="spellEnd"/>
+      <w:r>
+        <w:rPr>
+          <w:sz w:val="28"/>
+          <w:szCs w:val="28"/>
+        </w:rPr>
+        <w:t xml:space="preserve"> </w:t>
+      </w:r>
+      <w:proofErr w:type="spellStart"/>
+      <w:r>
+        <w:rPr>
+          <w:sz w:val="28"/>
+          <w:szCs w:val="28"/>
+        </w:rPr>
+        <w:t>Request</w:t>
+      </w:r>
+      <w:proofErr w:type="spellEnd"/>
+      <w:r>
+        <w:rPr>
+          <w:sz w:val="28"/>
+          <w:szCs w:val="28"/>
+        </w:rPr>
+        <w:t xml:space="preserve"> и </w:t>
+      </w:r>
+      <w:proofErr w:type="spellStart"/>
+      <w:r>
+        <w:rPr>
+          <w:sz w:val="28"/>
+          <w:szCs w:val="28"/>
+        </w:rPr>
+        <w:t>Echo</w:t>
+      </w:r>
+      <w:proofErr w:type="spellEnd"/>
+      <w:r>
+        <w:rPr>
+          <w:sz w:val="28"/>
+          <w:szCs w:val="28"/>
+        </w:rPr>
+        <w:t xml:space="preserve"> </w:t>
+      </w:r>
+      <w:proofErr w:type="spellStart"/>
+      <w:r>
+        <w:rPr>
+          <w:sz w:val="28"/>
+          <w:szCs w:val="28"/>
+        </w:rPr>
+        <w:t>Reply</w:t>
+      </w:r>
+      <w:proofErr w:type="spellEnd"/>
+      <w:r>
+        <w:rPr>
+          <w:sz w:val="28"/>
+          <w:szCs w:val="28"/>
+        </w:rPr>
+        <w:t xml:space="preserve"> пакеты, а также механизм фрагментации IP-пакетов при превышении MTU. Это позволило понять принципы проверки доступности узлов и целостности передачи данных.</w:t>
       </w:r>
     </w:p>
     <w:p>
@@ -11871,7 +14124,71 @@
           <w:sz w:val="28"/>
           <w:szCs w:val="28"/>
         </w:rPr>
-        <w:t>В пункте 2 при анализе трафика утилиты tracert было показано, как с помощью постепенного увеличения значения TTL можно определить маршрут следования пакетов до целевого узла. Были выявлены различия между ICMP Echo Reply и ICMP Time Exceeded, что демонстрирует работу протокола при диагностике сети.</w:t>
+        <w:t xml:space="preserve">В пункте 2 при анализе трафика утилиты </w:t>
+      </w:r>
+      <w:proofErr w:type="spellStart"/>
+      <w:r>
+        <w:rPr>
+          <w:sz w:val="28"/>
+          <w:szCs w:val="28"/>
+        </w:rPr>
+        <w:t>tracert</w:t>
+      </w:r>
+      <w:proofErr w:type="spellEnd"/>
+      <w:r>
+        <w:rPr>
+          <w:sz w:val="28"/>
+          <w:szCs w:val="28"/>
+        </w:rPr>
+        <w:t xml:space="preserve"> было показано, как с помощью постепенного увеличения значения TTL можно определить маршрут следования пакетов до целевого узла. Были выявлены различия между ICMP </w:t>
+      </w:r>
+      <w:proofErr w:type="spellStart"/>
+      <w:r>
+        <w:rPr>
+          <w:sz w:val="28"/>
+          <w:szCs w:val="28"/>
+        </w:rPr>
+        <w:t>Echo</w:t>
+      </w:r>
+      <w:proofErr w:type="spellEnd"/>
+      <w:r>
+        <w:rPr>
+          <w:sz w:val="28"/>
+          <w:szCs w:val="28"/>
+        </w:rPr>
+        <w:t xml:space="preserve"> </w:t>
+      </w:r>
+      <w:proofErr w:type="spellStart"/>
+      <w:r>
+        <w:rPr>
+          <w:sz w:val="28"/>
+          <w:szCs w:val="28"/>
+        </w:rPr>
+        <w:t>Reply</w:t>
+      </w:r>
+      <w:proofErr w:type="spellEnd"/>
+      <w:r>
+        <w:rPr>
+          <w:sz w:val="28"/>
+          <w:szCs w:val="28"/>
+        </w:rPr>
+        <w:t xml:space="preserve"> и ICMP Time </w:t>
+      </w:r>
+      <w:proofErr w:type="spellStart"/>
+      <w:r>
+        <w:rPr>
+          <w:sz w:val="28"/>
+          <w:szCs w:val="28"/>
+        </w:rPr>
+        <w:t>Exceeded</w:t>
+      </w:r>
+      <w:proofErr w:type="spellEnd"/>
+      <w:r>
+        <w:rPr>
+          <w:sz w:val="28"/>
+          <w:szCs w:val="28"/>
+        </w:rPr>
+        <w:t>, что демонстрирует работу протокола при диагностике сети.</w:t>
       </w:r>
     </w:p>
     <w:p>
@@ -11889,7 +14206,55 @@
           <w:sz w:val="28"/>
           <w:szCs w:val="28"/>
         </w:rPr>
-        <w:t>В пункте 3 при анализе HTTP-трафика рассматривались запросы и ответы протокола, включая коды состояния 200 (OK) и 304 (Not Modified), которые показывают успешную передачу данных и использование кеша. Это позволило понять особенности клиент-серверного взаимодействия и роль HTTP в прикладном уровне.</w:t>
+        <w:t>В пункте 3 при анализе HTTP-трафика рассматривались запросы и ответы протокола, включая коды состояния 200 (OK) и 304 (</w:t>
+      </w:r>
+      <w:proofErr w:type="spellStart"/>
+      <w:r>
+        <w:rPr>
+          <w:sz w:val="28"/>
+          <w:szCs w:val="28"/>
+        </w:rPr>
+        <w:t>Not</w:t>
+      </w:r>
+      <w:proofErr w:type="spellEnd"/>
+      <w:r>
+        <w:rPr>
+          <w:sz w:val="28"/>
+          <w:szCs w:val="28"/>
+        </w:rPr>
+        <w:t xml:space="preserve"> </w:t>
+      </w:r>
+      <w:proofErr w:type="spellStart"/>
+      <w:r>
+        <w:rPr>
+          <w:sz w:val="28"/>
+          <w:szCs w:val="28"/>
+        </w:rPr>
+        <w:t>Modified</w:t>
+      </w:r>
+      <w:proofErr w:type="spellEnd"/>
+      <w:r>
+        <w:rPr>
+          <w:sz w:val="28"/>
+          <w:szCs w:val="28"/>
+        </w:rPr>
+        <w:t xml:space="preserve">), которые показывают успешную передачу данных и использование </w:t>
+      </w:r>
+      <w:proofErr w:type="spellStart"/>
+      <w:r>
+        <w:rPr>
+          <w:sz w:val="28"/>
+          <w:szCs w:val="28"/>
+        </w:rPr>
+        <w:t>кеша</w:t>
+      </w:r>
+      <w:proofErr w:type="spellEnd"/>
+      <w:r>
+        <w:rPr>
+          <w:sz w:val="28"/>
+          <w:szCs w:val="28"/>
+        </w:rPr>
+        <w:t>. Это позволило понять особенности клиент-серверного взаимодействия и роль HTTP в прикладном уровне.</w:t>
       </w:r>
     </w:p>
     <w:p>
@@ -11943,7 +14308,39 @@
           <w:sz w:val="28"/>
           <w:szCs w:val="28"/>
         </w:rPr>
-        <w:t>В пункте 6 при анализе трафика утилиты nslookup было продемонстрировано формирование и обработка DNS-запросов различных типов (например, A и NS), что позволило закрепить знания о разрешении имён и авторитативных DNS-серверах.</w:t>
+        <w:t xml:space="preserve">В пункте 6 при анализе трафика утилиты </w:t>
+      </w:r>
+      <w:proofErr w:type="spellStart"/>
+      <w:r>
+        <w:rPr>
+          <w:sz w:val="28"/>
+          <w:szCs w:val="28"/>
+        </w:rPr>
+        <w:t>nslookup</w:t>
+      </w:r>
+      <w:proofErr w:type="spellEnd"/>
+      <w:r>
+        <w:rPr>
+          <w:sz w:val="28"/>
+          <w:szCs w:val="28"/>
+        </w:rPr>
+        <w:t xml:space="preserve"> было продемонстрировано формирование и обработка DNS-запросов различных типов (например, A и NS), что позволило закрепить знания о разрешении имён и </w:t>
+      </w:r>
+      <w:proofErr w:type="spellStart"/>
+      <w:r>
+        <w:rPr>
+          <w:sz w:val="28"/>
+          <w:szCs w:val="28"/>
+        </w:rPr>
+        <w:t>авторитативных</w:t>
+      </w:r>
+      <w:proofErr w:type="spellEnd"/>
+      <w:r>
+        <w:rPr>
+          <w:sz w:val="28"/>
+          <w:szCs w:val="28"/>
+        </w:rPr>
+        <w:t xml:space="preserve"> DNS-серверах.</w:t>
       </w:r>
     </w:p>
     <w:p>
@@ -11964,7 +14361,23 @@
           <w:szCs w:val="28"/>
         </w:rPr>
         <w:lastRenderedPageBreak/>
-        <w:t>В результате выполнения лабораторной работы были закреплены практические навыки работы с анализатором пакетов Wireshark, включая применение фильтров, захват и интерпретацию сетевого трафика. Полученные результаты подтвердили взаимосвязь протоколов разных уровней и их роль в обеспечении сетевого взаимодействия.</w:t>
+        <w:t xml:space="preserve">В результате выполнения лабораторной работы были закреплены практические навыки работы с анализатором пакетов </w:t>
+      </w:r>
+      <w:proofErr w:type="spellStart"/>
+      <w:r>
+        <w:rPr>
+          <w:sz w:val="28"/>
+          <w:szCs w:val="28"/>
+        </w:rPr>
+        <w:t>Wireshark</w:t>
+      </w:r>
+      <w:proofErr w:type="spellEnd"/>
+      <w:r>
+        <w:rPr>
+          <w:sz w:val="28"/>
+          <w:szCs w:val="28"/>
+        </w:rPr>
+        <w:t>, включая применение фильтров, захват и интерпретацию сетевого трафика. Полученные результаты подтвердили взаимосвязь протоколов разных уровней и их роль в обеспечении сетевого взаимодействия.</w:t>
       </w:r>
     </w:p>
     <w:sectPr>
